--- a/input/ISO_TS_22741-10.docx
+++ b/input/ISO_TS_22741-10.docx
@@ -1,10 +1,10 @@
 
 <file path=word/document.xml><?xml version="1.0" encoding="utf-8"?>
-<w:document xmlns:wpc="http://schemas.microsoft.com/office/word/2010/wordprocessingCanvas" xmlns:cx="http://schemas.microsoft.com/office/drawing/2014/chartex" xmlns:cx1="http://schemas.microsoft.com/office/drawing/2015/9/8/chartex" xmlns:mc="http://schemas.openxmlformats.org/markup-compatibility/2006" xmlns:o="urn:schemas-microsoft-com:office:office" xmlns:r="http://schemas.openxmlformats.org/officeDocument/2006/relationships" xmlns:m="http://schemas.openxmlformats.org/officeDocument/2006/math" xmlns:v="urn:schemas-microsoft-com:vml" xmlns:wp14="http://schemas.microsoft.com/office/word/2010/wordprocessingDrawing" xmlns:wp="http://schemas.openxmlformats.org/drawingml/2006/wordprocessingDrawing" xmlns:w10="urn:schemas-microsoft-com:office:word" xmlns:w="http://schemas.openxmlformats.org/wordprocessingml/2006/main" xmlns:w14="http://schemas.microsoft.com/office/word/2010/wordml" xmlns:w15="http://schemas.microsoft.com/office/word/2012/wordml" xmlns:w16se="http://schemas.microsoft.com/office/word/2015/wordml/symex" xmlns:wpg="http://schemas.microsoft.com/office/word/2010/wordprocessingGroup" xmlns:wpi="http://schemas.microsoft.com/office/word/2010/wordprocessingInk" xmlns:wne="http://schemas.microsoft.com/office/word/2006/wordml" xmlns:wps="http://schemas.microsoft.com/office/word/2010/wordprocessingShape" mc:Ignorable="w14 w15 w16se wp14">
+<w:document xmlns:wpc="http://schemas.microsoft.com/office/word/2010/wordprocessingCanvas" xmlns:cx="http://schemas.microsoft.com/office/drawing/2014/chartex" xmlns:cx1="http://schemas.microsoft.com/office/drawing/2015/9/8/chartex" xmlns:cx2="http://schemas.microsoft.com/office/drawing/2015/10/21/chartex" xmlns:cx3="http://schemas.microsoft.com/office/drawing/2016/5/9/chartex" xmlns:cx4="http://schemas.microsoft.com/office/drawing/2016/5/10/chartex" xmlns:cx5="http://schemas.microsoft.com/office/drawing/2016/5/11/chartex" xmlns:cx6="http://schemas.microsoft.com/office/drawing/2016/5/12/chartex" xmlns:cx7="http://schemas.microsoft.com/office/drawing/2016/5/13/chartex" xmlns:cx8="http://schemas.microsoft.com/office/drawing/2016/5/14/chartex" xmlns:mc="http://schemas.openxmlformats.org/markup-compatibility/2006" xmlns:aink="http://schemas.microsoft.com/office/drawing/2016/ink" xmlns:am3d="http://schemas.microsoft.com/office/drawing/2017/model3d" xmlns:o="urn:schemas-microsoft-com:office:office" xmlns:oel="http://schemas.microsoft.com/office/2019/extlst" xmlns:r="http://schemas.openxmlformats.org/officeDocument/2006/relationships" xmlns:m="http://schemas.openxmlformats.org/officeDocument/2006/math" xmlns:v="urn:schemas-microsoft-com:vml" xmlns:wp14="http://schemas.microsoft.com/office/word/2010/wordprocessingDrawing" xmlns:wp="http://schemas.openxmlformats.org/drawingml/2006/wordprocessingDrawing" xmlns:w10="urn:schemas-microsoft-com:office:word" xmlns:w="http://schemas.openxmlformats.org/wordprocessingml/2006/main" xmlns:w14="http://schemas.microsoft.com/office/word/2010/wordml" xmlns:w15="http://schemas.microsoft.com/office/word/2012/wordml" xmlns:w16cex="http://schemas.microsoft.com/office/word/2018/wordml/cex" xmlns:w16cid="http://schemas.microsoft.com/office/word/2016/wordml/cid" xmlns:w16="http://schemas.microsoft.com/office/word/2018/wordml" xmlns:w16du="http://schemas.microsoft.com/office/word/2023/wordml/word16du" xmlns:w16sdtdh="http://schemas.microsoft.com/office/word/2020/wordml/sdtdatahash" xmlns:w16sdtfl="http://schemas.microsoft.com/office/word/2024/wordml/sdtformatlock" xmlns:w16se="http://schemas.microsoft.com/office/word/2015/wordml/symex" xmlns:wpg="http://schemas.microsoft.com/office/word/2010/wordprocessingGroup" xmlns:wpi="http://schemas.microsoft.com/office/word/2010/wordprocessingInk" xmlns:wne="http://schemas.microsoft.com/office/word/2006/wordml" xmlns:wps="http://schemas.microsoft.com/office/word/2010/wordprocessingShape" mc:Ignorable="w14 w15 w16se w16cid w16 w16cex w16sdtdh w16sdtfl w16du wp14">
   <w:body>
     <w:p>
       <w:pPr>
-        <w:pStyle w:val="Nzev"/>
+        <w:pStyle w:val="Title"/>
         <w:spacing w:before="0"/>
         <w:outlineLvl w:val="9"/>
         <w:rPr>
@@ -47,7 +47,6 @@
           <w:lang w:val="en-GB"/>
         </w:rPr>
       </w:pPr>
-      <w:proofErr w:type="spellStart"/>
       <w:r>
         <w:rPr>
           <w:b/>
@@ -57,331 +56,7 @@
           <w:szCs w:val="19"/>
           <w:lang w:val="en-GB"/>
         </w:rPr>
-        <w:t>This</w:t>
-      </w:r>
-      <w:proofErr w:type="spellEnd"/>
-      <w:r>
-        <w:rPr>
-          <w:b/>
-          <w:i/>
-          <w:color w:val="003366"/>
-          <w:sz w:val="19"/>
-          <w:szCs w:val="19"/>
-          <w:lang w:val="en-GB"/>
-        </w:rPr>
-        <w:t xml:space="preserve"> </w:t>
-      </w:r>
-      <w:proofErr w:type="spellStart"/>
-      <w:r>
-        <w:rPr>
-          <w:b/>
-          <w:i/>
-          <w:color w:val="003366"/>
-          <w:sz w:val="19"/>
-          <w:szCs w:val="19"/>
-          <w:lang w:val="en-GB"/>
-        </w:rPr>
-        <w:t>Extract</w:t>
-      </w:r>
-      <w:proofErr w:type="spellEnd"/>
-      <w:r>
-        <w:rPr>
-          <w:b/>
-          <w:i/>
-          <w:color w:val="003366"/>
-          <w:sz w:val="19"/>
-          <w:szCs w:val="19"/>
-          <w:lang w:val="en-GB"/>
-        </w:rPr>
-        <w:t xml:space="preserve"> </w:t>
-      </w:r>
-      <w:proofErr w:type="spellStart"/>
-      <w:r>
-        <w:rPr>
-          <w:b/>
-          <w:i/>
-          <w:color w:val="003366"/>
-          <w:sz w:val="19"/>
-          <w:szCs w:val="19"/>
-          <w:lang w:val="en-GB"/>
-        </w:rPr>
-        <w:t>does</w:t>
-      </w:r>
-      <w:proofErr w:type="spellEnd"/>
-      <w:r>
-        <w:rPr>
-          <w:b/>
-          <w:i/>
-          <w:color w:val="003366"/>
-          <w:sz w:val="19"/>
-          <w:szCs w:val="19"/>
-          <w:lang w:val="en-GB"/>
-        </w:rPr>
-        <w:t xml:space="preserve"> not </w:t>
-      </w:r>
-      <w:proofErr w:type="spellStart"/>
-      <w:r>
-        <w:rPr>
-          <w:b/>
-          <w:i/>
-          <w:color w:val="003366"/>
-          <w:sz w:val="19"/>
-          <w:szCs w:val="19"/>
-          <w:lang w:val="en-GB"/>
-        </w:rPr>
-        <w:t>replace</w:t>
-      </w:r>
-      <w:proofErr w:type="spellEnd"/>
-      <w:r>
-        <w:rPr>
-          <w:b/>
-          <w:i/>
-          <w:color w:val="003366"/>
-          <w:sz w:val="19"/>
-          <w:szCs w:val="19"/>
-          <w:lang w:val="en-GB"/>
-        </w:rPr>
-        <w:t xml:space="preserve"> </w:t>
-      </w:r>
-      <w:proofErr w:type="spellStart"/>
-      <w:r>
-        <w:rPr>
-          <w:b/>
-          <w:i/>
-          <w:color w:val="003366"/>
-          <w:sz w:val="19"/>
-          <w:szCs w:val="19"/>
-          <w:lang w:val="en-GB"/>
-        </w:rPr>
-        <w:t>the</w:t>
-      </w:r>
-      <w:proofErr w:type="spellEnd"/>
-      <w:r>
-        <w:rPr>
-          <w:b/>
-          <w:i/>
-          <w:color w:val="003366"/>
-          <w:sz w:val="19"/>
-          <w:szCs w:val="19"/>
-          <w:lang w:val="en-GB"/>
-        </w:rPr>
-        <w:t xml:space="preserve"> </w:t>
-      </w:r>
-      <w:proofErr w:type="spellStart"/>
-      <w:r>
-        <w:rPr>
-          <w:b/>
-          <w:i/>
-          <w:color w:val="003366"/>
-          <w:sz w:val="19"/>
-          <w:szCs w:val="19"/>
-          <w:lang w:val="en-GB"/>
-        </w:rPr>
-        <w:t>technical</w:t>
-      </w:r>
-      <w:proofErr w:type="spellEnd"/>
-      <w:r>
-        <w:rPr>
-          <w:b/>
-          <w:i/>
-          <w:color w:val="003366"/>
-          <w:sz w:val="19"/>
-          <w:szCs w:val="19"/>
-          <w:lang w:val="en-GB"/>
-        </w:rPr>
-        <w:t xml:space="preserve"> standard </w:t>
-      </w:r>
-      <w:proofErr w:type="spellStart"/>
-      <w:r>
-        <w:rPr>
-          <w:b/>
-          <w:i/>
-          <w:color w:val="003366"/>
-          <w:sz w:val="19"/>
-          <w:szCs w:val="19"/>
-          <w:lang w:val="en-GB"/>
-        </w:rPr>
-        <w:t>itself</w:t>
-      </w:r>
-      <w:proofErr w:type="spellEnd"/>
-      <w:r>
-        <w:rPr>
-          <w:b/>
-          <w:i/>
-          <w:color w:val="003366"/>
-          <w:sz w:val="19"/>
-          <w:szCs w:val="19"/>
-          <w:lang w:val="en-GB"/>
-        </w:rPr>
-        <w:t xml:space="preserve">; </w:t>
-      </w:r>
-      <w:proofErr w:type="spellStart"/>
-      <w:r>
-        <w:rPr>
-          <w:b/>
-          <w:i/>
-          <w:color w:val="003366"/>
-          <w:sz w:val="19"/>
-          <w:szCs w:val="19"/>
-          <w:lang w:val="en-GB"/>
-        </w:rPr>
-        <w:t>it</w:t>
-      </w:r>
-      <w:proofErr w:type="spellEnd"/>
-      <w:r>
-        <w:rPr>
-          <w:b/>
-          <w:i/>
-          <w:color w:val="003366"/>
-          <w:sz w:val="19"/>
-          <w:szCs w:val="19"/>
-          <w:lang w:val="en-GB"/>
-        </w:rPr>
-        <w:t xml:space="preserve"> </w:t>
-      </w:r>
-      <w:proofErr w:type="spellStart"/>
-      <w:r>
-        <w:rPr>
-          <w:b/>
-          <w:i/>
-          <w:color w:val="003366"/>
-          <w:sz w:val="19"/>
-          <w:szCs w:val="19"/>
-          <w:lang w:val="en-GB"/>
-        </w:rPr>
-        <w:t>is</w:t>
-      </w:r>
-      <w:proofErr w:type="spellEnd"/>
-      <w:r>
-        <w:rPr>
-          <w:b/>
-          <w:i/>
-          <w:color w:val="003366"/>
-          <w:sz w:val="19"/>
-          <w:szCs w:val="19"/>
-          <w:lang w:val="en-GB"/>
-        </w:rPr>
-        <w:t xml:space="preserve"> </w:t>
-      </w:r>
-      <w:proofErr w:type="spellStart"/>
-      <w:r>
-        <w:rPr>
-          <w:b/>
-          <w:i/>
-          <w:color w:val="003366"/>
-          <w:sz w:val="19"/>
-          <w:szCs w:val="19"/>
-          <w:lang w:val="en-GB"/>
-        </w:rPr>
-        <w:t>only</w:t>
-      </w:r>
-      <w:proofErr w:type="spellEnd"/>
-      <w:r>
-        <w:rPr>
-          <w:b/>
-          <w:i/>
-          <w:color w:val="003366"/>
-          <w:sz w:val="19"/>
-          <w:szCs w:val="19"/>
-          <w:lang w:val="en-GB"/>
-        </w:rPr>
-        <w:t xml:space="preserve"> </w:t>
-      </w:r>
-      <w:proofErr w:type="spellStart"/>
-      <w:r>
-        <w:rPr>
-          <w:b/>
-          <w:i/>
-          <w:color w:val="003366"/>
-          <w:sz w:val="19"/>
-          <w:szCs w:val="19"/>
-          <w:lang w:val="en-GB"/>
-        </w:rPr>
-        <w:t>informative</w:t>
-      </w:r>
-      <w:proofErr w:type="spellEnd"/>
-      <w:r>
-        <w:rPr>
-          <w:b/>
-          <w:i/>
-          <w:color w:val="003366"/>
-          <w:sz w:val="19"/>
-          <w:szCs w:val="19"/>
-          <w:lang w:val="en-GB"/>
-        </w:rPr>
-        <w:t xml:space="preserve"> </w:t>
-      </w:r>
-      <w:proofErr w:type="spellStart"/>
-      <w:r>
-        <w:rPr>
-          <w:b/>
-          <w:i/>
-          <w:color w:val="003366"/>
-          <w:sz w:val="19"/>
-          <w:szCs w:val="19"/>
-          <w:lang w:val="en-GB"/>
-        </w:rPr>
-        <w:t>material</w:t>
-      </w:r>
-      <w:proofErr w:type="spellEnd"/>
-      <w:r>
-        <w:rPr>
-          <w:b/>
-          <w:i/>
-          <w:color w:val="003366"/>
-          <w:sz w:val="19"/>
-          <w:szCs w:val="19"/>
-          <w:lang w:val="en-GB"/>
-        </w:rPr>
-        <w:t xml:space="preserve"> </w:t>
-      </w:r>
-      <w:proofErr w:type="spellStart"/>
-      <w:r>
-        <w:rPr>
-          <w:b/>
-          <w:i/>
-          <w:color w:val="003366"/>
-          <w:sz w:val="19"/>
-          <w:szCs w:val="19"/>
-          <w:lang w:val="en-GB"/>
-        </w:rPr>
-        <w:t>about</w:t>
-      </w:r>
-      <w:proofErr w:type="spellEnd"/>
-      <w:r>
-        <w:rPr>
-          <w:b/>
-          <w:i/>
-          <w:color w:val="003366"/>
-          <w:sz w:val="19"/>
-          <w:szCs w:val="19"/>
-          <w:lang w:val="en-GB"/>
-        </w:rPr>
-        <w:t xml:space="preserve"> </w:t>
-      </w:r>
-      <w:proofErr w:type="spellStart"/>
-      <w:r>
-        <w:rPr>
-          <w:b/>
-          <w:i/>
-          <w:color w:val="003366"/>
-          <w:sz w:val="19"/>
-          <w:szCs w:val="19"/>
-          <w:lang w:val="en-GB"/>
-        </w:rPr>
-        <w:t>the</w:t>
-      </w:r>
-      <w:proofErr w:type="spellEnd"/>
-      <w:r>
-        <w:rPr>
-          <w:b/>
-          <w:i/>
-          <w:color w:val="003366"/>
-          <w:sz w:val="19"/>
-          <w:szCs w:val="19"/>
-          <w:lang w:val="en-GB"/>
-        </w:rPr>
-        <w:t xml:space="preserve"> standard.</w:t>
+        <w:t>This Extract does not replace the technical standard itself; it is only informative material about the standard.</w:t>
       </w:r>
     </w:p>
     <w:tbl>
@@ -493,7 +168,7 @@
     </w:tbl>
     <w:p>
       <w:pPr>
-        <w:pStyle w:val="Titulek"/>
+        <w:pStyle w:val="Caption"/>
         <w:jc w:val="right"/>
       </w:pPr>
       <w:r>
@@ -601,7 +276,7 @@
     </w:p>
     <w:p>
       <w:pPr>
-        <w:pStyle w:val="Nadpis1"/>
+        <w:pStyle w:val="Heading1"/>
       </w:pPr>
       <w:r>
         <w:t>Introduction</w:t>
@@ -618,7 +293,55 @@
       </w:r>
       <w:proofErr w:type="spellEnd"/>
       <w:r>
-        <w:t xml:space="preserve"> ISO 22741-10 standard (hereinafter referred to as 'the described document') is part of a set of standards that define the principles of </w:t>
+        <w:t xml:space="preserve"> ISO 22741-10 standard (hereinafter referred to as 'the described document') is part of a set of </w:t>
+      </w:r>
+      <w:proofErr w:type="spellStart"/>
+      <w:r>
+        <w:t>standards</w:t>
+      </w:r>
+      <w:proofErr w:type="spellEnd"/>
+      <w:r>
+        <w:t xml:space="preserve"> </w:t>
+      </w:r>
+      <w:proofErr w:type="spellStart"/>
+      <w:r>
+        <w:t>that</w:t>
+      </w:r>
+      <w:proofErr w:type="spellEnd"/>
+      <w:r>
+        <w:t xml:space="preserve"> </w:t>
+      </w:r>
+      <w:proofErr w:type="spellStart"/>
+      <w:r>
+        <w:t>define</w:t>
+      </w:r>
+      <w:proofErr w:type="spellEnd"/>
+      <w:r>
+        <w:t xml:space="preserve"> </w:t>
+      </w:r>
+      <w:proofErr w:type="spellStart"/>
+      <w:r>
+        <w:t>the</w:t>
+      </w:r>
+      <w:proofErr w:type="spellEnd"/>
+      <w:r>
+        <w:t xml:space="preserve"> </w:t>
+      </w:r>
+      <w:proofErr w:type="spellStart"/>
+      <w:r>
+        <w:t>principles</w:t>
+      </w:r>
+      <w:proofErr w:type="spellEnd"/>
+      <w:r>
+        <w:t xml:space="preserve"> </w:t>
+      </w:r>
+      <w:proofErr w:type="spellStart"/>
+      <w:r>
+        <w:t>of</w:t>
+      </w:r>
+      <w:proofErr w:type="spellEnd"/>
+      <w:r>
+        <w:t xml:space="preserve"> </w:t>
       </w:r>
       <w:proofErr w:type="spellStart"/>
       <w:r>
@@ -706,7 +429,39 @@
       </w:r>
       <w:proofErr w:type="spellEnd"/>
       <w:r>
-        <w:t xml:space="preserve"> DATEX II, which serves for the exchange of traffic data between various information systems).</w:t>
+        <w:t xml:space="preserve"> DATEX II, </w:t>
+      </w:r>
+      <w:proofErr w:type="spellStart"/>
+      <w:r>
+        <w:t>which</w:t>
+      </w:r>
+      <w:proofErr w:type="spellEnd"/>
+      <w:r>
+        <w:t xml:space="preserve"> </w:t>
+      </w:r>
+      <w:proofErr w:type="spellStart"/>
+      <w:r>
+        <w:t>serves</w:t>
+      </w:r>
+      <w:proofErr w:type="spellEnd"/>
+      <w:r>
+        <w:t xml:space="preserve"> </w:t>
+      </w:r>
+      <w:proofErr w:type="spellStart"/>
+      <w:r>
+        <w:t>for</w:t>
+      </w:r>
+      <w:proofErr w:type="spellEnd"/>
+      <w:r>
+        <w:t xml:space="preserve"> </w:t>
+      </w:r>
+      <w:proofErr w:type="spellStart"/>
+      <w:r>
+        <w:t>the</w:t>
+      </w:r>
+      <w:proofErr w:type="spellEnd"/>
+      <w:r>
+        <w:t xml:space="preserve"> exchange of traffic data between various information systems).</w:t>
       </w:r>
     </w:p>
     <w:p>
@@ -715,7 +470,47 @@
         <w:jc w:val="both"/>
       </w:pPr>
       <w:r>
-        <w:t xml:space="preserve">The described document focuses on defining the requirements for the format and method of bidirectional data exchange between Variable </w:t>
+        <w:t xml:space="preserve">The described document focuses on defining the requirements for the format and method </w:t>
+      </w:r>
+      <w:proofErr w:type="spellStart"/>
+      <w:r>
+        <w:t>of</w:t>
+      </w:r>
+      <w:proofErr w:type="spellEnd"/>
+      <w:r>
+        <w:t xml:space="preserve"> </w:t>
+      </w:r>
+      <w:proofErr w:type="spellStart"/>
+      <w:r>
+        <w:t>bidirectional</w:t>
+      </w:r>
+      <w:proofErr w:type="spellEnd"/>
+      <w:r>
+        <w:t xml:space="preserve"> data </w:t>
+      </w:r>
+      <w:proofErr w:type="spellStart"/>
+      <w:r>
+        <w:t>exchange</w:t>
+      </w:r>
+      <w:proofErr w:type="spellEnd"/>
+      <w:r>
+        <w:t xml:space="preserve"> </w:t>
+      </w:r>
+      <w:proofErr w:type="spellStart"/>
+      <w:r>
+        <w:t>between</w:t>
+      </w:r>
+      <w:proofErr w:type="spellEnd"/>
+      <w:r>
+        <w:t xml:space="preserve"> </w:t>
+      </w:r>
+      <w:proofErr w:type="spellStart"/>
+      <w:r>
+        <w:t>Variable</w:t>
+      </w:r>
+      <w:proofErr w:type="spellEnd"/>
+      <w:r>
+        <w:t xml:space="preserve"> </w:t>
       </w:r>
       <w:proofErr w:type="spellStart"/>
       <w:r>
@@ -795,7 +590,23 @@
       </w:r>
       <w:proofErr w:type="spellEnd"/>
       <w:r>
-        <w:t xml:space="preserve"> and efficient traffic management on the communication network.</w:t>
+        <w:t xml:space="preserve"> and </w:t>
+      </w:r>
+      <w:proofErr w:type="spellStart"/>
+      <w:r>
+        <w:t>efficient</w:t>
+      </w:r>
+      <w:proofErr w:type="spellEnd"/>
+      <w:r>
+        <w:t xml:space="preserve"> </w:t>
+      </w:r>
+      <w:proofErr w:type="spellStart"/>
+      <w:r>
+        <w:t>traffic</w:t>
+      </w:r>
+      <w:proofErr w:type="spellEnd"/>
+      <w:r>
+        <w:t xml:space="preserve"> management on the communication network.</w:t>
       </w:r>
     </w:p>
     <w:p>
@@ -828,7 +639,7 @@
     </w:p>
     <w:p>
       <w:pPr>
-        <w:pStyle w:val="Nadpis1"/>
+        <w:pStyle w:val="Heading1"/>
       </w:pPr>
       <w:r>
         <w:t>Usage</w:t>
@@ -846,7 +657,7 @@
     <w:bookmarkEnd w:id="0"/>
     <w:p>
       <w:pPr>
-        <w:pStyle w:val="Nadpis1"/>
+        <w:pStyle w:val="Heading1"/>
       </w:pPr>
       <w:r>
         <w:t>Scope</w:t>
@@ -864,7 +675,7 @@
     </w:p>
     <w:p>
       <w:pPr>
-        <w:pStyle w:val="Nadpis1"/>
+        <w:pStyle w:val="Heading1"/>
       </w:pPr>
       <w:r>
         <w:t>Related Documents</w:t>
@@ -890,7 +701,7 @@
     </w:p>
     <w:p>
       <w:pPr>
-        <w:pStyle w:val="Nadpis1"/>
+        <w:pStyle w:val="Heading1"/>
       </w:pPr>
       <w:r>
         <w:t>3</w:t>
@@ -1092,15 +903,7 @@
       </w:r>
       <w:proofErr w:type="spellEnd"/>
       <w:r>
-        <w:t xml:space="preserve"> provides application, management and/or administrative functions from a centralized location (</w:t>
-      </w:r>
-      <w:proofErr w:type="gramStart"/>
-      <w:r>
-        <w:t>i.e. not</w:t>
-      </w:r>
-      <w:proofErr w:type="gramEnd"/>
-      <w:r>
-        <w:t xml:space="preserve"> at the roadside)</w:t>
+        <w:t xml:space="preserve"> provides application, management and/or administrative functions from a centralized location (i.e. not at the roadside)</w:t>
       </w:r>
     </w:p>
     <w:p>
@@ -1152,15 +955,7 @@
       </w:r>
       <w:proofErr w:type="spellEnd"/>
       <w:r>
-        <w:t xml:space="preserve"> of data elements, data frames, or data elements and data frames, that </w:t>
-      </w:r>
-      <w:proofErr w:type="gramStart"/>
-      <w:r>
-        <w:t>is used</w:t>
-      </w:r>
-      <w:proofErr w:type="gramEnd"/>
-      <w:r>
-        <w:t xml:space="preserve"> to convey a complete set of information</w:t>
+        <w:t xml:space="preserve"> of data elements, data frames, or data elements and data frames, that is used to convey a complete set of information</w:t>
       </w:r>
     </w:p>
     <w:p>
@@ -1183,7 +978,6 @@
         <w:t xml:space="preserve"> management </w:t>
       </w:r>
       <w:proofErr w:type="spellStart"/>
-      <w:proofErr w:type="gramStart"/>
       <w:r>
         <w:rPr>
           <w:b/>
@@ -1191,17 +985,11 @@
         <w:t>system</w:t>
       </w:r>
       <w:proofErr w:type="spellEnd"/>
-      <w:proofErr w:type="gramEnd"/>
       <w:r>
         <w:t xml:space="preserve"> –</w:t>
       </w:r>
-      <w:proofErr w:type="gramStart"/>
-      <w:r>
-        <w:t>centre</w:t>
-      </w:r>
-      <w:proofErr w:type="gramEnd"/>
-      <w:r>
-        <w:t xml:space="preserve"> </w:t>
+      <w:r>
+        <w:t xml:space="preserve">centre </w:t>
       </w:r>
       <w:proofErr w:type="spellStart"/>
       <w:r>
@@ -1308,7 +1096,7 @@
     </w:p>
     <w:p>
       <w:pPr>
-        <w:pStyle w:val="Nadpis1"/>
+        <w:pStyle w:val="Heading1"/>
       </w:pPr>
       <w:r>
         <w:lastRenderedPageBreak/>
@@ -1376,7 +1164,19 @@
         <w:t>AP-DATEX</w:t>
       </w:r>
       <w:r>
-        <w:tab/>
+        <w:rPr>
+          <w:b/>
+        </w:rPr>
+        <w:t xml:space="preserve"> </w:t>
+      </w:r>
+      <w:r>
+        <w:rPr>
+          <w:rFonts w:ascii="Roboto" w:hAnsi="Roboto"/>
+          <w:sz w:val="26"/>
+          <w:szCs w:val="26"/>
+          <w:shd w:val="clear" w:color="auto" w:fill="FFFFFF"/>
+        </w:rPr>
+        <w:t xml:space="preserve">– </w:t>
       </w:r>
       <w:proofErr w:type="spellStart"/>
       <w:r>
@@ -1410,7 +1210,16 @@
         <w:rPr>
           <w:b/>
         </w:rPr>
-        <w:tab/>
+        <w:t xml:space="preserve"> </w:t>
+      </w:r>
+      <w:r>
+        <w:rPr>
+          <w:rFonts w:ascii="Roboto" w:hAnsi="Roboto"/>
+          <w:sz w:val="26"/>
+          <w:szCs w:val="26"/>
+          <w:shd w:val="clear" w:color="auto" w:fill="FFFFFF"/>
+        </w:rPr>
+        <w:t xml:space="preserve">– </w:t>
       </w:r>
       <w:proofErr w:type="spellStart"/>
       <w:r>
@@ -1442,8 +1251,29 @@
         <w:spacing w:after="120" w:line="276" w:lineRule="auto"/>
         <w:jc w:val="both"/>
       </w:pPr>
-      <w:r>
-        <w:t xml:space="preserve">Other terms and abbreviations </w:t>
+      <w:proofErr w:type="spellStart"/>
+      <w:r>
+        <w:t>Other</w:t>
+      </w:r>
+      <w:proofErr w:type="spellEnd"/>
+      <w:r>
+        <w:t xml:space="preserve"> </w:t>
+      </w:r>
+      <w:proofErr w:type="spellStart"/>
+      <w:r>
+        <w:t>terms</w:t>
+      </w:r>
+      <w:proofErr w:type="spellEnd"/>
+      <w:r>
+        <w:t xml:space="preserve"> and </w:t>
+      </w:r>
+      <w:proofErr w:type="spellStart"/>
+      <w:r>
+        <w:t>abbreviations</w:t>
+      </w:r>
+      <w:proofErr w:type="spellEnd"/>
+      <w:r>
+        <w:t xml:space="preserve"> </w:t>
       </w:r>
       <w:proofErr w:type="spellStart"/>
       <w:r>
@@ -1523,7 +1353,7 @@
       <w:hyperlink r:id="rId8" w:history="1">
         <w:r>
           <w:rPr>
-            <w:rStyle w:val="Hypertextovodkaz"/>
+            <w:rStyle w:val="Hyperlink"/>
           </w:rPr>
           <w:t>www.itsterminology.org</w:t>
         </w:r>
@@ -1542,12 +1372,14 @@
       <w:r>
         <w:t xml:space="preserve"> </w:t>
       </w:r>
+      <w:proofErr w:type="spellStart"/>
       <w:r>
         <w:rPr>
           <w:i/>
         </w:rPr>
         <w:t>StandardLand</w:t>
       </w:r>
+      <w:proofErr w:type="spellEnd"/>
       <w:r>
         <w:t xml:space="preserve"> </w:t>
       </w:r>
@@ -1562,7 +1394,7 @@
       <w:hyperlink r:id="rId9" w:history="1">
         <w:r>
           <w:rPr>
-            <w:rStyle w:val="Hypertextovodkaz"/>
+            <w:rStyle w:val="Hyperlink"/>
           </w:rPr>
           <w:t>www.standardland.cz</w:t>
         </w:r>
@@ -1609,7 +1441,7 @@
       <w:hyperlink r:id="rId10" w:history="1">
         <w:r>
           <w:rPr>
-            <w:rStyle w:val="Hypertextovodkaz"/>
+            <w:rStyle w:val="Hyperlink"/>
           </w:rPr>
           <w:t>www.iso.org/obp</w:t>
         </w:r>
@@ -1620,7 +1452,7 @@
     </w:p>
     <w:p>
       <w:pPr>
-        <w:pStyle w:val="Nadpis1"/>
+        <w:pStyle w:val="Heading1"/>
       </w:pPr>
       <w:r>
         <w:t>5</w:t>
@@ -1664,19 +1496,11 @@
           <w:b/>
         </w:rPr>
       </w:pPr>
-      <w:proofErr w:type="gramStart"/>
       <w:r>
         <w:rPr>
           <w:b/>
         </w:rPr>
-        <w:t>Table</w:t>
-      </w:r>
-      <w:proofErr w:type="gramEnd"/>
-      <w:r>
-        <w:rPr>
-          <w:b/>
-        </w:rPr>
-        <w:t xml:space="preserve"> 1 — User </w:t>
+        <w:t xml:space="preserve">Table 1 — User </w:t>
       </w:r>
       <w:proofErr w:type="spellStart"/>
       <w:r>
@@ -2104,12 +1928,12 @@
     </w:tbl>
     <w:p>
       <w:pPr>
-        <w:pStyle w:val="Nadpis1"/>
+        <w:pStyle w:val="Heading1"/>
       </w:pPr>
     </w:p>
     <w:p>
       <w:pPr>
-        <w:pStyle w:val="Nadpis1"/>
+        <w:pStyle w:val="Heading1"/>
       </w:pPr>
       <w:r>
         <w:t>6</w:t>
@@ -2117,19 +1941,9 @@
       <w:r>
         <w:t> </w:t>
       </w:r>
-      <w:proofErr w:type="spellStart"/>
-      <w:r>
-        <w:t>Physical</w:t>
-      </w:r>
-      <w:proofErr w:type="spellEnd"/>
-      <w:r>
-        <w:t xml:space="preserve"> </w:t>
-      </w:r>
-      <w:proofErr w:type="spellStart"/>
-      <w:r>
-        <w:t>Architecture</w:t>
-      </w:r>
-      <w:proofErr w:type="spellEnd"/>
+      <w:r>
+        <w:t>Physical Architecture</w:t>
+      </w:r>
     </w:p>
     <w:p>
       <w:pPr>
@@ -2149,11 +1963,12 @@
         <w:rPr>
           <w:noProof/>
         </w:rPr>
+        <w:lastRenderedPageBreak/>
         <w:drawing>
-          <wp:inline distT="0" distB="0" distL="0" distR="0" wp14:anchorId="44BB8094" wp14:editId="5435DC43">
-            <wp:extent cx="5275384" cy="3148065"/>
-            <wp:effectExtent l="0" t="0" r="1905" b="0"/>
-            <wp:docPr id="1385042753" name="Obrázek 1"/>
+          <wp:inline distT="0" distB="0" distL="0" distR="0" wp14:anchorId="6B7C8F7F" wp14:editId="25938469">
+            <wp:extent cx="6300470" cy="3875405"/>
+            <wp:effectExtent l="0" t="0" r="0" b="0"/>
+            <wp:docPr id="1335114859" name="Picture 1"/>
             <wp:cNvGraphicFramePr>
               <a:graphicFrameLocks xmlns:a="http://schemas.openxmlformats.org/drawingml/2006/main" noChangeAspect="1"/>
             </wp:cNvGraphicFramePr>
@@ -2161,39 +1976,23 @@
               <a:graphicData uri="http://schemas.openxmlformats.org/drawingml/2006/picture">
                 <pic:pic xmlns:pic="http://schemas.openxmlformats.org/drawingml/2006/picture">
                   <pic:nvPicPr>
-                    <pic:cNvPr id="0" name="Picture 1"/>
-                    <pic:cNvPicPr>
-                      <a:picLocks noChangeAspect="1" noChangeArrowheads="1"/>
-                    </pic:cNvPicPr>
+                    <pic:cNvPr id="1335114859" name=""/>
+                    <pic:cNvPicPr/>
                   </pic:nvPicPr>
-                  <pic:blipFill rotWithShape="1">
-                    <a:blip r:embed="rId11">
-                      <a:extLst>
-                        <a:ext uri="{28A0092B-C50C-407E-A947-70E740481C1C}">
-                          <a14:useLocalDpi xmlns:a14="http://schemas.microsoft.com/office/drawing/2010/main" val="0"/>
-                        </a:ext>
-                      </a:extLst>
-                    </a:blip>
-                    <a:srcRect t="3754" b="9740"/>
-                    <a:stretch/>
+                  <pic:blipFill>
+                    <a:blip r:embed="rId11"/>
+                    <a:stretch>
+                      <a:fillRect/>
+                    </a:stretch>
                   </pic:blipFill>
-                  <pic:spPr bwMode="auto">
+                  <pic:spPr>
                     <a:xfrm>
                       <a:off x="0" y="0"/>
-                      <a:ext cx="5334248" cy="3183192"/>
+                      <a:ext cx="6300470" cy="3875405"/>
                     </a:xfrm>
                     <a:prstGeom prst="rect">
                       <a:avLst/>
                     </a:prstGeom>
-                    <a:noFill/>
-                    <a:ln>
-                      <a:noFill/>
-                    </a:ln>
-                    <a:extLst>
-                      <a:ext uri="{53640926-AAD7-44D8-BBD7-CCE9431645EC}">
-                        <a14:shadowObscured xmlns:a14="http://schemas.microsoft.com/office/drawing/2010/main"/>
-                      </a:ext>
-                    </a:extLst>
                   </pic:spPr>
                 </pic:pic>
               </a:graphicData>
@@ -2343,22 +2142,16 @@
     </w:p>
     <w:p>
       <w:pPr>
-        <w:pStyle w:val="Nadpis1"/>
-      </w:pPr>
-      <w:r>
-        <w:lastRenderedPageBreak/>
+        <w:pStyle w:val="Heading1"/>
+      </w:pPr>
+      <w:r>
         <w:t>7</w:t>
       </w:r>
       <w:r>
         <w:t> </w:t>
       </w:r>
       <w:r>
-        <w:t>Use</w:t>
-      </w:r>
-      <w:bookmarkStart w:id="58" w:name="_GoBack"/>
-      <w:bookmarkEnd w:id="58"/>
-      <w:r>
-        <w:t xml:space="preserve">r </w:t>
+        <w:t xml:space="preserve">User </w:t>
       </w:r>
       <w:r>
         <w:t>Needs</w:t>
@@ -2369,8 +2162,29 @@
         <w:spacing w:after="120" w:line="276" w:lineRule="auto"/>
         <w:jc w:val="both"/>
       </w:pPr>
-      <w:r>
-        <w:t xml:space="preserve">The chapter describes in detail </w:t>
+      <w:proofErr w:type="spellStart"/>
+      <w:r>
+        <w:t>The</w:t>
+      </w:r>
+      <w:proofErr w:type="spellEnd"/>
+      <w:r>
+        <w:t xml:space="preserve"> </w:t>
+      </w:r>
+      <w:proofErr w:type="spellStart"/>
+      <w:r>
+        <w:t>chapter</w:t>
+      </w:r>
+      <w:proofErr w:type="spellEnd"/>
+      <w:r>
+        <w:t xml:space="preserve"> </w:t>
+      </w:r>
+      <w:proofErr w:type="spellStart"/>
+      <w:r>
+        <w:t>describes</w:t>
+      </w:r>
+      <w:proofErr w:type="spellEnd"/>
+      <w:r>
+        <w:t xml:space="preserve"> in detail </w:t>
       </w:r>
       <w:proofErr w:type="spellStart"/>
       <w:r>
@@ -2426,7 +2240,7 @@
     </w:p>
     <w:p>
       <w:pPr>
-        <w:pStyle w:val="Odstavecseseznamem"/>
+        <w:pStyle w:val="ListParagraph"/>
         <w:numPr>
           <w:ilvl w:val="0"/>
           <w:numId w:val="38"/>
@@ -2608,7 +2422,7 @@
     </w:p>
     <w:p>
       <w:pPr>
-        <w:pStyle w:val="Odstavecseseznamem"/>
+        <w:pStyle w:val="ListParagraph"/>
         <w:numPr>
           <w:ilvl w:val="0"/>
           <w:numId w:val="38"/>
@@ -2694,7 +2508,7 @@
     </w:p>
     <w:p>
       <w:pPr>
-        <w:pStyle w:val="Odstavecseseznamem"/>
+        <w:pStyle w:val="ListParagraph"/>
         <w:numPr>
           <w:ilvl w:val="0"/>
           <w:numId w:val="38"/>
@@ -2852,7 +2666,7 @@
     </w:p>
     <w:p>
       <w:pPr>
-        <w:pStyle w:val="Odstavecseseznamem"/>
+        <w:pStyle w:val="ListParagraph"/>
         <w:numPr>
           <w:ilvl w:val="0"/>
           <w:numId w:val="38"/>
@@ -3003,7 +2817,7 @@
     </w:p>
     <w:p>
       <w:pPr>
-        <w:pStyle w:val="Odstavecseseznamem"/>
+        <w:pStyle w:val="ListParagraph"/>
         <w:numPr>
           <w:ilvl w:val="0"/>
           <w:numId w:val="38"/>
@@ -3177,7 +2991,7 @@
     </w:p>
     <w:p>
       <w:pPr>
-        <w:pStyle w:val="Nadpis1"/>
+        <w:pStyle w:val="Heading1"/>
       </w:pPr>
       <w:r>
         <w:t>8</w:t>
@@ -3209,7 +3023,7 @@
     </w:p>
     <w:p>
       <w:pPr>
-        <w:pStyle w:val="Odstavecseseznamem"/>
+        <w:pStyle w:val="ListParagraph"/>
         <w:numPr>
           <w:ilvl w:val="0"/>
           <w:numId w:val="38"/>
@@ -3306,7 +3120,7 @@
     </w:p>
     <w:p>
       <w:pPr>
-        <w:pStyle w:val="Odstavecseseznamem"/>
+        <w:pStyle w:val="ListParagraph"/>
         <w:numPr>
           <w:ilvl w:val="0"/>
           <w:numId w:val="38"/>
@@ -3437,7 +3251,7 @@
     </w:p>
     <w:p>
       <w:pPr>
-        <w:pStyle w:val="Odstavecseseznamem"/>
+        <w:pStyle w:val="ListParagraph"/>
         <w:numPr>
           <w:ilvl w:val="0"/>
           <w:numId w:val="38"/>
@@ -3617,7 +3431,7 @@
     </w:p>
     <w:p>
       <w:pPr>
-        <w:pStyle w:val="Nadpis1"/>
+        <w:pStyle w:val="Heading1"/>
       </w:pPr>
       <w:r>
         <w:t>9</w:t>
@@ -3638,7 +3452,31 @@
         <w:jc w:val="both"/>
       </w:pPr>
       <w:r>
-        <w:t xml:space="preserve">A short chapter on half a </w:t>
+        <w:t xml:space="preserve">A </w:t>
+      </w:r>
+      <w:proofErr w:type="spellStart"/>
+      <w:r>
+        <w:t>short</w:t>
+      </w:r>
+      <w:proofErr w:type="spellEnd"/>
+      <w:r>
+        <w:t xml:space="preserve"> </w:t>
+      </w:r>
+      <w:proofErr w:type="spellStart"/>
+      <w:r>
+        <w:t>chapter</w:t>
+      </w:r>
+      <w:proofErr w:type="spellEnd"/>
+      <w:r>
+        <w:t xml:space="preserve"> on </w:t>
+      </w:r>
+      <w:proofErr w:type="spellStart"/>
+      <w:r>
+        <w:t>half</w:t>
+      </w:r>
+      <w:proofErr w:type="spellEnd"/>
+      <w:r>
+        <w:t xml:space="preserve"> a </w:t>
       </w:r>
       <w:proofErr w:type="spellStart"/>
       <w:r>
@@ -3791,9 +3629,10 @@
     </w:p>
     <w:p>
       <w:pPr>
-        <w:pStyle w:val="Nadpis1"/>
-      </w:pPr>
-      <w:r>
+        <w:pStyle w:val="Heading1"/>
+      </w:pPr>
+      <w:r>
+        <w:lastRenderedPageBreak/>
         <w:t xml:space="preserve">Annex A (Normative) – </w:t>
       </w:r>
       <w:r>
@@ -3820,7 +3659,7 @@
     </w:p>
     <w:p>
       <w:pPr>
-        <w:pStyle w:val="Nadpis1"/>
+        <w:pStyle w:val="Heading1"/>
       </w:pPr>
       <w:r>
         <w:t xml:space="preserve">Annex B (Normative) – </w:t>
@@ -4031,15 +3870,8 @@
 </w:document>
 </file>
 
-<file path=word/commentsIds.xml><?xml version="1.0" encoding="utf-8"?>
-<w16cid:commentsIds xmlns:wpc="http://schemas.microsoft.com/office/word/2010/wordprocessingCanvas" xmlns:cx="http://schemas.microsoft.com/office/drawing/2014/chartex" xmlns:cx1="http://schemas.microsoft.com/office/drawing/2015/9/8/chartex" xmlns:cx2="http://schemas.microsoft.com/office/drawing/2015/10/21/chartex" xmlns:cx3="http://schemas.microsoft.com/office/drawing/2016/5/9/chartex" xmlns:cx4="http://schemas.microsoft.com/office/drawing/2016/5/10/chartex" xmlns:cx5="http://schemas.microsoft.com/office/drawing/2016/5/11/chartex" xmlns:cx6="http://schemas.microsoft.com/office/drawing/2016/5/12/chartex" xmlns:cx7="http://schemas.microsoft.com/office/drawing/2016/5/13/chartex" xmlns:cx8="http://schemas.microsoft.com/office/drawing/2016/5/14/chartex" xmlns:mc="http://schemas.openxmlformats.org/markup-compatibility/2006" xmlns:aink="http://schemas.microsoft.com/office/drawing/2016/ink" xmlns:am3d="http://schemas.microsoft.com/office/drawing/2017/model3d" xmlns:o="urn:schemas-microsoft-com:office:office" xmlns:oel="http://schemas.microsoft.com/office/2019/extlst" xmlns:r="http://schemas.openxmlformats.org/officeDocument/2006/relationships" xmlns:m="http://schemas.openxmlformats.org/officeDocument/2006/math" xmlns:v="urn:schemas-microsoft-com:vml" xmlns:wp14="http://schemas.microsoft.com/office/word/2010/wordprocessingDrawing" xmlns:wp="http://schemas.openxmlformats.org/drawingml/2006/wordprocessingDrawing" xmlns:w10="urn:schemas-microsoft-com:office:word" xmlns:w="http://schemas.openxmlformats.org/wordprocessingml/2006/main" xmlns:w14="http://schemas.microsoft.com/office/word/2010/wordml" xmlns:w15="http://schemas.microsoft.com/office/word/2012/wordml" xmlns:w16cex="http://schemas.microsoft.com/office/word/2018/wordml/cex" xmlns:w16cid="http://schemas.microsoft.com/office/word/2016/wordml/cid" xmlns:w16="http://schemas.microsoft.com/office/word/2018/wordml" xmlns:w16du="http://schemas.microsoft.com/office/word/2023/wordml/word16du" xmlns:w16sdtdh="http://schemas.microsoft.com/office/word/2020/wordml/sdtdatahash" xmlns:w16sdtfl="http://schemas.microsoft.com/office/word/2024/wordml/sdtformatlock" xmlns:w16se="http://schemas.microsoft.com/office/word/2015/wordml/symex" xmlns:wpg="http://schemas.microsoft.com/office/word/2010/wordprocessingGroup" xmlns:wpi="http://schemas.microsoft.com/office/word/2010/wordprocessingInk" xmlns:wne="http://schemas.microsoft.com/office/word/2006/wordml" xmlns:wps="http://schemas.microsoft.com/office/word/2010/wordprocessingShape" mc:Ignorable="w14 w15 w16se w16cid w16 w16cex w16sdtdh w16sdtfl w16du wp14">
-  <w16cid:commentId w16cid:paraId="4F8AD3A4" w16cid:durableId="000000A9"/>
-  <w16cid:commentId w16cid:paraId="1BE61060" w16cid:durableId="000000AA"/>
-</w16cid:commentsIds>
-</file>
-
 <file path=word/endnotes.xml><?xml version="1.0" encoding="utf-8"?>
-<w:endnotes xmlns:wpc="http://schemas.microsoft.com/office/word/2010/wordprocessingCanvas" xmlns:cx="http://schemas.microsoft.com/office/drawing/2014/chartex" xmlns:cx1="http://schemas.microsoft.com/office/drawing/2015/9/8/chartex" xmlns:mc="http://schemas.openxmlformats.org/markup-compatibility/2006" xmlns:o="urn:schemas-microsoft-com:office:office" xmlns:r="http://schemas.openxmlformats.org/officeDocument/2006/relationships" xmlns:m="http://schemas.openxmlformats.org/officeDocument/2006/math" xmlns:v="urn:schemas-microsoft-com:vml" xmlns:wp14="http://schemas.microsoft.com/office/word/2010/wordprocessingDrawing" xmlns:wp="http://schemas.openxmlformats.org/drawingml/2006/wordprocessingDrawing" xmlns:w10="urn:schemas-microsoft-com:office:word" xmlns:w="http://schemas.openxmlformats.org/wordprocessingml/2006/main" xmlns:w14="http://schemas.microsoft.com/office/word/2010/wordml" xmlns:w15="http://schemas.microsoft.com/office/word/2012/wordml" xmlns:w16se="http://schemas.microsoft.com/office/word/2015/wordml/symex" xmlns:wpg="http://schemas.microsoft.com/office/word/2010/wordprocessingGroup" xmlns:wpi="http://schemas.microsoft.com/office/word/2010/wordprocessingInk" xmlns:wne="http://schemas.microsoft.com/office/word/2006/wordml" xmlns:wps="http://schemas.microsoft.com/office/word/2010/wordprocessingShape" mc:Ignorable="w14 w15 w16se wp14">
+<w:endnotes xmlns:wpc="http://schemas.microsoft.com/office/word/2010/wordprocessingCanvas" xmlns:cx="http://schemas.microsoft.com/office/drawing/2014/chartex" xmlns:cx1="http://schemas.microsoft.com/office/drawing/2015/9/8/chartex" xmlns:cx2="http://schemas.microsoft.com/office/drawing/2015/10/21/chartex" xmlns:cx3="http://schemas.microsoft.com/office/drawing/2016/5/9/chartex" xmlns:cx4="http://schemas.microsoft.com/office/drawing/2016/5/10/chartex" xmlns:cx5="http://schemas.microsoft.com/office/drawing/2016/5/11/chartex" xmlns:cx6="http://schemas.microsoft.com/office/drawing/2016/5/12/chartex" xmlns:cx7="http://schemas.microsoft.com/office/drawing/2016/5/13/chartex" xmlns:cx8="http://schemas.microsoft.com/office/drawing/2016/5/14/chartex" xmlns:mc="http://schemas.openxmlformats.org/markup-compatibility/2006" xmlns:aink="http://schemas.microsoft.com/office/drawing/2016/ink" xmlns:am3d="http://schemas.microsoft.com/office/drawing/2017/model3d" xmlns:o="urn:schemas-microsoft-com:office:office" xmlns:oel="http://schemas.microsoft.com/office/2019/extlst" xmlns:r="http://schemas.openxmlformats.org/officeDocument/2006/relationships" xmlns:m="http://schemas.openxmlformats.org/officeDocument/2006/math" xmlns:v="urn:schemas-microsoft-com:vml" xmlns:wp14="http://schemas.microsoft.com/office/word/2010/wordprocessingDrawing" xmlns:wp="http://schemas.openxmlformats.org/drawingml/2006/wordprocessingDrawing" xmlns:w10="urn:schemas-microsoft-com:office:word" xmlns:w="http://schemas.openxmlformats.org/wordprocessingml/2006/main" xmlns:w14="http://schemas.microsoft.com/office/word/2010/wordml" xmlns:w15="http://schemas.microsoft.com/office/word/2012/wordml" xmlns:w16cex="http://schemas.microsoft.com/office/word/2018/wordml/cex" xmlns:w16cid="http://schemas.microsoft.com/office/word/2016/wordml/cid" xmlns:w16="http://schemas.microsoft.com/office/word/2018/wordml" xmlns:w16du="http://schemas.microsoft.com/office/word/2023/wordml/word16du" xmlns:w16sdtdh="http://schemas.microsoft.com/office/word/2020/wordml/sdtdatahash" xmlns:w16sdtfl="http://schemas.microsoft.com/office/word/2024/wordml/sdtformatlock" xmlns:w16se="http://schemas.microsoft.com/office/word/2015/wordml/symex" xmlns:wpg="http://schemas.microsoft.com/office/word/2010/wordprocessingGroup" xmlns:wpi="http://schemas.microsoft.com/office/word/2010/wordprocessingInk" xmlns:wne="http://schemas.microsoft.com/office/word/2006/wordml" xmlns:wps="http://schemas.microsoft.com/office/word/2010/wordprocessingShape" mc:Ignorable="w14 w15 w16se w16cid w16 w16cex w16sdtdh w16sdtfl w16du wp14">
   <w:endnote w:type="separator" w:id="-1">
     <w:p>
       <w:r>
@@ -4060,40 +3892,40 @@
 </file>
 
 <file path=word/footer1.xml><?xml version="1.0" encoding="utf-8"?>
-<w:ftr xmlns:wpc="http://schemas.microsoft.com/office/word/2010/wordprocessingCanvas" xmlns:cx="http://schemas.microsoft.com/office/drawing/2014/chartex" xmlns:cx1="http://schemas.microsoft.com/office/drawing/2015/9/8/chartex" xmlns:mc="http://schemas.openxmlformats.org/markup-compatibility/2006" xmlns:o="urn:schemas-microsoft-com:office:office" xmlns:r="http://schemas.openxmlformats.org/officeDocument/2006/relationships" xmlns:m="http://schemas.openxmlformats.org/officeDocument/2006/math" xmlns:v="urn:schemas-microsoft-com:vml" xmlns:wp14="http://schemas.microsoft.com/office/word/2010/wordprocessingDrawing" xmlns:wp="http://schemas.openxmlformats.org/drawingml/2006/wordprocessingDrawing" xmlns:w10="urn:schemas-microsoft-com:office:word" xmlns:w="http://schemas.openxmlformats.org/wordprocessingml/2006/main" xmlns:w14="http://schemas.microsoft.com/office/word/2010/wordml" xmlns:w15="http://schemas.microsoft.com/office/word/2012/wordml" xmlns:w16se="http://schemas.microsoft.com/office/word/2015/wordml/symex" xmlns:wpg="http://schemas.microsoft.com/office/word/2010/wordprocessingGroup" xmlns:wpi="http://schemas.microsoft.com/office/word/2010/wordprocessingInk" xmlns:wne="http://schemas.microsoft.com/office/word/2006/wordml" xmlns:wps="http://schemas.microsoft.com/office/word/2010/wordprocessingShape" mc:Ignorable="w14 w15 w16se wp14">
+<w:ftr xmlns:wpc="http://schemas.microsoft.com/office/word/2010/wordprocessingCanvas" xmlns:cx="http://schemas.microsoft.com/office/drawing/2014/chartex" xmlns:cx1="http://schemas.microsoft.com/office/drawing/2015/9/8/chartex" xmlns:cx2="http://schemas.microsoft.com/office/drawing/2015/10/21/chartex" xmlns:cx3="http://schemas.microsoft.com/office/drawing/2016/5/9/chartex" xmlns:cx4="http://schemas.microsoft.com/office/drawing/2016/5/10/chartex" xmlns:cx5="http://schemas.microsoft.com/office/drawing/2016/5/11/chartex" xmlns:cx6="http://schemas.microsoft.com/office/drawing/2016/5/12/chartex" xmlns:cx7="http://schemas.microsoft.com/office/drawing/2016/5/13/chartex" xmlns:cx8="http://schemas.microsoft.com/office/drawing/2016/5/14/chartex" xmlns:mc="http://schemas.openxmlformats.org/markup-compatibility/2006" xmlns:aink="http://schemas.microsoft.com/office/drawing/2016/ink" xmlns:am3d="http://schemas.microsoft.com/office/drawing/2017/model3d" xmlns:o="urn:schemas-microsoft-com:office:office" xmlns:oel="http://schemas.microsoft.com/office/2019/extlst" xmlns:r="http://schemas.openxmlformats.org/officeDocument/2006/relationships" xmlns:m="http://schemas.openxmlformats.org/officeDocument/2006/math" xmlns:v="urn:schemas-microsoft-com:vml" xmlns:wp14="http://schemas.microsoft.com/office/word/2010/wordprocessingDrawing" xmlns:wp="http://schemas.openxmlformats.org/drawingml/2006/wordprocessingDrawing" xmlns:w10="urn:schemas-microsoft-com:office:word" xmlns:w="http://schemas.openxmlformats.org/wordprocessingml/2006/main" xmlns:w14="http://schemas.microsoft.com/office/word/2010/wordml" xmlns:w15="http://schemas.microsoft.com/office/word/2012/wordml" xmlns:w16cex="http://schemas.microsoft.com/office/word/2018/wordml/cex" xmlns:w16cid="http://schemas.microsoft.com/office/word/2016/wordml/cid" xmlns:w16="http://schemas.microsoft.com/office/word/2018/wordml" xmlns:w16du="http://schemas.microsoft.com/office/word/2023/wordml/word16du" xmlns:w16sdtdh="http://schemas.microsoft.com/office/word/2020/wordml/sdtdatahash" xmlns:w16sdtfl="http://schemas.microsoft.com/office/word/2024/wordml/sdtformatlock" xmlns:w16se="http://schemas.microsoft.com/office/word/2015/wordml/symex" xmlns:wpg="http://schemas.microsoft.com/office/word/2010/wordprocessingGroup" xmlns:wpi="http://schemas.microsoft.com/office/word/2010/wordprocessingInk" xmlns:wne="http://schemas.microsoft.com/office/word/2006/wordml" xmlns:wps="http://schemas.microsoft.com/office/word/2010/wordprocessingShape" mc:Ignorable="w14 w15 w16se w16cid w16 w16cex w16sdtdh w16sdtfl w16du wp14">
   <w:p>
     <w:pPr>
-      <w:pStyle w:val="Zpat"/>
+      <w:pStyle w:val="Footer"/>
       <w:ind w:right="360" w:firstLine="360"/>
     </w:pPr>
     <w:r>
       <w:rPr>
-        <w:rStyle w:val="slostrnky"/>
+        <w:rStyle w:val="PageNumber"/>
       </w:rPr>
       <w:fldChar w:fldCharType="begin"/>
     </w:r>
     <w:r>
       <w:rPr>
-        <w:rStyle w:val="slostrnky"/>
+        <w:rStyle w:val="PageNumber"/>
       </w:rPr>
       <w:instrText xml:space="preserve"> PAGE </w:instrText>
     </w:r>
     <w:r>
       <w:rPr>
-        <w:rStyle w:val="slostrnky"/>
+        <w:rStyle w:val="PageNumber"/>
       </w:rPr>
       <w:fldChar w:fldCharType="separate"/>
     </w:r>
     <w:r>
       <w:rPr>
-        <w:rStyle w:val="slostrnky"/>
+        <w:rStyle w:val="PageNumber"/>
         <w:noProof/>
       </w:rPr>
       <w:t>2</w:t>
     </w:r>
     <w:r>
       <w:rPr>
-        <w:rStyle w:val="slostrnky"/>
+        <w:rStyle w:val="PageNumber"/>
       </w:rPr>
       <w:fldChar w:fldCharType="end"/>
     </w:r>
@@ -4102,40 +3934,40 @@
 </file>
 
 <file path=word/footer2.xml><?xml version="1.0" encoding="utf-8"?>
-<w:ftr xmlns:wpc="http://schemas.microsoft.com/office/word/2010/wordprocessingCanvas" xmlns:cx="http://schemas.microsoft.com/office/drawing/2014/chartex" xmlns:cx1="http://schemas.microsoft.com/office/drawing/2015/9/8/chartex" xmlns:mc="http://schemas.openxmlformats.org/markup-compatibility/2006" xmlns:o="urn:schemas-microsoft-com:office:office" xmlns:r="http://schemas.openxmlformats.org/officeDocument/2006/relationships" xmlns:m="http://schemas.openxmlformats.org/officeDocument/2006/math" xmlns:v="urn:schemas-microsoft-com:vml" xmlns:wp14="http://schemas.microsoft.com/office/word/2010/wordprocessingDrawing" xmlns:wp="http://schemas.openxmlformats.org/drawingml/2006/wordprocessingDrawing" xmlns:w10="urn:schemas-microsoft-com:office:word" xmlns:w="http://schemas.openxmlformats.org/wordprocessingml/2006/main" xmlns:w14="http://schemas.microsoft.com/office/word/2010/wordml" xmlns:w15="http://schemas.microsoft.com/office/word/2012/wordml" xmlns:w16se="http://schemas.microsoft.com/office/word/2015/wordml/symex" xmlns:wpg="http://schemas.microsoft.com/office/word/2010/wordprocessingGroup" xmlns:wpi="http://schemas.microsoft.com/office/word/2010/wordprocessingInk" xmlns:wne="http://schemas.microsoft.com/office/word/2006/wordml" xmlns:wps="http://schemas.microsoft.com/office/word/2010/wordprocessingShape" mc:Ignorable="w14 w15 w16se wp14">
+<w:ftr xmlns:wpc="http://schemas.microsoft.com/office/word/2010/wordprocessingCanvas" xmlns:cx="http://schemas.microsoft.com/office/drawing/2014/chartex" xmlns:cx1="http://schemas.microsoft.com/office/drawing/2015/9/8/chartex" xmlns:cx2="http://schemas.microsoft.com/office/drawing/2015/10/21/chartex" xmlns:cx3="http://schemas.microsoft.com/office/drawing/2016/5/9/chartex" xmlns:cx4="http://schemas.microsoft.com/office/drawing/2016/5/10/chartex" xmlns:cx5="http://schemas.microsoft.com/office/drawing/2016/5/11/chartex" xmlns:cx6="http://schemas.microsoft.com/office/drawing/2016/5/12/chartex" xmlns:cx7="http://schemas.microsoft.com/office/drawing/2016/5/13/chartex" xmlns:cx8="http://schemas.microsoft.com/office/drawing/2016/5/14/chartex" xmlns:mc="http://schemas.openxmlformats.org/markup-compatibility/2006" xmlns:aink="http://schemas.microsoft.com/office/drawing/2016/ink" xmlns:am3d="http://schemas.microsoft.com/office/drawing/2017/model3d" xmlns:o="urn:schemas-microsoft-com:office:office" xmlns:oel="http://schemas.microsoft.com/office/2019/extlst" xmlns:r="http://schemas.openxmlformats.org/officeDocument/2006/relationships" xmlns:m="http://schemas.openxmlformats.org/officeDocument/2006/math" xmlns:v="urn:schemas-microsoft-com:vml" xmlns:wp14="http://schemas.microsoft.com/office/word/2010/wordprocessingDrawing" xmlns:wp="http://schemas.openxmlformats.org/drawingml/2006/wordprocessingDrawing" xmlns:w10="urn:schemas-microsoft-com:office:word" xmlns:w="http://schemas.openxmlformats.org/wordprocessingml/2006/main" xmlns:w14="http://schemas.microsoft.com/office/word/2010/wordml" xmlns:w15="http://schemas.microsoft.com/office/word/2012/wordml" xmlns:w16cex="http://schemas.microsoft.com/office/word/2018/wordml/cex" xmlns:w16cid="http://schemas.microsoft.com/office/word/2016/wordml/cid" xmlns:w16="http://schemas.microsoft.com/office/word/2018/wordml" xmlns:w16du="http://schemas.microsoft.com/office/word/2023/wordml/word16du" xmlns:w16sdtdh="http://schemas.microsoft.com/office/word/2020/wordml/sdtdatahash" xmlns:w16sdtfl="http://schemas.microsoft.com/office/word/2024/wordml/sdtformatlock" xmlns:w16se="http://schemas.microsoft.com/office/word/2015/wordml/symex" xmlns:wpg="http://schemas.microsoft.com/office/word/2010/wordprocessingGroup" xmlns:wpi="http://schemas.microsoft.com/office/word/2010/wordprocessingInk" xmlns:wne="http://schemas.microsoft.com/office/word/2006/wordml" xmlns:wps="http://schemas.microsoft.com/office/word/2010/wordprocessingShape" mc:Ignorable="w14 w15 w16se w16cid w16 w16cex w16sdtdh w16sdtfl w16du wp14">
   <w:p>
     <w:pPr>
-      <w:pStyle w:val="Zpat"/>
+      <w:pStyle w:val="Footer"/>
       <w:ind w:right="360" w:firstLine="360"/>
     </w:pPr>
     <w:r>
       <w:rPr>
-        <w:rStyle w:val="slostrnky"/>
+        <w:rStyle w:val="PageNumber"/>
       </w:rPr>
       <w:fldChar w:fldCharType="begin"/>
     </w:r>
     <w:r>
       <w:rPr>
-        <w:rStyle w:val="slostrnky"/>
+        <w:rStyle w:val="PageNumber"/>
       </w:rPr>
       <w:instrText xml:space="preserve"> PAGE </w:instrText>
     </w:r>
     <w:r>
       <w:rPr>
-        <w:rStyle w:val="slostrnky"/>
+        <w:rStyle w:val="PageNumber"/>
       </w:rPr>
       <w:fldChar w:fldCharType="separate"/>
     </w:r>
     <w:r>
       <w:rPr>
-        <w:rStyle w:val="slostrnky"/>
+        <w:rStyle w:val="PageNumber"/>
         <w:noProof/>
       </w:rPr>
       <w:t>3</w:t>
     </w:r>
     <w:r>
       <w:rPr>
-        <w:rStyle w:val="slostrnky"/>
+        <w:rStyle w:val="PageNumber"/>
       </w:rPr>
       <w:fldChar w:fldCharType="end"/>
     </w:r>
@@ -4144,39 +3976,39 @@
 </file>
 
 <file path=word/footer3.xml><?xml version="1.0" encoding="utf-8"?>
-<w:ftr xmlns:wpc="http://schemas.microsoft.com/office/word/2010/wordprocessingCanvas" xmlns:cx="http://schemas.microsoft.com/office/drawing/2014/chartex" xmlns:cx1="http://schemas.microsoft.com/office/drawing/2015/9/8/chartex" xmlns:mc="http://schemas.openxmlformats.org/markup-compatibility/2006" xmlns:o="urn:schemas-microsoft-com:office:office" xmlns:r="http://schemas.openxmlformats.org/officeDocument/2006/relationships" xmlns:m="http://schemas.openxmlformats.org/officeDocument/2006/math" xmlns:v="urn:schemas-microsoft-com:vml" xmlns:wp14="http://schemas.microsoft.com/office/word/2010/wordprocessingDrawing" xmlns:wp="http://schemas.openxmlformats.org/drawingml/2006/wordprocessingDrawing" xmlns:w10="urn:schemas-microsoft-com:office:word" xmlns:w="http://schemas.openxmlformats.org/wordprocessingml/2006/main" xmlns:w14="http://schemas.microsoft.com/office/word/2010/wordml" xmlns:w15="http://schemas.microsoft.com/office/word/2012/wordml" xmlns:w16se="http://schemas.microsoft.com/office/word/2015/wordml/symex" xmlns:wpg="http://schemas.microsoft.com/office/word/2010/wordprocessingGroup" xmlns:wpi="http://schemas.microsoft.com/office/word/2010/wordprocessingInk" xmlns:wne="http://schemas.microsoft.com/office/word/2006/wordml" xmlns:wps="http://schemas.microsoft.com/office/word/2010/wordprocessingShape" mc:Ignorable="w14 w15 w16se wp14">
+<w:ftr xmlns:wpc="http://schemas.microsoft.com/office/word/2010/wordprocessingCanvas" xmlns:cx="http://schemas.microsoft.com/office/drawing/2014/chartex" xmlns:cx1="http://schemas.microsoft.com/office/drawing/2015/9/8/chartex" xmlns:cx2="http://schemas.microsoft.com/office/drawing/2015/10/21/chartex" xmlns:cx3="http://schemas.microsoft.com/office/drawing/2016/5/9/chartex" xmlns:cx4="http://schemas.microsoft.com/office/drawing/2016/5/10/chartex" xmlns:cx5="http://schemas.microsoft.com/office/drawing/2016/5/11/chartex" xmlns:cx6="http://schemas.microsoft.com/office/drawing/2016/5/12/chartex" xmlns:cx7="http://schemas.microsoft.com/office/drawing/2016/5/13/chartex" xmlns:cx8="http://schemas.microsoft.com/office/drawing/2016/5/14/chartex" xmlns:mc="http://schemas.openxmlformats.org/markup-compatibility/2006" xmlns:aink="http://schemas.microsoft.com/office/drawing/2016/ink" xmlns:am3d="http://schemas.microsoft.com/office/drawing/2017/model3d" xmlns:o="urn:schemas-microsoft-com:office:office" xmlns:oel="http://schemas.microsoft.com/office/2019/extlst" xmlns:r="http://schemas.openxmlformats.org/officeDocument/2006/relationships" xmlns:m="http://schemas.openxmlformats.org/officeDocument/2006/math" xmlns:v="urn:schemas-microsoft-com:vml" xmlns:wp14="http://schemas.microsoft.com/office/word/2010/wordprocessingDrawing" xmlns:wp="http://schemas.openxmlformats.org/drawingml/2006/wordprocessingDrawing" xmlns:w10="urn:schemas-microsoft-com:office:word" xmlns:w="http://schemas.openxmlformats.org/wordprocessingml/2006/main" xmlns:w14="http://schemas.microsoft.com/office/word/2010/wordml" xmlns:w15="http://schemas.microsoft.com/office/word/2012/wordml" xmlns:w16cex="http://schemas.microsoft.com/office/word/2018/wordml/cex" xmlns:w16cid="http://schemas.microsoft.com/office/word/2016/wordml/cid" xmlns:w16="http://schemas.microsoft.com/office/word/2018/wordml" xmlns:w16du="http://schemas.microsoft.com/office/word/2023/wordml/word16du" xmlns:w16sdtdh="http://schemas.microsoft.com/office/word/2020/wordml/sdtdatahash" xmlns:w16sdtfl="http://schemas.microsoft.com/office/word/2024/wordml/sdtformatlock" xmlns:w16se="http://schemas.microsoft.com/office/word/2015/wordml/symex" xmlns:wpg="http://schemas.microsoft.com/office/word/2010/wordprocessingGroup" xmlns:wpi="http://schemas.microsoft.com/office/word/2010/wordprocessingInk" xmlns:wne="http://schemas.microsoft.com/office/word/2006/wordml" xmlns:wps="http://schemas.microsoft.com/office/word/2010/wordprocessingShape" mc:Ignorable="w14 w15 w16se w16cid w16 w16cex w16sdtdh w16sdtfl w16du wp14">
   <w:p>
     <w:pPr>
-      <w:pStyle w:val="Zpat"/>
+      <w:pStyle w:val="Footer"/>
     </w:pPr>
     <w:r>
       <w:rPr>
-        <w:rStyle w:val="slostrnky"/>
+        <w:rStyle w:val="PageNumber"/>
       </w:rPr>
       <w:fldChar w:fldCharType="begin"/>
     </w:r>
     <w:r>
       <w:rPr>
-        <w:rStyle w:val="slostrnky"/>
+        <w:rStyle w:val="PageNumber"/>
       </w:rPr>
       <w:instrText xml:space="preserve"> PAGE </w:instrText>
     </w:r>
     <w:r>
       <w:rPr>
-        <w:rStyle w:val="slostrnky"/>
+        <w:rStyle w:val="PageNumber"/>
       </w:rPr>
       <w:fldChar w:fldCharType="separate"/>
     </w:r>
     <w:r>
       <w:rPr>
-        <w:rStyle w:val="slostrnky"/>
+        <w:rStyle w:val="PageNumber"/>
         <w:noProof/>
       </w:rPr>
       <w:t>52</w:t>
     </w:r>
     <w:r>
       <w:rPr>
-        <w:rStyle w:val="slostrnky"/>
+        <w:rStyle w:val="PageNumber"/>
       </w:rPr>
       <w:fldChar w:fldCharType="end"/>
     </w:r>
@@ -4186,7 +4018,7 @@
 </file>
 
 <file path=word/footnotes.xml><?xml version="1.0" encoding="utf-8"?>
-<w:footnotes xmlns:wpc="http://schemas.microsoft.com/office/word/2010/wordprocessingCanvas" xmlns:cx="http://schemas.microsoft.com/office/drawing/2014/chartex" xmlns:cx1="http://schemas.microsoft.com/office/drawing/2015/9/8/chartex" xmlns:mc="http://schemas.openxmlformats.org/markup-compatibility/2006" xmlns:o="urn:schemas-microsoft-com:office:office" xmlns:r="http://schemas.openxmlformats.org/officeDocument/2006/relationships" xmlns:m="http://schemas.openxmlformats.org/officeDocument/2006/math" xmlns:v="urn:schemas-microsoft-com:vml" xmlns:wp14="http://schemas.microsoft.com/office/word/2010/wordprocessingDrawing" xmlns:wp="http://schemas.openxmlformats.org/drawingml/2006/wordprocessingDrawing" xmlns:w10="urn:schemas-microsoft-com:office:word" xmlns:w="http://schemas.openxmlformats.org/wordprocessingml/2006/main" xmlns:w14="http://schemas.microsoft.com/office/word/2010/wordml" xmlns:w15="http://schemas.microsoft.com/office/word/2012/wordml" xmlns:w16se="http://schemas.microsoft.com/office/word/2015/wordml/symex" xmlns:wpg="http://schemas.microsoft.com/office/word/2010/wordprocessingGroup" xmlns:wpi="http://schemas.microsoft.com/office/word/2010/wordprocessingInk" xmlns:wne="http://schemas.microsoft.com/office/word/2006/wordml" xmlns:wps="http://schemas.microsoft.com/office/word/2010/wordprocessingShape" mc:Ignorable="w14 w15 w16se wp14">
+<w:footnotes xmlns:wpc="http://schemas.microsoft.com/office/word/2010/wordprocessingCanvas" xmlns:cx="http://schemas.microsoft.com/office/drawing/2014/chartex" xmlns:cx1="http://schemas.microsoft.com/office/drawing/2015/9/8/chartex" xmlns:cx2="http://schemas.microsoft.com/office/drawing/2015/10/21/chartex" xmlns:cx3="http://schemas.microsoft.com/office/drawing/2016/5/9/chartex" xmlns:cx4="http://schemas.microsoft.com/office/drawing/2016/5/10/chartex" xmlns:cx5="http://schemas.microsoft.com/office/drawing/2016/5/11/chartex" xmlns:cx6="http://schemas.microsoft.com/office/drawing/2016/5/12/chartex" xmlns:cx7="http://schemas.microsoft.com/office/drawing/2016/5/13/chartex" xmlns:cx8="http://schemas.microsoft.com/office/drawing/2016/5/14/chartex" xmlns:mc="http://schemas.openxmlformats.org/markup-compatibility/2006" xmlns:aink="http://schemas.microsoft.com/office/drawing/2016/ink" xmlns:am3d="http://schemas.microsoft.com/office/drawing/2017/model3d" xmlns:o="urn:schemas-microsoft-com:office:office" xmlns:oel="http://schemas.microsoft.com/office/2019/extlst" xmlns:r="http://schemas.openxmlformats.org/officeDocument/2006/relationships" xmlns:m="http://schemas.openxmlformats.org/officeDocument/2006/math" xmlns:v="urn:schemas-microsoft-com:vml" xmlns:wp14="http://schemas.microsoft.com/office/word/2010/wordprocessingDrawing" xmlns:wp="http://schemas.openxmlformats.org/drawingml/2006/wordprocessingDrawing" xmlns:w10="urn:schemas-microsoft-com:office:word" xmlns:w="http://schemas.openxmlformats.org/wordprocessingml/2006/main" xmlns:w14="http://schemas.microsoft.com/office/word/2010/wordml" xmlns:w15="http://schemas.microsoft.com/office/word/2012/wordml" xmlns:w16cex="http://schemas.microsoft.com/office/word/2018/wordml/cex" xmlns:w16cid="http://schemas.microsoft.com/office/word/2016/wordml/cid" xmlns:w16="http://schemas.microsoft.com/office/word/2018/wordml" xmlns:w16du="http://schemas.microsoft.com/office/word/2023/wordml/word16du" xmlns:w16sdtdh="http://schemas.microsoft.com/office/word/2020/wordml/sdtdatahash" xmlns:w16sdtfl="http://schemas.microsoft.com/office/word/2024/wordml/sdtformatlock" xmlns:w16se="http://schemas.microsoft.com/office/word/2015/wordml/symex" xmlns:wpg="http://schemas.microsoft.com/office/word/2010/wordprocessingGroup" xmlns:wpi="http://schemas.microsoft.com/office/word/2010/wordprocessingInk" xmlns:wne="http://schemas.microsoft.com/office/word/2006/wordml" xmlns:wps="http://schemas.microsoft.com/office/word/2010/wordprocessingShape" mc:Ignorable="w14 w15 w16se w16cid w16 w16cex w16sdtdh w16sdtfl w16du wp14">
   <w:footnote w:type="separator" w:id="-1">
     <w:p>
       <w:r>
@@ -4207,10 +4039,10 @@
 </file>
 
 <file path=word/header1.xml><?xml version="1.0" encoding="utf-8"?>
-<w:hdr xmlns:wpc="http://schemas.microsoft.com/office/word/2010/wordprocessingCanvas" xmlns:cx="http://schemas.microsoft.com/office/drawing/2014/chartex" xmlns:cx1="http://schemas.microsoft.com/office/drawing/2015/9/8/chartex" xmlns:mc="http://schemas.openxmlformats.org/markup-compatibility/2006" xmlns:o="urn:schemas-microsoft-com:office:office" xmlns:r="http://schemas.openxmlformats.org/officeDocument/2006/relationships" xmlns:m="http://schemas.openxmlformats.org/officeDocument/2006/math" xmlns:v="urn:schemas-microsoft-com:vml" xmlns:wp14="http://schemas.microsoft.com/office/word/2010/wordprocessingDrawing" xmlns:wp="http://schemas.openxmlformats.org/drawingml/2006/wordprocessingDrawing" xmlns:w10="urn:schemas-microsoft-com:office:word" xmlns:w="http://schemas.openxmlformats.org/wordprocessingml/2006/main" xmlns:w14="http://schemas.microsoft.com/office/word/2010/wordml" xmlns:w15="http://schemas.microsoft.com/office/word/2012/wordml" xmlns:w16se="http://schemas.microsoft.com/office/word/2015/wordml/symex" xmlns:wpg="http://schemas.microsoft.com/office/word/2010/wordprocessingGroup" xmlns:wpi="http://schemas.microsoft.com/office/word/2010/wordprocessingInk" xmlns:wne="http://schemas.microsoft.com/office/word/2006/wordml" xmlns:wps="http://schemas.microsoft.com/office/word/2010/wordprocessingShape" mc:Ignorable="w14 w15 w16se wp14">
+<w:hdr xmlns:wpc="http://schemas.microsoft.com/office/word/2010/wordprocessingCanvas" xmlns:cx="http://schemas.microsoft.com/office/drawing/2014/chartex" xmlns:cx1="http://schemas.microsoft.com/office/drawing/2015/9/8/chartex" xmlns:cx2="http://schemas.microsoft.com/office/drawing/2015/10/21/chartex" xmlns:cx3="http://schemas.microsoft.com/office/drawing/2016/5/9/chartex" xmlns:cx4="http://schemas.microsoft.com/office/drawing/2016/5/10/chartex" xmlns:cx5="http://schemas.microsoft.com/office/drawing/2016/5/11/chartex" xmlns:cx6="http://schemas.microsoft.com/office/drawing/2016/5/12/chartex" xmlns:cx7="http://schemas.microsoft.com/office/drawing/2016/5/13/chartex" xmlns:cx8="http://schemas.microsoft.com/office/drawing/2016/5/14/chartex" xmlns:mc="http://schemas.openxmlformats.org/markup-compatibility/2006" xmlns:aink="http://schemas.microsoft.com/office/drawing/2016/ink" xmlns:am3d="http://schemas.microsoft.com/office/drawing/2017/model3d" xmlns:o="urn:schemas-microsoft-com:office:office" xmlns:oel="http://schemas.microsoft.com/office/2019/extlst" xmlns:r="http://schemas.openxmlformats.org/officeDocument/2006/relationships" xmlns:m="http://schemas.openxmlformats.org/officeDocument/2006/math" xmlns:v="urn:schemas-microsoft-com:vml" xmlns:wp14="http://schemas.microsoft.com/office/word/2010/wordprocessingDrawing" xmlns:wp="http://schemas.openxmlformats.org/drawingml/2006/wordprocessingDrawing" xmlns:w10="urn:schemas-microsoft-com:office:word" xmlns:w="http://schemas.openxmlformats.org/wordprocessingml/2006/main" xmlns:w14="http://schemas.microsoft.com/office/word/2010/wordml" xmlns:w15="http://schemas.microsoft.com/office/word/2012/wordml" xmlns:w16cex="http://schemas.microsoft.com/office/word/2018/wordml/cex" xmlns:w16cid="http://schemas.microsoft.com/office/word/2016/wordml/cid" xmlns:w16="http://schemas.microsoft.com/office/word/2018/wordml" xmlns:w16du="http://schemas.microsoft.com/office/word/2023/wordml/word16du" xmlns:w16sdtdh="http://schemas.microsoft.com/office/word/2020/wordml/sdtdatahash" xmlns:w16sdtfl="http://schemas.microsoft.com/office/word/2024/wordml/sdtformatlock" xmlns:w16se="http://schemas.microsoft.com/office/word/2015/wordml/symex" xmlns:wpg="http://schemas.microsoft.com/office/word/2010/wordprocessingGroup" xmlns:wpi="http://schemas.microsoft.com/office/word/2010/wordprocessingInk" xmlns:wne="http://schemas.microsoft.com/office/word/2006/wordml" xmlns:wps="http://schemas.microsoft.com/office/word/2010/wordprocessingShape" mc:Ignorable="w14 w15 w16se w16cid w16 w16cex w16sdtdh w16sdtfl w16du wp14">
   <w:p>
     <w:pPr>
-      <w:pStyle w:val="Zhlav"/>
+      <w:pStyle w:val="Header"/>
     </w:pPr>
   </w:p>
   <w:p/>
@@ -4218,10 +4050,10 @@
 </file>
 
 <file path=word/header2.xml><?xml version="1.0" encoding="utf-8"?>
-<w:hdr xmlns:wpc="http://schemas.microsoft.com/office/word/2010/wordprocessingCanvas" xmlns:cx="http://schemas.microsoft.com/office/drawing/2014/chartex" xmlns:cx1="http://schemas.microsoft.com/office/drawing/2015/9/8/chartex" xmlns:mc="http://schemas.openxmlformats.org/markup-compatibility/2006" xmlns:o="urn:schemas-microsoft-com:office:office" xmlns:r="http://schemas.openxmlformats.org/officeDocument/2006/relationships" xmlns:m="http://schemas.openxmlformats.org/officeDocument/2006/math" xmlns:v="urn:schemas-microsoft-com:vml" xmlns:wp14="http://schemas.microsoft.com/office/word/2010/wordprocessingDrawing" xmlns:wp="http://schemas.openxmlformats.org/drawingml/2006/wordprocessingDrawing" xmlns:w10="urn:schemas-microsoft-com:office:word" xmlns:w="http://schemas.openxmlformats.org/wordprocessingml/2006/main" xmlns:w14="http://schemas.microsoft.com/office/word/2010/wordml" xmlns:w15="http://schemas.microsoft.com/office/word/2012/wordml" xmlns:w16se="http://schemas.microsoft.com/office/word/2015/wordml/symex" xmlns:wpg="http://schemas.microsoft.com/office/word/2010/wordprocessingGroup" xmlns:wpi="http://schemas.microsoft.com/office/word/2010/wordprocessingInk" xmlns:wne="http://schemas.microsoft.com/office/word/2006/wordml" xmlns:wps="http://schemas.microsoft.com/office/word/2010/wordprocessingShape" mc:Ignorable="w14 w15 w16se wp14">
+<w:hdr xmlns:wpc="http://schemas.microsoft.com/office/word/2010/wordprocessingCanvas" xmlns:cx="http://schemas.microsoft.com/office/drawing/2014/chartex" xmlns:cx1="http://schemas.microsoft.com/office/drawing/2015/9/8/chartex" xmlns:cx2="http://schemas.microsoft.com/office/drawing/2015/10/21/chartex" xmlns:cx3="http://schemas.microsoft.com/office/drawing/2016/5/9/chartex" xmlns:cx4="http://schemas.microsoft.com/office/drawing/2016/5/10/chartex" xmlns:cx5="http://schemas.microsoft.com/office/drawing/2016/5/11/chartex" xmlns:cx6="http://schemas.microsoft.com/office/drawing/2016/5/12/chartex" xmlns:cx7="http://schemas.microsoft.com/office/drawing/2016/5/13/chartex" xmlns:cx8="http://schemas.microsoft.com/office/drawing/2016/5/14/chartex" xmlns:mc="http://schemas.openxmlformats.org/markup-compatibility/2006" xmlns:aink="http://schemas.microsoft.com/office/drawing/2016/ink" xmlns:am3d="http://schemas.microsoft.com/office/drawing/2017/model3d" xmlns:o="urn:schemas-microsoft-com:office:office" xmlns:oel="http://schemas.microsoft.com/office/2019/extlst" xmlns:r="http://schemas.openxmlformats.org/officeDocument/2006/relationships" xmlns:m="http://schemas.openxmlformats.org/officeDocument/2006/math" xmlns:v="urn:schemas-microsoft-com:vml" xmlns:wp14="http://schemas.microsoft.com/office/word/2010/wordprocessingDrawing" xmlns:wp="http://schemas.openxmlformats.org/drawingml/2006/wordprocessingDrawing" xmlns:w10="urn:schemas-microsoft-com:office:word" xmlns:w="http://schemas.openxmlformats.org/wordprocessingml/2006/main" xmlns:w14="http://schemas.microsoft.com/office/word/2010/wordml" xmlns:w15="http://schemas.microsoft.com/office/word/2012/wordml" xmlns:w16cex="http://schemas.microsoft.com/office/word/2018/wordml/cex" xmlns:w16cid="http://schemas.microsoft.com/office/word/2016/wordml/cid" xmlns:w16="http://schemas.microsoft.com/office/word/2018/wordml" xmlns:w16du="http://schemas.microsoft.com/office/word/2023/wordml/word16du" xmlns:w16sdtdh="http://schemas.microsoft.com/office/word/2020/wordml/sdtdatahash" xmlns:w16sdtfl="http://schemas.microsoft.com/office/word/2024/wordml/sdtformatlock" xmlns:w16se="http://schemas.microsoft.com/office/word/2015/wordml/symex" xmlns:wpg="http://schemas.microsoft.com/office/word/2010/wordprocessingGroup" xmlns:wpi="http://schemas.microsoft.com/office/word/2010/wordprocessingInk" xmlns:wne="http://schemas.microsoft.com/office/word/2006/wordml" xmlns:wps="http://schemas.microsoft.com/office/word/2010/wordprocessingShape" mc:Ignorable="w14 w15 w16se w16cid w16 w16cex w16sdtdh w16sdtfl w16du wp14">
   <w:p>
     <w:pPr>
-      <w:pStyle w:val="Zhlav"/>
+      <w:pStyle w:val="Header"/>
     </w:pPr>
   </w:p>
   <w:p/>
@@ -4229,7 +4061,7 @@
 </file>
 
 <file path=word/numbering.xml><?xml version="1.0" encoding="utf-8"?>
-<w:numbering xmlns:wpc="http://schemas.microsoft.com/office/word/2010/wordprocessingCanvas" xmlns:cx="http://schemas.microsoft.com/office/drawing/2014/chartex" xmlns:cx1="http://schemas.microsoft.com/office/drawing/2015/9/8/chartex" xmlns:mc="http://schemas.openxmlformats.org/markup-compatibility/2006" xmlns:o="urn:schemas-microsoft-com:office:office" xmlns:r="http://schemas.openxmlformats.org/officeDocument/2006/relationships" xmlns:m="http://schemas.openxmlformats.org/officeDocument/2006/math" xmlns:v="urn:schemas-microsoft-com:vml" xmlns:wp14="http://schemas.microsoft.com/office/word/2010/wordprocessingDrawing" xmlns:wp="http://schemas.openxmlformats.org/drawingml/2006/wordprocessingDrawing" xmlns:w10="urn:schemas-microsoft-com:office:word" xmlns:w="http://schemas.openxmlformats.org/wordprocessingml/2006/main" xmlns:w14="http://schemas.microsoft.com/office/word/2010/wordml" xmlns:w15="http://schemas.microsoft.com/office/word/2012/wordml" xmlns:w16se="http://schemas.microsoft.com/office/word/2015/wordml/symex" xmlns:wpg="http://schemas.microsoft.com/office/word/2010/wordprocessingGroup" xmlns:wpi="http://schemas.microsoft.com/office/word/2010/wordprocessingInk" xmlns:wne="http://schemas.microsoft.com/office/word/2006/wordml" xmlns:wps="http://schemas.microsoft.com/office/word/2010/wordprocessingShape" mc:Ignorable="w14 w15 w16se wp14">
+<w:numbering xmlns:wpc="http://schemas.microsoft.com/office/word/2010/wordprocessingCanvas" xmlns:cx="http://schemas.microsoft.com/office/drawing/2014/chartex" xmlns:cx1="http://schemas.microsoft.com/office/drawing/2015/9/8/chartex" xmlns:cx2="http://schemas.microsoft.com/office/drawing/2015/10/21/chartex" xmlns:cx3="http://schemas.microsoft.com/office/drawing/2016/5/9/chartex" xmlns:cx4="http://schemas.microsoft.com/office/drawing/2016/5/10/chartex" xmlns:cx5="http://schemas.microsoft.com/office/drawing/2016/5/11/chartex" xmlns:cx6="http://schemas.microsoft.com/office/drawing/2016/5/12/chartex" xmlns:cx7="http://schemas.microsoft.com/office/drawing/2016/5/13/chartex" xmlns:cx8="http://schemas.microsoft.com/office/drawing/2016/5/14/chartex" xmlns:mc="http://schemas.openxmlformats.org/markup-compatibility/2006" xmlns:aink="http://schemas.microsoft.com/office/drawing/2016/ink" xmlns:am3d="http://schemas.microsoft.com/office/drawing/2017/model3d" xmlns:o="urn:schemas-microsoft-com:office:office" xmlns:oel="http://schemas.microsoft.com/office/2019/extlst" xmlns:r="http://schemas.openxmlformats.org/officeDocument/2006/relationships" xmlns:m="http://schemas.openxmlformats.org/officeDocument/2006/math" xmlns:v="urn:schemas-microsoft-com:vml" xmlns:wp14="http://schemas.microsoft.com/office/word/2010/wordprocessingDrawing" xmlns:wp="http://schemas.openxmlformats.org/drawingml/2006/wordprocessingDrawing" xmlns:w10="urn:schemas-microsoft-com:office:word" xmlns:w="http://schemas.openxmlformats.org/wordprocessingml/2006/main" xmlns:w14="http://schemas.microsoft.com/office/word/2010/wordml" xmlns:w15="http://schemas.microsoft.com/office/word/2012/wordml" xmlns:w16cex="http://schemas.microsoft.com/office/word/2018/wordml/cex" xmlns:w16cid="http://schemas.microsoft.com/office/word/2016/wordml/cid" xmlns:w16="http://schemas.microsoft.com/office/word/2018/wordml" xmlns:w16du="http://schemas.microsoft.com/office/word/2023/wordml/word16du" xmlns:w16sdtdh="http://schemas.microsoft.com/office/word/2020/wordml/sdtdatahash" xmlns:w16sdtfl="http://schemas.microsoft.com/office/word/2024/wordml/sdtformatlock" xmlns:w16se="http://schemas.microsoft.com/office/word/2015/wordml/symex" xmlns:wpg="http://schemas.microsoft.com/office/word/2010/wordprocessingGroup" xmlns:wpi="http://schemas.microsoft.com/office/word/2010/wordprocessingInk" xmlns:wne="http://schemas.microsoft.com/office/word/2006/wordml" xmlns:wps="http://schemas.microsoft.com/office/word/2010/wordprocessingShape" mc:Ignorable="w14 w15 w16se w16cid w16 w16cex w16sdtdh w16sdtfl w16du wp14">
   <w:abstractNum w:abstractNumId="0" w15:restartNumberingAfterBreak="0">
     <w:nsid w:val="FFFFFF7C"/>
     <w:multiLevelType w:val="singleLevel"/>
@@ -4237,7 +4069,7 @@
     <w:lvl w:ilvl="0">
       <w:start w:val="1"/>
       <w:numFmt w:val="decimal"/>
-      <w:pStyle w:val="slovanseznam5"/>
+      <w:pStyle w:val="ListNumber5"/>
       <w:lvlText w:val="%1."/>
       <w:lvlJc w:val="left"/>
       <w:pPr>
@@ -4255,7 +4087,7 @@
     <w:lvl w:ilvl="0">
       <w:start w:val="1"/>
       <w:numFmt w:val="decimal"/>
-      <w:pStyle w:val="slovanseznam4"/>
+      <w:pStyle w:val="ListNumber4"/>
       <w:lvlText w:val="%1."/>
       <w:lvlJc w:val="left"/>
       <w:pPr>
@@ -4273,7 +4105,7 @@
     <w:lvl w:ilvl="0">
       <w:start w:val="1"/>
       <w:numFmt w:val="decimal"/>
-      <w:pStyle w:val="slovanseznam3"/>
+      <w:pStyle w:val="ListNumber3"/>
       <w:lvlText w:val="%1."/>
       <w:lvlJc w:val="left"/>
       <w:pPr>
@@ -4291,7 +4123,7 @@
     <w:lvl w:ilvl="0">
       <w:start w:val="1"/>
       <w:numFmt w:val="decimal"/>
-      <w:pStyle w:val="slovanseznam2"/>
+      <w:pStyle w:val="ListNumber2"/>
       <w:lvlText w:val="%1."/>
       <w:lvlJc w:val="left"/>
       <w:pPr>
@@ -4309,7 +4141,7 @@
     <w:lvl w:ilvl="0">
       <w:start w:val="1"/>
       <w:numFmt w:val="bullet"/>
-      <w:pStyle w:val="Seznamsodrkami5"/>
+      <w:pStyle w:val="ListBullet5"/>
       <w:lvlText w:val=""/>
       <w:lvlJc w:val="left"/>
       <w:pPr>
@@ -4330,7 +4162,7 @@
     <w:lvl w:ilvl="0">
       <w:start w:val="1"/>
       <w:numFmt w:val="bullet"/>
-      <w:pStyle w:val="Seznamsodrkami4"/>
+      <w:pStyle w:val="ListBullet4"/>
       <w:lvlText w:val=""/>
       <w:lvlJc w:val="left"/>
       <w:pPr>
@@ -4351,7 +4183,7 @@
     <w:lvl w:ilvl="0">
       <w:start w:val="1"/>
       <w:numFmt w:val="bullet"/>
-      <w:pStyle w:val="Seznamsodrkami3"/>
+      <w:pStyle w:val="ListBullet3"/>
       <w:lvlText w:val=""/>
       <w:lvlJc w:val="left"/>
       <w:pPr>
@@ -4372,7 +4204,7 @@
     <w:lvl w:ilvl="0">
       <w:start w:val="1"/>
       <w:numFmt w:val="bullet"/>
-      <w:pStyle w:val="Seznamsodrkami2"/>
+      <w:pStyle w:val="ListBullet2"/>
       <w:lvlText w:val=""/>
       <w:lvlJc w:val="left"/>
       <w:pPr>
@@ -4393,7 +4225,7 @@
     <w:lvl w:ilvl="0">
       <w:start w:val="1"/>
       <w:numFmt w:val="bullet"/>
-      <w:pStyle w:val="Seznamsodrkami"/>
+      <w:pStyle w:val="ListBullet"/>
       <w:lvlText w:val=""/>
       <w:lvlJc w:val="left"/>
       <w:pPr>
@@ -5204,7 +5036,7 @@
     <w:nsid w:val="40036746"/>
     <w:multiLevelType w:val="multilevel"/>
     <w:tmpl w:val="04050023"/>
-    <w:styleLink w:val="lnekoddl"/>
+    <w:styleLink w:val="ArticleSection"/>
     <w:lvl w:ilvl="0">
       <w:start w:val="1"/>
       <w:numFmt w:val="upperRoman"/>
@@ -5436,7 +5268,7 @@
     <w:lvl w:ilvl="0">
       <w:start w:val="1"/>
       <w:numFmt w:val="decimal"/>
-      <w:pStyle w:val="slovanseznam"/>
+      <w:pStyle w:val="ListNumber"/>
       <w:lvlText w:val="%1."/>
       <w:legacy w:legacy="1" w:legacySpace="0" w:legacyIndent="283"/>
       <w:lvlJc w:val="left"/>
@@ -6537,133 +6369,133 @@
       </w:pPr>
     </w:lvl>
   </w:abstractNum>
-  <w:num w:numId="1">
+  <w:num w:numId="1" w16cid:durableId="2055957417">
     <w:abstractNumId w:val="9"/>
   </w:num>
-  <w:num w:numId="2">
+  <w:num w:numId="2" w16cid:durableId="614289713">
     <w:abstractNumId w:val="24"/>
   </w:num>
-  <w:num w:numId="3">
+  <w:num w:numId="3" w16cid:durableId="826439804">
     <w:abstractNumId w:val="27"/>
   </w:num>
-  <w:num w:numId="4">
+  <w:num w:numId="4" w16cid:durableId="1711295885">
     <w:abstractNumId w:val="22"/>
   </w:num>
-  <w:num w:numId="5">
+  <w:num w:numId="5" w16cid:durableId="1879782524">
     <w:abstractNumId w:val="10"/>
   </w:num>
-  <w:num w:numId="6">
+  <w:num w:numId="6" w16cid:durableId="1148471180">
     <w:abstractNumId w:val="26"/>
   </w:num>
-  <w:num w:numId="7">
+  <w:num w:numId="7" w16cid:durableId="1811433139">
     <w:abstractNumId w:val="21"/>
   </w:num>
-  <w:num w:numId="8">
+  <w:num w:numId="8" w16cid:durableId="453645189">
     <w:abstractNumId w:val="3"/>
   </w:num>
-  <w:num w:numId="9">
+  <w:num w:numId="9" w16cid:durableId="1323505400">
     <w:abstractNumId w:val="2"/>
   </w:num>
-  <w:num w:numId="10">
+  <w:num w:numId="10" w16cid:durableId="904950442">
     <w:abstractNumId w:val="1"/>
   </w:num>
-  <w:num w:numId="11">
+  <w:num w:numId="11" w16cid:durableId="1151673413">
     <w:abstractNumId w:val="0"/>
   </w:num>
-  <w:num w:numId="12">
+  <w:num w:numId="12" w16cid:durableId="311369982">
     <w:abstractNumId w:val="20"/>
   </w:num>
-  <w:num w:numId="13">
+  <w:num w:numId="13" w16cid:durableId="49958709">
     <w:abstractNumId w:val="8"/>
   </w:num>
-  <w:num w:numId="14">
+  <w:num w:numId="14" w16cid:durableId="1112211677">
     <w:abstractNumId w:val="7"/>
   </w:num>
-  <w:num w:numId="15">
+  <w:num w:numId="15" w16cid:durableId="1700427722">
     <w:abstractNumId w:val="6"/>
   </w:num>
-  <w:num w:numId="16">
+  <w:num w:numId="16" w16cid:durableId="446504208">
     <w:abstractNumId w:val="5"/>
   </w:num>
-  <w:num w:numId="17">
+  <w:num w:numId="17" w16cid:durableId="1354649172">
     <w:abstractNumId w:val="4"/>
   </w:num>
-  <w:num w:numId="18">
+  <w:num w:numId="18" w16cid:durableId="456752379">
     <w:abstractNumId w:val="35"/>
     <w:lvlOverride w:ilvl="0">
       <w:startOverride w:val="1"/>
     </w:lvlOverride>
   </w:num>
-  <w:num w:numId="19">
+  <w:num w:numId="19" w16cid:durableId="776560369">
     <w:abstractNumId w:val="12"/>
   </w:num>
-  <w:num w:numId="20">
+  <w:num w:numId="20" w16cid:durableId="1081024029">
     <w:abstractNumId w:val="17"/>
   </w:num>
-  <w:num w:numId="21">
+  <w:num w:numId="21" w16cid:durableId="1046565595">
     <w:abstractNumId w:val="27"/>
     <w:lvlOverride w:ilvl="0">
       <w:startOverride w:val="1"/>
     </w:lvlOverride>
   </w:num>
-  <w:num w:numId="22">
+  <w:num w:numId="22" w16cid:durableId="1887989328">
     <w:abstractNumId w:val="27"/>
     <w:lvlOverride w:ilvl="0">
       <w:startOverride w:val="1"/>
     </w:lvlOverride>
   </w:num>
-  <w:num w:numId="23">
+  <w:num w:numId="23" w16cid:durableId="2064478309">
     <w:abstractNumId w:val="27"/>
     <w:lvlOverride w:ilvl="0">
       <w:startOverride w:val="1"/>
     </w:lvlOverride>
   </w:num>
-  <w:num w:numId="24">
+  <w:num w:numId="24" w16cid:durableId="749539674">
     <w:abstractNumId w:val="28"/>
   </w:num>
-  <w:num w:numId="25">
+  <w:num w:numId="25" w16cid:durableId="1254826606">
     <w:abstractNumId w:val="15"/>
   </w:num>
-  <w:num w:numId="26">
+  <w:num w:numId="26" w16cid:durableId="860170826">
     <w:abstractNumId w:val="34"/>
   </w:num>
-  <w:num w:numId="27">
+  <w:num w:numId="27" w16cid:durableId="86313181">
     <w:abstractNumId w:val="30"/>
   </w:num>
-  <w:num w:numId="28">
+  <w:num w:numId="28" w16cid:durableId="4016806">
     <w:abstractNumId w:val="33"/>
   </w:num>
-  <w:num w:numId="29">
+  <w:num w:numId="29" w16cid:durableId="651905703">
     <w:abstractNumId w:val="19"/>
   </w:num>
-  <w:num w:numId="30">
+  <w:num w:numId="30" w16cid:durableId="1242718811">
     <w:abstractNumId w:val="31"/>
   </w:num>
-  <w:num w:numId="31">
+  <w:num w:numId="31" w16cid:durableId="581180287">
     <w:abstractNumId w:val="29"/>
   </w:num>
-  <w:num w:numId="32">
+  <w:num w:numId="32" w16cid:durableId="1939294082">
     <w:abstractNumId w:val="18"/>
   </w:num>
-  <w:num w:numId="33">
+  <w:num w:numId="33" w16cid:durableId="1804931846">
     <w:abstractNumId w:val="25"/>
   </w:num>
-  <w:num w:numId="34">
+  <w:num w:numId="34" w16cid:durableId="200291628">
     <w:abstractNumId w:val="14"/>
   </w:num>
-  <w:num w:numId="35">
+  <w:num w:numId="35" w16cid:durableId="669337758">
     <w:abstractNumId w:val="16"/>
   </w:num>
-  <w:num w:numId="36">
+  <w:num w:numId="36" w16cid:durableId="1735666520">
     <w:abstractNumId w:val="11"/>
   </w:num>
-  <w:num w:numId="37">
+  <w:num w:numId="37" w16cid:durableId="992949763">
     <w:abstractNumId w:val="23"/>
   </w:num>
-  <w:num w:numId="38">
+  <w:num w:numId="38" w16cid:durableId="2113165170">
     <w:abstractNumId w:val="13"/>
   </w:num>
-  <w:num w:numId="39">
+  <w:num w:numId="39" w16cid:durableId="410615300">
     <w:abstractNumId w:val="32"/>
   </w:num>
   <w:numIdMacAtCleanup w:val="25"/>
@@ -6671,7 +6503,7 @@
 </file>
 
 <file path=word/styles.xml><?xml version="1.0" encoding="utf-8"?>
-<w:styles xmlns:mc="http://schemas.openxmlformats.org/markup-compatibility/2006" xmlns:r="http://schemas.openxmlformats.org/officeDocument/2006/relationships" xmlns:w="http://schemas.openxmlformats.org/wordprocessingml/2006/main" xmlns:w14="http://schemas.microsoft.com/office/word/2010/wordml" xmlns:w15="http://schemas.microsoft.com/office/word/2012/wordml" xmlns:w16se="http://schemas.microsoft.com/office/word/2015/wordml/symex" mc:Ignorable="w14 w15 w16se">
+<w:styles xmlns:mc="http://schemas.openxmlformats.org/markup-compatibility/2006" xmlns:r="http://schemas.openxmlformats.org/officeDocument/2006/relationships" xmlns:w="http://schemas.openxmlformats.org/wordprocessingml/2006/main" xmlns:w14="http://schemas.microsoft.com/office/word/2010/wordml" xmlns:w15="http://schemas.microsoft.com/office/word/2012/wordml" xmlns:w16cex="http://schemas.microsoft.com/office/word/2018/wordml/cex" xmlns:w16cid="http://schemas.microsoft.com/office/word/2016/wordml/cid" xmlns:w16="http://schemas.microsoft.com/office/word/2018/wordml" xmlns:w16du="http://schemas.microsoft.com/office/word/2023/wordml/word16du" xmlns:w16sdtdh="http://schemas.microsoft.com/office/word/2020/wordml/sdtdatahash" xmlns:w16sdtfl="http://schemas.microsoft.com/office/word/2024/wordml/sdtformatlock" xmlns:w16se="http://schemas.microsoft.com/office/word/2015/wordml/symex" mc:Ignorable="w14 w15 w16se w16cid w16 w16cex w16sdtdh w16sdtfl w16du">
   <w:docDefaults>
     <w:rPrDefault>
       <w:rPr>
@@ -6681,7 +6513,7 @@
     </w:rPrDefault>
     <w:pPrDefault/>
   </w:docDefaults>
-  <w:latentStyles w:defLockedState="0" w:defUIPriority="0" w:defSemiHidden="0" w:defUnhideWhenUsed="0" w:defQFormat="0" w:count="371">
+  <w:latentStyles w:defLockedState="0" w:defUIPriority="0" w:defSemiHidden="0" w:defUnhideWhenUsed="0" w:defQFormat="0" w:count="376">
     <w:lsdException w:name="Normal" w:qFormat="1"/>
     <w:lsdException w:name="heading 1" w:uiPriority="99" w:qFormat="1"/>
     <w:lsdException w:name="heading 2" w:qFormat="1"/>
@@ -7046,8 +6878,13 @@
     <w:lsdException w:name="List Table 5 Dark Accent 6" w:uiPriority="50"/>
     <w:lsdException w:name="List Table 6 Colorful Accent 6" w:uiPriority="51"/>
     <w:lsdException w:name="List Table 7 Colorful Accent 6" w:uiPriority="52"/>
+    <w:lsdException w:name="Mention" w:semiHidden="1" w:uiPriority="99" w:unhideWhenUsed="1"/>
+    <w:lsdException w:name="Smart Hyperlink" w:semiHidden="1" w:uiPriority="99" w:unhideWhenUsed="1"/>
+    <w:lsdException w:name="Hashtag" w:semiHidden="1" w:uiPriority="99" w:unhideWhenUsed="1"/>
+    <w:lsdException w:name="Unresolved Mention" w:semiHidden="1" w:uiPriority="99" w:unhideWhenUsed="1"/>
+    <w:lsdException w:name="Smart Link" w:semiHidden="1" w:uiPriority="99" w:unhideWhenUsed="1"/>
   </w:latentStyles>
-  <w:style w:type="paragraph" w:default="1" w:styleId="Normln">
+  <w:style w:type="paragraph" w:default="1" w:styleId="Normal">
     <w:name w:val="Normal"/>
     <w:qFormat/>
     <w:rsid w:val="00F877B1"/>
@@ -7055,11 +6892,11 @@
       <w:rFonts w:ascii="Arial" w:hAnsi="Arial"/>
     </w:rPr>
   </w:style>
-  <w:style w:type="paragraph" w:styleId="Nadpis1">
+  <w:style w:type="paragraph" w:styleId="Heading1">
     <w:name w:val="heading 1"/>
     <w:basedOn w:val="Nadpiskapitoly"/>
     <w:next w:val="Textnormy"/>
-    <w:link w:val="Nadpis1Char"/>
+    <w:link w:val="Heading1Char"/>
     <w:uiPriority w:val="99"/>
     <w:qFormat/>
     <w:rsid w:val="000401E1"/>
@@ -7081,105 +6918,104 @@
       <w:lang w:val="en-US"/>
     </w:rPr>
   </w:style>
-  <w:style w:type="paragraph" w:styleId="Nadpis2">
+  <w:style w:type="paragraph" w:styleId="Heading2">
     <w:name w:val="heading 2"/>
     <w:basedOn w:val="Nadpislnku"/>
     <w:next w:val="Textnormy"/>
-    <w:link w:val="Nadpis2Char"/>
+    <w:link w:val="Heading2Char"/>
     <w:qFormat/>
     <w:rsid w:val="00F877B1"/>
     <w:pPr>
       <w:outlineLvl w:val="1"/>
     </w:pPr>
   </w:style>
-  <w:style w:type="paragraph" w:styleId="Nadpis3">
+  <w:style w:type="paragraph" w:styleId="Heading3">
     <w:name w:val="heading 3"/>
     <w:basedOn w:val="Nadpislnku"/>
     <w:next w:val="Textnormy"/>
-    <w:link w:val="Nadpis3Char"/>
+    <w:link w:val="Heading3Char"/>
     <w:qFormat/>
     <w:rsid w:val="00F877B1"/>
     <w:pPr>
       <w:outlineLvl w:val="2"/>
     </w:pPr>
   </w:style>
-  <w:style w:type="paragraph" w:styleId="Nadpis4">
+  <w:style w:type="paragraph" w:styleId="Heading4">
     <w:name w:val="heading 4"/>
     <w:basedOn w:val="Nadpislnku"/>
     <w:next w:val="Textnormy"/>
-    <w:link w:val="Nadpis4Char"/>
+    <w:link w:val="Heading4Char"/>
     <w:qFormat/>
     <w:rsid w:val="00F877B1"/>
     <w:pPr>
       <w:outlineLvl w:val="3"/>
     </w:pPr>
   </w:style>
-  <w:style w:type="paragraph" w:styleId="Nadpis5">
+  <w:style w:type="paragraph" w:styleId="Heading5">
     <w:name w:val="heading 5"/>
     <w:basedOn w:val="Nadpislnku"/>
     <w:next w:val="Textnormy"/>
-    <w:link w:val="Nadpis5Char"/>
+    <w:link w:val="Heading5Char"/>
     <w:qFormat/>
     <w:rsid w:val="00F877B1"/>
     <w:pPr>
       <w:outlineLvl w:val="4"/>
     </w:pPr>
   </w:style>
-  <w:style w:type="paragraph" w:styleId="Nadpis6">
+  <w:style w:type="paragraph" w:styleId="Heading6">
     <w:name w:val="heading 6"/>
     <w:basedOn w:val="Nadpislnku"/>
     <w:next w:val="Textnormy"/>
-    <w:link w:val="Nadpis6Char"/>
+    <w:link w:val="Heading6Char"/>
     <w:qFormat/>
     <w:rsid w:val="00F877B1"/>
     <w:pPr>
       <w:outlineLvl w:val="5"/>
     </w:pPr>
   </w:style>
-  <w:style w:type="paragraph" w:styleId="Nadpis7">
+  <w:style w:type="paragraph" w:styleId="Heading7">
     <w:name w:val="heading 7"/>
     <w:aliases w:val="not to be used 7"/>
     <w:basedOn w:val="Nadpislnku"/>
     <w:next w:val="Textnormy"/>
-    <w:link w:val="Nadpis7Char"/>
+    <w:link w:val="Heading7Char"/>
     <w:qFormat/>
     <w:rsid w:val="00F877B1"/>
     <w:pPr>
       <w:outlineLvl w:val="6"/>
     </w:pPr>
   </w:style>
-  <w:style w:type="paragraph" w:styleId="Nadpis8">
+  <w:style w:type="paragraph" w:styleId="Heading8">
     <w:name w:val="heading 8"/>
     <w:aliases w:val="not to be used 8"/>
     <w:basedOn w:val="Nadpislnku"/>
     <w:next w:val="Textnormy"/>
-    <w:link w:val="Nadpis8Char"/>
+    <w:link w:val="Heading8Char"/>
     <w:qFormat/>
     <w:rsid w:val="00F877B1"/>
     <w:pPr>
       <w:outlineLvl w:val="7"/>
     </w:pPr>
   </w:style>
-  <w:style w:type="paragraph" w:styleId="Nadpis9">
+  <w:style w:type="paragraph" w:styleId="Heading9">
     <w:name w:val="heading 9"/>
     <w:aliases w:val="not to be used 9"/>
     <w:basedOn w:val="Nadpislnku"/>
     <w:next w:val="Textnormy"/>
-    <w:link w:val="Nadpis9Char"/>
+    <w:link w:val="Heading9Char"/>
     <w:qFormat/>
     <w:rsid w:val="00F877B1"/>
     <w:pPr>
       <w:outlineLvl w:val="8"/>
     </w:pPr>
   </w:style>
-  <w:style w:type="character" w:default="1" w:styleId="Standardnpsmoodstavce">
+  <w:style w:type="character" w:default="1" w:styleId="DefaultParagraphFont">
     <w:name w:val="Default Paragraph Font"/>
     <w:uiPriority w:val="1"/>
     <w:semiHidden/>
     <w:unhideWhenUsed/>
-    <w:rsid w:val="00F877B1"/>
-  </w:style>
-  <w:style w:type="table" w:default="1" w:styleId="Normlntabulka">
+  </w:style>
+  <w:style w:type="table" w:default="1" w:styleId="TableNormal">
     <w:name w:val="Normal Table"/>
     <w:uiPriority w:val="99"/>
     <w:semiHidden/>
@@ -7194,12 +7030,11 @@
       </w:tblCellMar>
     </w:tblPr>
   </w:style>
-  <w:style w:type="numbering" w:default="1" w:styleId="Bezseznamu">
+  <w:style w:type="numbering" w:default="1" w:styleId="NoList">
     <w:name w:val="No List"/>
     <w:uiPriority w:val="99"/>
     <w:semiHidden/>
     <w:unhideWhenUsed/>
-    <w:rsid w:val="00F877B1"/>
   </w:style>
   <w:style w:type="paragraph" w:customStyle="1" w:styleId="Nadpiskapitoly">
     <w:name w:val="Nadpis kapitoly"/>
@@ -7294,7 +7129,7 @@
       <w:lang w:val="en-GB"/>
     </w:rPr>
   </w:style>
-  <w:style w:type="paragraph" w:styleId="slovanseznam">
+  <w:style w:type="paragraph" w:styleId="ListNumber">
     <w:name w:val="List Number"/>
     <w:basedOn w:val="Textnormy"/>
     <w:rsid w:val="00F877B1"/>
@@ -7305,7 +7140,7 @@
       <w:ind w:left="284" w:hanging="284"/>
     </w:pPr>
   </w:style>
-  <w:style w:type="paragraph" w:styleId="Rejstk1">
+  <w:style w:type="paragraph" w:styleId="Index1">
     <w:name w:val="index 1"/>
     <w:basedOn w:val="Textnormy"/>
     <w:next w:val="Textnormy"/>
@@ -7340,7 +7175,7 @@
       <w:sz w:val="28"/>
     </w:rPr>
   </w:style>
-  <w:style w:type="character" w:styleId="slostrnky">
+  <w:style w:type="character" w:styleId="PageNumber">
     <w:name w:val="page number"/>
     <w:rsid w:val="00F877B1"/>
     <w:rPr>
@@ -7370,19 +7205,19 @@
       <w:ind w:left="284" w:hanging="284"/>
     </w:pPr>
   </w:style>
-  <w:style w:type="paragraph" w:styleId="Zhlav">
+  <w:style w:type="paragraph" w:styleId="Header">
     <w:name w:val="header"/>
     <w:basedOn w:val="Textnormy"/>
-    <w:link w:val="ZhlavChar"/>
+    <w:link w:val="HeaderChar"/>
     <w:rsid w:val="00F877B1"/>
     <w:rPr>
       <w:sz w:val="18"/>
     </w:rPr>
   </w:style>
-  <w:style w:type="paragraph" w:styleId="Zpat">
+  <w:style w:type="paragraph" w:styleId="Footer">
     <w:name w:val="footer"/>
     <w:basedOn w:val="Textnormy"/>
-    <w:link w:val="ZpatChar"/>
+    <w:link w:val="FooterChar"/>
     <w:rsid w:val="00F877B1"/>
     <w:pPr>
       <w:jc w:val="center"/>
@@ -7391,23 +7226,23 @@
       <w:sz w:val="18"/>
     </w:rPr>
   </w:style>
-  <w:style w:type="paragraph" w:styleId="Zkladntext">
+  <w:style w:type="paragraph" w:styleId="BodyText">
     <w:name w:val="Body Text"/>
-    <w:basedOn w:val="Normln"/>
-    <w:link w:val="ZkladntextChar"/>
+    <w:basedOn w:val="Normal"/>
+    <w:link w:val="BodyTextChar"/>
     <w:rsid w:val="00F877B1"/>
     <w:pPr>
       <w:spacing w:after="120"/>
     </w:pPr>
   </w:style>
-  <w:style w:type="paragraph" w:styleId="Obsah2">
+  <w:style w:type="paragraph" w:styleId="TOC2">
     <w:name w:val="toc 2"/>
-    <w:basedOn w:val="Obsah1"/>
+    <w:basedOn w:val="TOC1"/>
     <w:next w:val="Textnormy"/>
     <w:uiPriority w:val="39"/>
     <w:rsid w:val="00F877B1"/>
   </w:style>
-  <w:style w:type="paragraph" w:styleId="Obsah1">
+  <w:style w:type="paragraph" w:styleId="TOC1">
     <w:name w:val="toc 1"/>
     <w:basedOn w:val="Textnormy"/>
     <w:next w:val="Textnormy"/>
@@ -7426,49 +7261,49 @@
       <w:sz w:val="18"/>
     </w:rPr>
   </w:style>
-  <w:style w:type="paragraph" w:styleId="Obsah5">
+  <w:style w:type="paragraph" w:styleId="TOC5">
     <w:name w:val="toc 5"/>
-    <w:basedOn w:val="Obsah1"/>
+    <w:basedOn w:val="TOC1"/>
     <w:next w:val="Textnormy"/>
     <w:semiHidden/>
     <w:rsid w:val="00F877B1"/>
   </w:style>
-  <w:style w:type="paragraph" w:styleId="Obsah3">
+  <w:style w:type="paragraph" w:styleId="TOC3">
     <w:name w:val="toc 3"/>
-    <w:basedOn w:val="Obsah1"/>
+    <w:basedOn w:val="TOC1"/>
     <w:next w:val="Textnormy"/>
     <w:rsid w:val="00F877B1"/>
   </w:style>
-  <w:style w:type="paragraph" w:styleId="Obsah4">
+  <w:style w:type="paragraph" w:styleId="TOC4">
     <w:name w:val="toc 4"/>
-    <w:basedOn w:val="Obsah1"/>
+    <w:basedOn w:val="TOC1"/>
     <w:next w:val="Textnormy"/>
     <w:rsid w:val="00F877B1"/>
   </w:style>
-  <w:style w:type="paragraph" w:styleId="Obsah6">
+  <w:style w:type="paragraph" w:styleId="TOC6">
     <w:name w:val="toc 6"/>
-    <w:basedOn w:val="Obsah1"/>
+    <w:basedOn w:val="TOC1"/>
     <w:next w:val="Textnormy"/>
     <w:rsid w:val="00F877B1"/>
   </w:style>
-  <w:style w:type="paragraph" w:styleId="Obsah7">
+  <w:style w:type="paragraph" w:styleId="TOC7">
     <w:name w:val="toc 7"/>
-    <w:basedOn w:val="Obsah1"/>
+    <w:basedOn w:val="TOC1"/>
     <w:next w:val="Textnormy"/>
     <w:semiHidden/>
     <w:rsid w:val="00F877B1"/>
   </w:style>
-  <w:style w:type="paragraph" w:styleId="Obsah8">
+  <w:style w:type="paragraph" w:styleId="TOC8">
     <w:name w:val="toc 8"/>
-    <w:basedOn w:val="Obsah1"/>
+    <w:basedOn w:val="TOC1"/>
     <w:next w:val="Textnormy"/>
     <w:semiHidden/>
     <w:rsid w:val="00F877B1"/>
   </w:style>
-  <w:style w:type="paragraph" w:styleId="Obsah9">
+  <w:style w:type="paragraph" w:styleId="TOC9">
     <w:name w:val="toc 9"/>
-    <w:basedOn w:val="Normln"/>
-    <w:next w:val="Normln"/>
+    <w:basedOn w:val="Normal"/>
+    <w:next w:val="Normal"/>
     <w:autoRedefine/>
     <w:semiHidden/>
     <w:rsid w:val="00F877B1"/>
@@ -7537,10 +7372,10 @@
       <w:jc w:val="center"/>
     </w:pPr>
   </w:style>
-  <w:style w:type="paragraph" w:styleId="Titulek">
+  <w:style w:type="paragraph" w:styleId="Caption">
     <w:name w:val="caption"/>
-    <w:basedOn w:val="Normln"/>
-    <w:next w:val="Normln"/>
+    <w:basedOn w:val="Normal"/>
+    <w:next w:val="Normal"/>
     <w:qFormat/>
     <w:rsid w:val="00F877B1"/>
     <w:pPr>
@@ -7550,11 +7385,11 @@
       <w:b/>
     </w:rPr>
   </w:style>
-  <w:style w:type="paragraph" w:styleId="Textpoznpodarou">
+  <w:style w:type="paragraph" w:styleId="FootnoteText">
     <w:name w:val="footnote text"/>
     <w:aliases w:val="EPP16_Fußnotentext"/>
     <w:basedOn w:val="Poznmka"/>
-    <w:link w:val="TextpoznpodarouChar"/>
+    <w:link w:val="FootnoteTextChar"/>
     <w:rsid w:val="00F877B1"/>
     <w:pPr>
       <w:spacing w:before="60" w:after="0"/>
@@ -7600,15 +7435,15 @@
       <w:sz w:val="28"/>
     </w:rPr>
   </w:style>
-  <w:style w:type="paragraph" w:styleId="Zptenadresanaoblku">
+  <w:style w:type="paragraph" w:styleId="EnvelopeReturn">
     <w:name w:val="envelope return"/>
-    <w:basedOn w:val="Normln"/>
-    <w:rsid w:val="00F877B1"/>
-  </w:style>
-  <w:style w:type="paragraph" w:styleId="Hlavikarejstku">
+    <w:basedOn w:val="Normal"/>
+    <w:rsid w:val="00F877B1"/>
+  </w:style>
+  <w:style w:type="paragraph" w:styleId="IndexHeading">
     <w:name w:val="index heading"/>
     <w:basedOn w:val="Textnormy"/>
-    <w:next w:val="Rejstk1"/>
+    <w:next w:val="Index1"/>
     <w:rsid w:val="00F877B1"/>
     <w:pPr>
       <w:spacing w:before="120" w:after="60"/>
@@ -7634,7 +7469,7 @@
   </w:style>
   <w:style w:type="numbering" w:styleId="111111">
     <w:name w:val="Outline List 2"/>
-    <w:basedOn w:val="Bezseznamu"/>
+    <w:basedOn w:val="NoList"/>
     <w:semiHidden/>
     <w:rsid w:val="00F877B1"/>
     <w:pPr>
@@ -7805,7 +7640,7 @@
       <w:noProof/>
     </w:rPr>
   </w:style>
-  <w:style w:type="character" w:styleId="Znakapoznpodarou">
+  <w:style w:type="character" w:styleId="FootnoteReference">
     <w:name w:val="footnote reference"/>
     <w:rsid w:val="00F877B1"/>
     <w:rPr>
@@ -7824,7 +7659,7 @@
   </w:style>
   <w:style w:type="paragraph" w:customStyle="1" w:styleId="Tir">
     <w:name w:val="Tiráž"/>
-    <w:basedOn w:val="Normln"/>
+    <w:basedOn w:val="Normal"/>
     <w:rsid w:val="00F877B1"/>
     <w:pPr>
       <w:framePr w:w="9356" w:hSpace="142" w:wrap="around" w:hAnchor="margin" w:yAlign="bottom" w:anchorLock="1"/>
@@ -7836,7 +7671,7 @@
   </w:style>
   <w:style w:type="paragraph" w:customStyle="1" w:styleId="1StrCopyright">
     <w:name w:val="1StrCopyright"/>
-    <w:basedOn w:val="Zpat"/>
+    <w:basedOn w:val="Footer"/>
     <w:rsid w:val="00F877B1"/>
     <w:pPr>
       <w:tabs>
@@ -7883,7 +7718,7 @@
   </w:style>
   <w:style w:type="paragraph" w:customStyle="1" w:styleId="Upozornn">
     <w:name w:val="Upozornění"/>
-    <w:basedOn w:val="Normln"/>
+    <w:basedOn w:val="Normal"/>
     <w:rsid w:val="00F877B1"/>
     <w:pPr>
       <w:framePr w:w="9356" w:hSpace="142" w:wrap="around" w:hAnchor="margin" w:yAlign="bottom" w:anchorLock="1"/>
@@ -7893,7 +7728,7 @@
       <w:sz w:val="18"/>
     </w:rPr>
   </w:style>
-  <w:style w:type="character" w:styleId="Hypertextovodkaz">
+  <w:style w:type="character" w:styleId="Hyperlink">
     <w:name w:val="Hyperlink"/>
     <w:rsid w:val="00F877B1"/>
     <w:rPr>
@@ -7903,7 +7738,7 @@
   </w:style>
   <w:style w:type="numbering" w:styleId="1ai">
     <w:name w:val="Outline List 1"/>
-    <w:basedOn w:val="Bezseznamu"/>
+    <w:basedOn w:val="NoList"/>
     <w:semiHidden/>
     <w:rsid w:val="00F877B1"/>
     <w:pPr>
@@ -7912,9 +7747,9 @@
       </w:numPr>
     </w:pPr>
   </w:style>
-  <w:style w:type="paragraph" w:styleId="AdresaHTML">
+  <w:style w:type="paragraph" w:styleId="HTMLAddress">
     <w:name w:val="HTML Address"/>
-    <w:basedOn w:val="Normln"/>
+    <w:basedOn w:val="Normal"/>
     <w:semiHidden/>
     <w:rsid w:val="00F877B1"/>
     <w:rPr>
@@ -7922,9 +7757,9 @@
       <w:iCs/>
     </w:rPr>
   </w:style>
-  <w:style w:type="paragraph" w:styleId="Adresanaoblku">
+  <w:style w:type="paragraph" w:styleId="EnvelopeAddress">
     <w:name w:val="envelope address"/>
-    <w:basedOn w:val="Normln"/>
+    <w:basedOn w:val="Normal"/>
     <w:semiHidden/>
     <w:rsid w:val="00F877B1"/>
     <w:pPr>
@@ -7937,15 +7772,15 @@
       <w:szCs w:val="24"/>
     </w:rPr>
   </w:style>
-  <w:style w:type="character" w:styleId="AkronymHTML">
+  <w:style w:type="character" w:styleId="HTMLAcronym">
     <w:name w:val="HTML Acronym"/>
-    <w:basedOn w:val="Standardnpsmoodstavce"/>
+    <w:basedOn w:val="DefaultParagraphFont"/>
     <w:semiHidden/>
     <w:rsid w:val="00F877B1"/>
   </w:style>
-  <w:style w:type="table" w:styleId="Barevntabulka1">
+  <w:style w:type="table" w:styleId="TableColourful1">
     <w:name w:val="Table Colorful 1"/>
-    <w:basedOn w:val="Normlntabulka"/>
+    <w:basedOn w:val="TableNormal"/>
     <w:semiHidden/>
     <w:rsid w:val="00F877B1"/>
     <w:rPr>
@@ -8021,9 +7856,9 @@
       </w:tcPr>
     </w:tblStylePr>
   </w:style>
-  <w:style w:type="table" w:styleId="Barevntabulka2">
+  <w:style w:type="table" w:styleId="TableColourful2">
     <w:name w:val="Table Colorful 2"/>
-    <w:basedOn w:val="Normlntabulka"/>
+    <w:basedOn w:val="TableNormal"/>
     <w:semiHidden/>
     <w:rsid w:val="00F877B1"/>
     <w:tblPr>
@@ -8093,9 +7928,9 @@
       </w:tcPr>
     </w:tblStylePr>
   </w:style>
-  <w:style w:type="table" w:styleId="Barevntabulka3">
+  <w:style w:type="table" w:styleId="TableColourful3">
     <w:name w:val="Table Colorful 3"/>
-    <w:basedOn w:val="Normlntabulka"/>
+    <w:basedOn w:val="TableNormal"/>
     <w:semiHidden/>
     <w:rsid w:val="00F877B1"/>
     <w:tblPr>
@@ -8149,7 +7984,7 @@
       </w:tcPr>
     </w:tblStylePr>
   </w:style>
-  <w:style w:type="character" w:styleId="CittHTML">
+  <w:style w:type="character" w:styleId="HTMLCite">
     <w:name w:val="HTML Cite"/>
     <w:semiHidden/>
     <w:rsid w:val="00F877B1"/>
@@ -8158,15 +7993,15 @@
       <w:iCs/>
     </w:rPr>
   </w:style>
-  <w:style w:type="character" w:styleId="slodku">
+  <w:style w:type="character" w:styleId="LineNumber">
     <w:name w:val="line number"/>
-    <w:basedOn w:val="Standardnpsmoodstavce"/>
+    <w:basedOn w:val="DefaultParagraphFont"/>
     <w:semiHidden/>
     <w:rsid w:val="00F877B1"/>
   </w:style>
-  <w:style w:type="paragraph" w:styleId="slovanseznam2">
+  <w:style w:type="paragraph" w:styleId="ListNumber2">
     <w:name w:val="List Number 2"/>
-    <w:basedOn w:val="Normln"/>
+    <w:basedOn w:val="Normal"/>
     <w:rsid w:val="00F877B1"/>
     <w:pPr>
       <w:numPr>
@@ -8174,9 +8009,9 @@
       </w:numPr>
     </w:pPr>
   </w:style>
-  <w:style w:type="paragraph" w:styleId="slovanseznam3">
+  <w:style w:type="paragraph" w:styleId="ListNumber3">
     <w:name w:val="List Number 3"/>
-    <w:basedOn w:val="Normln"/>
+    <w:basedOn w:val="Normal"/>
     <w:rsid w:val="00F877B1"/>
     <w:pPr>
       <w:numPr>
@@ -8184,9 +8019,9 @@
       </w:numPr>
     </w:pPr>
   </w:style>
-  <w:style w:type="paragraph" w:styleId="slovanseznam4">
+  <w:style w:type="paragraph" w:styleId="ListNumber4">
     <w:name w:val="List Number 4"/>
-    <w:basedOn w:val="Normln"/>
+    <w:basedOn w:val="Normal"/>
     <w:rsid w:val="00F877B1"/>
     <w:pPr>
       <w:numPr>
@@ -8194,9 +8029,9 @@
       </w:numPr>
     </w:pPr>
   </w:style>
-  <w:style w:type="paragraph" w:styleId="slovanseznam5">
+  <w:style w:type="paragraph" w:styleId="ListNumber5">
     <w:name w:val="List Number 5"/>
-    <w:basedOn w:val="Normln"/>
+    <w:basedOn w:val="Normal"/>
     <w:semiHidden/>
     <w:rsid w:val="00F877B1"/>
     <w:pPr>
@@ -8205,9 +8040,9 @@
       </w:numPr>
     </w:pPr>
   </w:style>
-  <w:style w:type="numbering" w:styleId="lnekoddl">
+  <w:style w:type="numbering" w:styleId="ArticleSection">
     <w:name w:val="Outline List 3"/>
-    <w:basedOn w:val="Bezseznamu"/>
+    <w:basedOn w:val="NoList"/>
     <w:semiHidden/>
     <w:rsid w:val="00F877B1"/>
     <w:pPr>
@@ -8216,14 +8051,14 @@
       </w:numPr>
     </w:pPr>
   </w:style>
-  <w:style w:type="paragraph" w:styleId="Datum">
+  <w:style w:type="paragraph" w:styleId="Date">
     <w:name w:val="Date"/>
-    <w:basedOn w:val="Normln"/>
-    <w:next w:val="Normln"/>
+    <w:basedOn w:val="Normal"/>
+    <w:next w:val="Normal"/>
     <w:semiHidden/>
     <w:rsid w:val="00F877B1"/>
   </w:style>
-  <w:style w:type="character" w:styleId="DefiniceHTML">
+  <w:style w:type="character" w:styleId="HTMLDefinition">
     <w:name w:val="HTML Definition"/>
     <w:semiHidden/>
     <w:rsid w:val="00F877B1"/>
@@ -8232,9 +8067,9 @@
       <w:iCs/>
     </w:rPr>
   </w:style>
-  <w:style w:type="table" w:styleId="Elegantntabulka">
+  <w:style w:type="table" w:styleId="TableElegant">
     <w:name w:val="Table Elegant"/>
-    <w:basedOn w:val="Normlntabulka"/>
+    <w:basedOn w:val="TableNormal"/>
     <w:semiHidden/>
     <w:rsid w:val="00F877B1"/>
     <w:tblPr>
@@ -8264,18 +8099,18 @@
       </w:tcPr>
     </w:tblStylePr>
   </w:style>
-  <w:style w:type="paragraph" w:styleId="FormtovanvHTML">
+  <w:style w:type="paragraph" w:styleId="HTMLPreformatted">
     <w:name w:val="HTML Preformatted"/>
-    <w:basedOn w:val="Normln"/>
+    <w:basedOn w:val="Normal"/>
     <w:semiHidden/>
     <w:rsid w:val="00F877B1"/>
     <w:rPr>
       <w:rFonts w:ascii="Courier New" w:hAnsi="Courier New" w:cs="Courier New"/>
     </w:rPr>
   </w:style>
-  <w:style w:type="table" w:styleId="Jednoduchtabulka1">
+  <w:style w:type="table" w:styleId="TableSimple1">
     <w:name w:val="Table Simple 1"/>
-    <w:basedOn w:val="Normlntabulka"/>
+    <w:basedOn w:val="TableNormal"/>
     <w:semiHidden/>
     <w:rsid w:val="00F877B1"/>
     <w:tblPr>
@@ -8308,9 +8143,9 @@
       </w:tcPr>
     </w:tblStylePr>
   </w:style>
-  <w:style w:type="table" w:styleId="Jednoduchtabulka2">
+  <w:style w:type="table" w:styleId="TableSimple2">
     <w:name w:val="Table Simple 2"/>
-    <w:basedOn w:val="Normlntabulka"/>
+    <w:basedOn w:val="TableNormal"/>
     <w:semiHidden/>
     <w:rsid w:val="00F877B1"/>
     <w:tblPr/>
@@ -8400,9 +8235,9 @@
       </w:tcPr>
     </w:tblStylePr>
   </w:style>
-  <w:style w:type="table" w:styleId="Jednoduchtabulka3">
+  <w:style w:type="table" w:styleId="TableSimple3">
     <w:name w:val="Table Simple 3"/>
-    <w:basedOn w:val="Normlntabulka"/>
+    <w:basedOn w:val="TableNormal"/>
     <w:semiHidden/>
     <w:rsid w:val="00F877B1"/>
     <w:tblPr>
@@ -8432,9 +8267,9 @@
       </w:tcPr>
     </w:tblStylePr>
   </w:style>
-  <w:style w:type="table" w:styleId="Klasicktabulka1">
+  <w:style w:type="table" w:styleId="TableClassic1">
     <w:name w:val="Table Classic 1"/>
-    <w:basedOn w:val="Normlntabulka"/>
+    <w:basedOn w:val="TableNormal"/>
     <w:semiHidden/>
     <w:rsid w:val="00F877B1"/>
     <w:tblPr>
@@ -8512,9 +8347,9 @@
       </w:tcPr>
     </w:tblStylePr>
   </w:style>
-  <w:style w:type="table" w:styleId="Klasicktabulka2">
+  <w:style w:type="table" w:styleId="TableClassic2">
     <w:name w:val="Table Classic 2"/>
-    <w:basedOn w:val="Normlntabulka"/>
+    <w:basedOn w:val="TableNormal"/>
     <w:semiHidden/>
     <w:rsid w:val="00F877B1"/>
     <w:tblPr>
@@ -8600,9 +8435,9 @@
       </w:tcPr>
     </w:tblStylePr>
   </w:style>
-  <w:style w:type="table" w:styleId="Klasicktabulka3">
+  <w:style w:type="table" w:styleId="TableClassic3">
     <w:name w:val="Table Classic 3"/>
-    <w:basedOn w:val="Normlntabulka"/>
+    <w:basedOn w:val="TableNormal"/>
     <w:semiHidden/>
     <w:rsid w:val="00F877B1"/>
     <w:rPr>
@@ -8666,9 +8501,9 @@
       </w:tcPr>
     </w:tblStylePr>
   </w:style>
-  <w:style w:type="table" w:styleId="Klasicktabulka4">
+  <w:style w:type="table" w:styleId="TableClassic4">
     <w:name w:val="Table Classic 4"/>
-    <w:basedOn w:val="Normlntabulka"/>
+    <w:basedOn w:val="TableNormal"/>
     <w:semiHidden/>
     <w:rsid w:val="00F877B1"/>
     <w:tblPr>
@@ -8753,7 +8588,7 @@
       </w:tcPr>
     </w:tblStylePr>
   </w:style>
-  <w:style w:type="character" w:styleId="KlvesniceHTML">
+  <w:style w:type="character" w:styleId="HTMLKeyboard">
     <w:name w:val="HTML Keyboard"/>
     <w:semiHidden/>
     <w:rsid w:val="00F877B1"/>
@@ -8763,7 +8598,7 @@
       <w:szCs w:val="20"/>
     </w:rPr>
   </w:style>
-  <w:style w:type="character" w:styleId="KdHTML">
+  <w:style w:type="character" w:styleId="HTMLCode">
     <w:name w:val="HTML Code"/>
     <w:semiHidden/>
     <w:rsid w:val="00F877B1"/>
@@ -8773,9 +8608,9 @@
       <w:szCs w:val="20"/>
     </w:rPr>
   </w:style>
-  <w:style w:type="table" w:styleId="Moderntabulka">
+  <w:style w:type="table" w:styleId="TableContemporary">
     <w:name w:val="Table Contemporary"/>
-    <w:basedOn w:val="Normlntabulka"/>
+    <w:basedOn w:val="TableNormal"/>
     <w:semiHidden/>
     <w:rsid w:val="00F877B1"/>
     <w:tblPr>
@@ -8827,9 +8662,9 @@
       </w:tcPr>
     </w:tblStylePr>
   </w:style>
-  <w:style w:type="table" w:styleId="Motivtabulky">
+  <w:style w:type="table" w:styleId="TableTheme">
     <w:name w:val="Table Theme"/>
-    <w:basedOn w:val="Normlntabulka"/>
+    <w:basedOn w:val="TableNormal"/>
     <w:semiHidden/>
     <w:rsid w:val="00F877B1"/>
     <w:tblPr>
@@ -8843,9 +8678,9 @@
       </w:tblBorders>
     </w:tblPr>
   </w:style>
-  <w:style w:type="table" w:styleId="Mkatabulky">
+  <w:style w:type="table" w:styleId="TableGrid">
     <w:name w:val="Table Grid"/>
-    <w:basedOn w:val="Normlntabulka"/>
+    <w:basedOn w:val="TableNormal"/>
     <w:rsid w:val="00F877B1"/>
     <w:tblPr>
       <w:tblBorders>
@@ -8858,9 +8693,9 @@
       </w:tblBorders>
     </w:tblPr>
   </w:style>
-  <w:style w:type="table" w:styleId="Mkatabulky1">
+  <w:style w:type="table" w:styleId="TableGrid1">
     <w:name w:val="Table Grid 1"/>
-    <w:basedOn w:val="Normlntabulka"/>
+    <w:basedOn w:val="TableNormal"/>
     <w:semiHidden/>
     <w:rsid w:val="00F877B1"/>
     <w:tblPr>
@@ -8903,9 +8738,9 @@
       </w:tcPr>
     </w:tblStylePr>
   </w:style>
-  <w:style w:type="table" w:styleId="Mkatabulky2">
+  <w:style w:type="table" w:styleId="TableGrid2">
     <w:name w:val="Table Grid 2"/>
-    <w:basedOn w:val="Normlntabulka"/>
+    <w:basedOn w:val="TableNormal"/>
     <w:semiHidden/>
     <w:rsid w:val="00F877B1"/>
     <w:tblPr>
@@ -8971,9 +8806,9 @@
       </w:tcPr>
     </w:tblStylePr>
   </w:style>
-  <w:style w:type="table" w:styleId="Mkatabulky4">
+  <w:style w:type="table" w:styleId="TableGrid4">
     <w:name w:val="Table Grid 4"/>
-    <w:basedOn w:val="Normlntabulka"/>
+    <w:basedOn w:val="TableNormal"/>
     <w:semiHidden/>
     <w:rsid w:val="00F877B1"/>
     <w:tblPr>
@@ -9032,9 +8867,9 @@
       </w:tcPr>
     </w:tblStylePr>
   </w:style>
-  <w:style w:type="table" w:styleId="Mkatabulky5">
+  <w:style w:type="table" w:styleId="TableGrid5">
     <w:name w:val="Table Grid 5"/>
-    <w:basedOn w:val="Normlntabulka"/>
+    <w:basedOn w:val="TableNormal"/>
     <w:semiHidden/>
     <w:rsid w:val="00F877B1"/>
     <w:tblPr>
@@ -9096,9 +8931,9 @@
       </w:tcPr>
     </w:tblStylePr>
   </w:style>
-  <w:style w:type="table" w:styleId="Mkatabulky6">
+  <w:style w:type="table" w:styleId="TableGrid6">
     <w:name w:val="Table Grid 6"/>
-    <w:basedOn w:val="Normlntabulka"/>
+    <w:basedOn w:val="TableNormal"/>
     <w:semiHidden/>
     <w:rsid w:val="00F877B1"/>
     <w:tblPr>
@@ -9163,9 +8998,9 @@
       </w:tcPr>
     </w:tblStylePr>
   </w:style>
-  <w:style w:type="table" w:styleId="Mkatabulky7">
+  <w:style w:type="table" w:styleId="TableGrid7">
     <w:name w:val="Table Grid 7"/>
-    <w:basedOn w:val="Normlntabulka"/>
+    <w:basedOn w:val="TableNormal"/>
     <w:semiHidden/>
     <w:rsid w:val="00F877B1"/>
     <w:rPr>
@@ -9249,9 +9084,9 @@
       </w:tcPr>
     </w:tblStylePr>
   </w:style>
-  <w:style w:type="table" w:styleId="Mkatabulky8">
+  <w:style w:type="table" w:styleId="TableGrid8">
     <w:name w:val="Table Grid 8"/>
-    <w:basedOn w:val="Normlntabulka"/>
+    <w:basedOn w:val="TableNormal"/>
     <w:semiHidden/>
     <w:rsid w:val="00F877B1"/>
     <w:tblPr>
@@ -9311,17 +9146,17 @@
       </w:tcPr>
     </w:tblStylePr>
   </w:style>
-  <w:style w:type="paragraph" w:styleId="Nadpispoznmky">
+  <w:style w:type="paragraph" w:styleId="NoteHeading">
     <w:name w:val="Note Heading"/>
-    <w:basedOn w:val="Normln"/>
-    <w:next w:val="Normln"/>
+    <w:basedOn w:val="Normal"/>
+    <w:next w:val="Normal"/>
     <w:semiHidden/>
     <w:rsid w:val="00F877B1"/>
   </w:style>
-  <w:style w:type="paragraph" w:styleId="Nzev">
+  <w:style w:type="paragraph" w:styleId="Title">
     <w:name w:val="Title"/>
-    <w:basedOn w:val="Normln"/>
-    <w:link w:val="NzevChar"/>
+    <w:basedOn w:val="Normal"/>
+    <w:link w:val="TitleChar"/>
     <w:qFormat/>
     <w:rsid w:val="00F877B1"/>
     <w:pPr>
@@ -9338,9 +9173,9 @@
       <w:szCs w:val="32"/>
     </w:rPr>
   </w:style>
-  <w:style w:type="paragraph" w:styleId="Normlnweb">
+  <w:style w:type="paragraph" w:styleId="NormalWeb">
     <w:name w:val="Normal (Web)"/>
-    <w:basedOn w:val="Normln"/>
+    <w:basedOn w:val="Normal"/>
     <w:semiHidden/>
     <w:rsid w:val="00F877B1"/>
     <w:rPr>
@@ -9349,40 +9184,40 @@
       <w:szCs w:val="24"/>
     </w:rPr>
   </w:style>
-  <w:style w:type="paragraph" w:styleId="Normlnodsazen">
+  <w:style w:type="paragraph" w:styleId="NormalIndent">
     <w:name w:val="Normal Indent"/>
-    <w:basedOn w:val="Normln"/>
+    <w:basedOn w:val="Normal"/>
     <w:semiHidden/>
     <w:rsid w:val="00F877B1"/>
     <w:pPr>
       <w:ind w:left="708"/>
     </w:pPr>
   </w:style>
-  <w:style w:type="paragraph" w:styleId="Osloven">
+  <w:style w:type="paragraph" w:styleId="Salutation">
     <w:name w:val="Salutation"/>
-    <w:basedOn w:val="Normln"/>
-    <w:next w:val="Normln"/>
+    <w:basedOn w:val="Normal"/>
+    <w:next w:val="Normal"/>
     <w:semiHidden/>
     <w:rsid w:val="00F877B1"/>
   </w:style>
-  <w:style w:type="paragraph" w:styleId="Podpis">
+  <w:style w:type="paragraph" w:styleId="Signature">
     <w:name w:val="Signature"/>
-    <w:basedOn w:val="Normln"/>
+    <w:basedOn w:val="Normal"/>
     <w:semiHidden/>
     <w:rsid w:val="00F877B1"/>
     <w:pPr>
       <w:ind w:left="4252"/>
     </w:pPr>
   </w:style>
-  <w:style w:type="paragraph" w:styleId="Podpise-mailu">
+  <w:style w:type="paragraph" w:styleId="EmailSignature">
     <w:name w:val="E-mail Signature"/>
-    <w:basedOn w:val="Normln"/>
+    <w:basedOn w:val="Normal"/>
     <w:semiHidden/>
     <w:rsid w:val="00F877B1"/>
   </w:style>
-  <w:style w:type="paragraph" w:styleId="Podnadpis">
+  <w:style w:type="paragraph" w:styleId="Subtitle">
     <w:name w:val="Subtitle"/>
-    <w:basedOn w:val="Normln"/>
+    <w:basedOn w:val="Normal"/>
     <w:qFormat/>
     <w:rsid w:val="00F877B1"/>
     <w:pPr>
@@ -9396,45 +9231,45 @@
       <w:szCs w:val="24"/>
     </w:rPr>
   </w:style>
-  <w:style w:type="paragraph" w:styleId="Pokraovnseznamu">
+  <w:style w:type="paragraph" w:styleId="ListContinue">
     <w:name w:val="List Continue"/>
-    <w:basedOn w:val="Normln"/>
+    <w:basedOn w:val="Normal"/>
     <w:rsid w:val="00F877B1"/>
     <w:pPr>
       <w:spacing w:after="120"/>
       <w:ind w:left="283"/>
     </w:pPr>
   </w:style>
-  <w:style w:type="paragraph" w:styleId="Pokraovnseznamu2">
+  <w:style w:type="paragraph" w:styleId="ListContinue2">
     <w:name w:val="List Continue 2"/>
-    <w:basedOn w:val="Normln"/>
+    <w:basedOn w:val="Normal"/>
     <w:rsid w:val="00F877B1"/>
     <w:pPr>
       <w:spacing w:after="120"/>
       <w:ind w:left="566"/>
     </w:pPr>
   </w:style>
-  <w:style w:type="paragraph" w:styleId="Pokraovnseznamu3">
+  <w:style w:type="paragraph" w:styleId="ListContinue3">
     <w:name w:val="List Continue 3"/>
-    <w:basedOn w:val="Normln"/>
+    <w:basedOn w:val="Normal"/>
     <w:rsid w:val="00F877B1"/>
     <w:pPr>
       <w:spacing w:after="120"/>
       <w:ind w:left="849"/>
     </w:pPr>
   </w:style>
-  <w:style w:type="paragraph" w:styleId="Pokraovnseznamu4">
+  <w:style w:type="paragraph" w:styleId="ListContinue4">
     <w:name w:val="List Continue 4"/>
-    <w:basedOn w:val="Normln"/>
+    <w:basedOn w:val="Normal"/>
     <w:rsid w:val="00F877B1"/>
     <w:pPr>
       <w:spacing w:after="120"/>
       <w:ind w:left="1132"/>
     </w:pPr>
   </w:style>
-  <w:style w:type="paragraph" w:styleId="Pokraovnseznamu5">
+  <w:style w:type="paragraph" w:styleId="ListContinue5">
     <w:name w:val="List Continue 5"/>
-    <w:basedOn w:val="Normln"/>
+    <w:basedOn w:val="Normal"/>
     <w:semiHidden/>
     <w:rsid w:val="00F877B1"/>
     <w:pPr>
@@ -9442,9 +9277,9 @@
       <w:ind w:left="1415"/>
     </w:pPr>
   </w:style>
-  <w:style w:type="table" w:styleId="Profesionlntabulka">
+  <w:style w:type="table" w:styleId="TableProfessional">
     <w:name w:val="Table Professional"/>
-    <w:basedOn w:val="Normlntabulka"/>
+    <w:basedOn w:val="TableNormal"/>
     <w:semiHidden/>
     <w:rsid w:val="00F877B1"/>
     <w:tblPr>
@@ -9476,7 +9311,7 @@
       </w:tcPr>
     </w:tblStylePr>
   </w:style>
-  <w:style w:type="character" w:styleId="PromnnHTML">
+  <w:style w:type="character" w:styleId="HTMLVariable">
     <w:name w:val="HTML Variable"/>
     <w:semiHidden/>
     <w:rsid w:val="00F877B1"/>
@@ -9485,16 +9320,16 @@
       <w:iCs/>
     </w:rPr>
   </w:style>
-  <w:style w:type="paragraph" w:styleId="Prosttext">
+  <w:style w:type="paragraph" w:styleId="PlainText">
     <w:name w:val="Plain Text"/>
-    <w:basedOn w:val="Normln"/>
+    <w:basedOn w:val="Normal"/>
     <w:semiHidden/>
     <w:rsid w:val="00F877B1"/>
     <w:rPr>
       <w:rFonts w:ascii="Courier New" w:hAnsi="Courier New" w:cs="Courier New"/>
     </w:rPr>
   </w:style>
-  <w:style w:type="character" w:styleId="PsacstrojHTML">
+  <w:style w:type="character" w:styleId="HTMLTypewriter">
     <w:name w:val="HTML Typewriter"/>
     <w:semiHidden/>
     <w:rsid w:val="00F877B1"/>
@@ -9504,54 +9339,54 @@
       <w:szCs w:val="20"/>
     </w:rPr>
   </w:style>
-  <w:style w:type="paragraph" w:styleId="Seznam">
+  <w:style w:type="paragraph" w:styleId="List">
     <w:name w:val="List"/>
-    <w:basedOn w:val="Normln"/>
+    <w:basedOn w:val="Normal"/>
     <w:semiHidden/>
     <w:rsid w:val="00F877B1"/>
     <w:pPr>
       <w:ind w:left="283" w:hanging="283"/>
     </w:pPr>
   </w:style>
-  <w:style w:type="paragraph" w:styleId="Seznam2">
+  <w:style w:type="paragraph" w:styleId="List2">
     <w:name w:val="List 2"/>
-    <w:basedOn w:val="Normln"/>
+    <w:basedOn w:val="Normal"/>
     <w:semiHidden/>
     <w:rsid w:val="00F877B1"/>
     <w:pPr>
       <w:ind w:left="566" w:hanging="283"/>
     </w:pPr>
   </w:style>
-  <w:style w:type="paragraph" w:styleId="Seznam3">
+  <w:style w:type="paragraph" w:styleId="List3">
     <w:name w:val="List 3"/>
-    <w:basedOn w:val="Normln"/>
+    <w:basedOn w:val="Normal"/>
     <w:semiHidden/>
     <w:rsid w:val="00F877B1"/>
     <w:pPr>
       <w:ind w:left="849" w:hanging="283"/>
     </w:pPr>
   </w:style>
-  <w:style w:type="paragraph" w:styleId="Seznam4">
+  <w:style w:type="paragraph" w:styleId="List4">
     <w:name w:val="List 4"/>
-    <w:basedOn w:val="Normln"/>
+    <w:basedOn w:val="Normal"/>
     <w:semiHidden/>
     <w:rsid w:val="00F877B1"/>
     <w:pPr>
       <w:ind w:left="1132" w:hanging="283"/>
     </w:pPr>
   </w:style>
-  <w:style w:type="paragraph" w:styleId="Seznam5">
+  <w:style w:type="paragraph" w:styleId="List5">
     <w:name w:val="List 5"/>
-    <w:basedOn w:val="Normln"/>
+    <w:basedOn w:val="Normal"/>
     <w:semiHidden/>
     <w:rsid w:val="00F877B1"/>
     <w:pPr>
       <w:ind w:left="1415" w:hanging="283"/>
     </w:pPr>
   </w:style>
-  <w:style w:type="paragraph" w:styleId="Seznamsodrkami">
+  <w:style w:type="paragraph" w:styleId="ListBullet">
     <w:name w:val="List Bullet"/>
-    <w:basedOn w:val="Normln"/>
+    <w:basedOn w:val="Normal"/>
     <w:semiHidden/>
     <w:rsid w:val="00F877B1"/>
     <w:pPr>
@@ -9560,9 +9395,9 @@
       </w:numPr>
     </w:pPr>
   </w:style>
-  <w:style w:type="paragraph" w:styleId="Seznamsodrkami2">
+  <w:style w:type="paragraph" w:styleId="ListBullet2">
     <w:name w:val="List Bullet 2"/>
-    <w:basedOn w:val="Normln"/>
+    <w:basedOn w:val="Normal"/>
     <w:semiHidden/>
     <w:rsid w:val="00F877B1"/>
     <w:pPr>
@@ -9571,9 +9406,9 @@
       </w:numPr>
     </w:pPr>
   </w:style>
-  <w:style w:type="paragraph" w:styleId="Seznamsodrkami3">
+  <w:style w:type="paragraph" w:styleId="ListBullet3">
     <w:name w:val="List Bullet 3"/>
-    <w:basedOn w:val="Normln"/>
+    <w:basedOn w:val="Normal"/>
     <w:semiHidden/>
     <w:rsid w:val="00F877B1"/>
     <w:pPr>
@@ -9582,9 +9417,9 @@
       </w:numPr>
     </w:pPr>
   </w:style>
-  <w:style w:type="paragraph" w:styleId="Seznamsodrkami4">
+  <w:style w:type="paragraph" w:styleId="ListBullet4">
     <w:name w:val="List Bullet 4"/>
-    <w:basedOn w:val="Normln"/>
+    <w:basedOn w:val="Normal"/>
     <w:autoRedefine/>
     <w:rsid w:val="00F877B1"/>
     <w:pPr>
@@ -9596,9 +9431,9 @@
       <w:jc w:val="both"/>
     </w:pPr>
   </w:style>
-  <w:style w:type="paragraph" w:styleId="Seznamsodrkami5">
+  <w:style w:type="paragraph" w:styleId="ListBullet5">
     <w:name w:val="List Bullet 5"/>
-    <w:basedOn w:val="Normln"/>
+    <w:basedOn w:val="Normal"/>
     <w:semiHidden/>
     <w:rsid w:val="00F877B1"/>
     <w:pPr>
@@ -9607,7 +9442,7 @@
       </w:numPr>
     </w:pPr>
   </w:style>
-  <w:style w:type="character" w:styleId="Siln">
+  <w:style w:type="character" w:styleId="Strong">
     <w:name w:val="Strong"/>
     <w:qFormat/>
     <w:rsid w:val="00F877B1"/>
@@ -9616,7 +9451,7 @@
       <w:bCs/>
     </w:rPr>
   </w:style>
-  <w:style w:type="character" w:styleId="Sledovanodkaz">
+  <w:style w:type="character" w:styleId="FollowedHyperlink">
     <w:name w:val="FollowedHyperlink"/>
     <w:semiHidden/>
     <w:rsid w:val="00F877B1"/>
@@ -9625,9 +9460,9 @@
       <w:u w:val="single"/>
     </w:rPr>
   </w:style>
-  <w:style w:type="table" w:styleId="Sloupcetabulky1">
+  <w:style w:type="table" w:styleId="TableColumns1">
     <w:name w:val="Table Columns 1"/>
-    <w:basedOn w:val="Normlntabulka"/>
+    <w:basedOn w:val="TableNormal"/>
     <w:semiHidden/>
     <w:rsid w:val="00F877B1"/>
     <w:rPr>
@@ -9741,9 +9576,9 @@
       </w:tcPr>
     </w:tblStylePr>
   </w:style>
-  <w:style w:type="table" w:styleId="Sloupcetabulky2">
+  <w:style w:type="table" w:styleId="TableColumns2">
     <w:name w:val="Table Columns 2"/>
-    <w:basedOn w:val="Normlntabulka"/>
+    <w:basedOn w:val="TableNormal"/>
     <w:semiHidden/>
     <w:rsid w:val="00F877B1"/>
     <w:rPr>
@@ -9851,9 +9686,9 @@
       </w:tcPr>
     </w:tblStylePr>
   </w:style>
-  <w:style w:type="table" w:styleId="Sloupcetabulky3">
+  <w:style w:type="table" w:styleId="TableColumns3">
     <w:name w:val="Table Columns 3"/>
-    <w:basedOn w:val="Normlntabulka"/>
+    <w:basedOn w:val="TableNormal"/>
     <w:semiHidden/>
     <w:rsid w:val="00F877B1"/>
     <w:rPr>
@@ -9955,9 +9790,9 @@
       </w:tcPr>
     </w:tblStylePr>
   </w:style>
-  <w:style w:type="table" w:styleId="Sloupcetabulky4">
+  <w:style w:type="table" w:styleId="TableColumns4">
     <w:name w:val="Table Columns 4"/>
-    <w:basedOn w:val="Normlntabulka"/>
+    <w:basedOn w:val="TableNormal"/>
     <w:semiHidden/>
     <w:rsid w:val="00F877B1"/>
     <w:tblPr>
@@ -10021,9 +9856,9 @@
       </w:tcPr>
     </w:tblStylePr>
   </w:style>
-  <w:style w:type="table" w:styleId="Sloupcetabulky5">
+  <w:style w:type="table" w:styleId="TableColumns5">
     <w:name w:val="Table Columns 5"/>
-    <w:basedOn w:val="Normlntabulka"/>
+    <w:basedOn w:val="TableNormal"/>
     <w:semiHidden/>
     <w:rsid w:val="00F877B1"/>
     <w:tblPr>
@@ -10107,9 +9942,9 @@
       </w:rPr>
     </w:tblStylePr>
   </w:style>
-  <w:style w:type="table" w:styleId="Tabulkajakoseznam1">
+  <w:style w:type="table" w:styleId="TableList1">
     <w:name w:val="Table List 1"/>
-    <w:basedOn w:val="Normlntabulka"/>
+    <w:basedOn w:val="TableNormal"/>
     <w:semiHidden/>
     <w:rsid w:val="00F877B1"/>
     <w:tblPr>
@@ -10188,9 +10023,9 @@
       </w:tcPr>
     </w:tblStylePr>
   </w:style>
-  <w:style w:type="table" w:styleId="Tabulkajakoseznam2">
+  <w:style w:type="table" w:styleId="TableList2">
     <w:name w:val="Table List 2"/>
-    <w:basedOn w:val="Normlntabulka"/>
+    <w:basedOn w:val="TableNormal"/>
     <w:semiHidden/>
     <w:rsid w:val="00F877B1"/>
     <w:tblPr>
@@ -10264,9 +10099,9 @@
       </w:tcPr>
     </w:tblStylePr>
   </w:style>
-  <w:style w:type="table" w:styleId="Tabulkajakoseznam3">
+  <w:style w:type="table" w:styleId="TableList3">
     <w:name w:val="Table List 3"/>
-    <w:basedOn w:val="Normlntabulka"/>
+    <w:basedOn w:val="TableNormal"/>
     <w:semiHidden/>
     <w:rsid w:val="00F877B1"/>
     <w:tblPr>
@@ -10319,9 +10154,9 @@
       </w:tcPr>
     </w:tblStylePr>
   </w:style>
-  <w:style w:type="table" w:styleId="Tabulkajakoseznam4">
+  <w:style w:type="table" w:styleId="TableList4">
     <w:name w:val="Table List 4"/>
-    <w:basedOn w:val="Normlntabulka"/>
+    <w:basedOn w:val="TableNormal"/>
     <w:semiHidden/>
     <w:rsid w:val="00F877B1"/>
     <w:tblPr>
@@ -10353,9 +10188,9 @@
       </w:tcPr>
     </w:tblStylePr>
   </w:style>
-  <w:style w:type="table" w:styleId="Tabulkajakoseznam5">
+  <w:style w:type="table" w:styleId="TableList5">
     <w:name w:val="Table List 5"/>
-    <w:basedOn w:val="Normlntabulka"/>
+    <w:basedOn w:val="TableNormal"/>
     <w:semiHidden/>
     <w:rsid w:val="00F877B1"/>
     <w:tblPr>
@@ -10398,9 +10233,9 @@
       </w:tcPr>
     </w:tblStylePr>
   </w:style>
-  <w:style w:type="table" w:styleId="Tabulkajakoseznam6">
+  <w:style w:type="table" w:styleId="TableList6">
     <w:name w:val="Table List 6"/>
-    <w:basedOn w:val="Normlntabulka"/>
+    <w:basedOn w:val="TableNormal"/>
     <w:semiHidden/>
     <w:rsid w:val="00F877B1"/>
     <w:tblPr>
@@ -10454,9 +10289,9 @@
       </w:tcPr>
     </w:tblStylePr>
   </w:style>
-  <w:style w:type="table" w:styleId="Tabulkajakoseznam7">
+  <w:style w:type="table" w:styleId="TableList7">
     <w:name w:val="Table List 7"/>
-    <w:basedOn w:val="Normlntabulka"/>
+    <w:basedOn w:val="TableNormal"/>
     <w:semiHidden/>
     <w:rsid w:val="00F877B1"/>
     <w:tblPr>
@@ -10548,9 +10383,9 @@
       </w:tcPr>
     </w:tblStylePr>
   </w:style>
-  <w:style w:type="table" w:styleId="Tabulkajakoseznam8">
+  <w:style w:type="table" w:styleId="TableList8">
     <w:name w:val="Table List 8"/>
-    <w:basedOn w:val="Normlntabulka"/>
+    <w:basedOn w:val="TableNormal"/>
     <w:semiHidden/>
     <w:rsid w:val="00F877B1"/>
     <w:tblPr>
@@ -10644,9 +10479,9 @@
       </w:tcPr>
     </w:tblStylePr>
   </w:style>
-  <w:style w:type="table" w:styleId="Tabulkasprostorovmiefekty1">
+  <w:style w:type="table" w:styleId="Table3Deffects1">
     <w:name w:val="Table 3D effects 1"/>
-    <w:basedOn w:val="Normlntabulka"/>
+    <w:basedOn w:val="TableNormal"/>
     <w:semiHidden/>
     <w:rsid w:val="00F877B1"/>
     <w:tblPr/>
@@ -10750,9 +10585,9 @@
       </w:tcPr>
     </w:tblStylePr>
   </w:style>
-  <w:style w:type="table" w:styleId="Tabulkasprostorovmiefekty2">
+  <w:style w:type="table" w:styleId="Table3Deffects2">
     <w:name w:val="Table 3D effects 2"/>
-    <w:basedOn w:val="Normlntabulka"/>
+    <w:basedOn w:val="TableNormal"/>
     <w:semiHidden/>
     <w:rsid w:val="00F877B1"/>
     <w:tblPr>
@@ -10821,9 +10656,9 @@
       </w:tcPr>
     </w:tblStylePr>
   </w:style>
-  <w:style w:type="table" w:styleId="Tabulkasprostorovmiefekty3">
+  <w:style w:type="table" w:styleId="Table3Deffects3">
     <w:name w:val="Table 3D effects 3"/>
-    <w:basedOn w:val="Normlntabulka"/>
+    <w:basedOn w:val="TableNormal"/>
     <w:semiHidden/>
     <w:rsid w:val="00F877B1"/>
     <w:tblPr>
@@ -10908,9 +10743,9 @@
       </w:tcPr>
     </w:tblStylePr>
   </w:style>
-  <w:style w:type="table" w:styleId="Tabulkastlumenmibarvami1">
+  <w:style w:type="table" w:styleId="TableSubtle1">
     <w:name w:val="Table Subtle 1"/>
-    <w:basedOn w:val="Normlntabulka"/>
+    <w:basedOn w:val="TableNormal"/>
     <w:semiHidden/>
     <w:rsid w:val="00F877B1"/>
     <w:tblPr>
@@ -10996,9 +10831,9 @@
       </w:tcPr>
     </w:tblStylePr>
   </w:style>
-  <w:style w:type="table" w:styleId="Tabulkastlumenmibarvami2">
+  <w:style w:type="table" w:styleId="TableSubtle2">
     <w:name w:val="Table Subtle 2"/>
-    <w:basedOn w:val="Normlntabulka"/>
+    <w:basedOn w:val="TableNormal"/>
     <w:semiHidden/>
     <w:rsid w:val="00F877B1"/>
     <w:tblPr>
@@ -11076,9 +10911,9 @@
       </w:tcPr>
     </w:tblStylePr>
   </w:style>
-  <w:style w:type="paragraph" w:styleId="Textvbloku">
+  <w:style w:type="paragraph" w:styleId="BlockText">
     <w:name w:val="Block Text"/>
-    <w:basedOn w:val="Normln"/>
+    <w:basedOn w:val="Normal"/>
     <w:semiHidden/>
     <w:rsid w:val="00F877B1"/>
     <w:pPr>
@@ -11086,7 +10921,7 @@
       <w:ind w:left="1440" w:right="1440"/>
     </w:pPr>
   </w:style>
-  <w:style w:type="character" w:styleId="UkzkaHTML">
+  <w:style w:type="character" w:styleId="HTMLSample">
     <w:name w:val="HTML Sample"/>
     <w:semiHidden/>
     <w:rsid w:val="00F877B1"/>
@@ -11094,9 +10929,9 @@
       <w:rFonts w:ascii="Courier New" w:hAnsi="Courier New" w:cs="Courier New"/>
     </w:rPr>
   </w:style>
-  <w:style w:type="table" w:styleId="Webovtabulka1">
+  <w:style w:type="table" w:styleId="TableWeb1">
     <w:name w:val="Table Web 1"/>
-    <w:basedOn w:val="Normlntabulka"/>
+    <w:basedOn w:val="TableNormal"/>
     <w:semiHidden/>
     <w:rsid w:val="00F877B1"/>
     <w:tblPr>
@@ -11129,9 +10964,9 @@
       </w:tcPr>
     </w:tblStylePr>
   </w:style>
-  <w:style w:type="table" w:styleId="Webovtabulka2">
+  <w:style w:type="table" w:styleId="TableWeb2">
     <w:name w:val="Table Web 2"/>
-    <w:basedOn w:val="Normlntabulka"/>
+    <w:basedOn w:val="TableNormal"/>
     <w:semiHidden/>
     <w:rsid w:val="00F877B1"/>
     <w:tblPr>
@@ -11164,9 +10999,9 @@
       </w:tcPr>
     </w:tblStylePr>
   </w:style>
-  <w:style w:type="table" w:styleId="Webovtabulka3">
+  <w:style w:type="table" w:styleId="TableWeb3">
     <w:name w:val="Table Web 3"/>
-    <w:basedOn w:val="Normlntabulka"/>
+    <w:basedOn w:val="TableNormal"/>
     <w:semiHidden/>
     <w:rsid w:val="00F877B1"/>
     <w:tblPr>
@@ -11199,9 +11034,9 @@
       </w:tcPr>
     </w:tblStylePr>
   </w:style>
-  <w:style w:type="paragraph" w:styleId="Zhlavzprvy">
+  <w:style w:type="paragraph" w:styleId="MessageHeader">
     <w:name w:val="Message Header"/>
-    <w:basedOn w:val="Normln"/>
+    <w:basedOn w:val="Normal"/>
     <w:semiHidden/>
     <w:rsid w:val="00F877B1"/>
     <w:pPr>
@@ -11220,18 +11055,18 @@
       <w:szCs w:val="24"/>
     </w:rPr>
   </w:style>
-  <w:style w:type="paragraph" w:styleId="Zkladntext-prvnodsazen">
+  <w:style w:type="paragraph" w:styleId="BodyTextFirstIndent">
     <w:name w:val="Body Text First Indent"/>
-    <w:basedOn w:val="Zkladntext"/>
+    <w:basedOn w:val="BodyText"/>
     <w:semiHidden/>
     <w:rsid w:val="00F877B1"/>
     <w:pPr>
       <w:ind w:firstLine="210"/>
     </w:pPr>
   </w:style>
-  <w:style w:type="paragraph" w:styleId="Zkladntextodsazen">
+  <w:style w:type="paragraph" w:styleId="BodyTextIndent">
     <w:name w:val="Body Text Indent"/>
-    <w:basedOn w:val="Normln"/>
+    <w:basedOn w:val="Normal"/>
     <w:semiHidden/>
     <w:rsid w:val="00F877B1"/>
     <w:pPr>
@@ -11239,27 +11074,27 @@
       <w:ind w:left="283"/>
     </w:pPr>
   </w:style>
-  <w:style w:type="paragraph" w:styleId="Zkladntext-prvnodsazen2">
+  <w:style w:type="paragraph" w:styleId="BodyTextFirstIndent2">
     <w:name w:val="Body Text First Indent 2"/>
-    <w:basedOn w:val="Zkladntextodsazen"/>
+    <w:basedOn w:val="BodyTextIndent"/>
     <w:semiHidden/>
     <w:rsid w:val="00F877B1"/>
     <w:pPr>
       <w:ind w:firstLine="210"/>
     </w:pPr>
   </w:style>
-  <w:style w:type="paragraph" w:styleId="Zkladntext2">
+  <w:style w:type="paragraph" w:styleId="BodyText2">
     <w:name w:val="Body Text 2"/>
-    <w:basedOn w:val="Normln"/>
+    <w:basedOn w:val="Normal"/>
     <w:semiHidden/>
     <w:rsid w:val="00F877B1"/>
     <w:pPr>
       <w:spacing w:after="120" w:line="480" w:lineRule="auto"/>
     </w:pPr>
   </w:style>
-  <w:style w:type="paragraph" w:styleId="Zkladntext3">
+  <w:style w:type="paragraph" w:styleId="BodyText3">
     <w:name w:val="Body Text 3"/>
-    <w:basedOn w:val="Normln"/>
+    <w:basedOn w:val="Normal"/>
     <w:semiHidden/>
     <w:rsid w:val="00F877B1"/>
     <w:pPr>
@@ -11270,9 +11105,9 @@
       <w:szCs w:val="16"/>
     </w:rPr>
   </w:style>
-  <w:style w:type="paragraph" w:styleId="Zkladntextodsazen2">
+  <w:style w:type="paragraph" w:styleId="BodyTextIndent2">
     <w:name w:val="Body Text Indent 2"/>
-    <w:basedOn w:val="Normln"/>
+    <w:basedOn w:val="Normal"/>
     <w:semiHidden/>
     <w:rsid w:val="00F877B1"/>
     <w:pPr>
@@ -11280,9 +11115,9 @@
       <w:ind w:left="283"/>
     </w:pPr>
   </w:style>
-  <w:style w:type="paragraph" w:styleId="Zkladntextodsazen3">
+  <w:style w:type="paragraph" w:styleId="BodyTextIndent3">
     <w:name w:val="Body Text Indent 3"/>
-    <w:basedOn w:val="Normln"/>
+    <w:basedOn w:val="Normal"/>
     <w:semiHidden/>
     <w:rsid w:val="00F877B1"/>
     <w:pPr>
@@ -11294,16 +11129,16 @@
       <w:szCs w:val="16"/>
     </w:rPr>
   </w:style>
-  <w:style w:type="paragraph" w:styleId="Zvr">
+  <w:style w:type="paragraph" w:styleId="Closing">
     <w:name w:val="Closing"/>
-    <w:basedOn w:val="Normln"/>
+    <w:basedOn w:val="Normal"/>
     <w:semiHidden/>
     <w:rsid w:val="00F877B1"/>
     <w:pPr>
       <w:ind w:left="4252"/>
     </w:pPr>
   </w:style>
-  <w:style w:type="character" w:styleId="Zdraznn">
+  <w:style w:type="character" w:styleId="Emphasis">
     <w:name w:val="Emphasis"/>
     <w:qFormat/>
     <w:rsid w:val="00F877B1"/>
@@ -11329,10 +11164,10 @@
       <w:b/>
     </w:rPr>
   </w:style>
-  <w:style w:type="character" w:customStyle="1" w:styleId="Nadpis2Char">
-    <w:name w:val="Nadpis 2 Char"/>
+  <w:style w:type="character" w:customStyle="1" w:styleId="Heading2Char">
+    <w:name w:val="Heading 2 Char"/>
     <w:basedOn w:val="NadpislnkuChar"/>
-    <w:link w:val="Nadpis2"/>
+    <w:link w:val="Heading2"/>
     <w:rsid w:val="00F877B1"/>
     <w:rPr>
       <w:rFonts w:ascii="Arial" w:hAnsi="Arial"/>
@@ -11363,7 +11198,7 @@
       <w:ind w:left="567" w:hanging="567"/>
     </w:pPr>
   </w:style>
-  <w:style w:type="character" w:styleId="Odkaznakoment">
+  <w:style w:type="character" w:styleId="CommentReference">
     <w:name w:val="annotation reference"/>
     <w:rsid w:val="00F877B1"/>
     <w:rPr>
@@ -11371,34 +11206,34 @@
       <w:szCs w:val="16"/>
     </w:rPr>
   </w:style>
-  <w:style w:type="paragraph" w:styleId="Textkomente">
+  <w:style w:type="paragraph" w:styleId="CommentText">
     <w:name w:val="annotation text"/>
-    <w:basedOn w:val="Normln"/>
-    <w:link w:val="TextkomenteChar"/>
-    <w:rsid w:val="00F877B1"/>
-  </w:style>
-  <w:style w:type="character" w:customStyle="1" w:styleId="TextkomenteChar">
-    <w:name w:val="Text komentáře Char"/>
-    <w:link w:val="Textkomente"/>
+    <w:basedOn w:val="Normal"/>
+    <w:link w:val="CommentTextChar"/>
+    <w:rsid w:val="00F877B1"/>
+  </w:style>
+  <w:style w:type="character" w:customStyle="1" w:styleId="CommentTextChar">
+    <w:name w:val="Comment Text Char"/>
+    <w:link w:val="CommentText"/>
     <w:rsid w:val="00F877B1"/>
     <w:rPr>
       <w:rFonts w:ascii="Arial" w:hAnsi="Arial"/>
     </w:rPr>
   </w:style>
-  <w:style w:type="paragraph" w:styleId="Pedmtkomente">
+  <w:style w:type="paragraph" w:styleId="CommentSubject">
     <w:name w:val="annotation subject"/>
-    <w:basedOn w:val="Textkomente"/>
-    <w:next w:val="Textkomente"/>
-    <w:link w:val="PedmtkomenteChar"/>
+    <w:basedOn w:val="CommentText"/>
+    <w:next w:val="CommentText"/>
+    <w:link w:val="CommentSubjectChar"/>
     <w:rsid w:val="00F877B1"/>
     <w:rPr>
       <w:b/>
       <w:bCs/>
     </w:rPr>
   </w:style>
-  <w:style w:type="character" w:customStyle="1" w:styleId="PedmtkomenteChar">
-    <w:name w:val="Předmět komentáře Char"/>
-    <w:link w:val="Pedmtkomente"/>
+  <w:style w:type="character" w:customStyle="1" w:styleId="CommentSubjectChar">
+    <w:name w:val="Comment Subject Char"/>
+    <w:link w:val="CommentSubject"/>
     <w:rsid w:val="00F877B1"/>
     <w:rPr>
       <w:rFonts w:ascii="Arial" w:hAnsi="Arial"/>
@@ -11406,10 +11241,10 @@
       <w:bCs/>
     </w:rPr>
   </w:style>
-  <w:style w:type="paragraph" w:styleId="Textbubliny">
+  <w:style w:type="paragraph" w:styleId="BalloonText">
     <w:name w:val="Balloon Text"/>
-    <w:basedOn w:val="Normln"/>
-    <w:link w:val="TextbublinyChar"/>
+    <w:basedOn w:val="Normal"/>
+    <w:link w:val="BalloonTextChar"/>
     <w:rsid w:val="00F877B1"/>
     <w:rPr>
       <w:rFonts w:ascii="Tahoma" w:hAnsi="Tahoma" w:cs="Tahoma"/>
@@ -11417,9 +11252,9 @@
       <w:szCs w:val="16"/>
     </w:rPr>
   </w:style>
-  <w:style w:type="character" w:customStyle="1" w:styleId="TextbublinyChar">
-    <w:name w:val="Text bubliny Char"/>
-    <w:link w:val="Textbubliny"/>
+  <w:style w:type="character" w:customStyle="1" w:styleId="BalloonTextChar">
+    <w:name w:val="Balloon Text Char"/>
+    <w:link w:val="BalloonText"/>
     <w:rsid w:val="00F877B1"/>
     <w:rPr>
       <w:rFonts w:ascii="Tahoma" w:hAnsi="Tahoma" w:cs="Tahoma"/>
@@ -11448,9 +11283,9 @@
       <w:sz w:val="28"/>
     </w:rPr>
   </w:style>
-  <w:style w:type="character" w:customStyle="1" w:styleId="Nadpis1Char">
-    <w:name w:val="Nadpis 1 Char"/>
-    <w:link w:val="Nadpis1"/>
+  <w:style w:type="character" w:customStyle="1" w:styleId="Heading1Char">
+    <w:name w:val="Heading 1 Char"/>
+    <w:link w:val="Heading1"/>
     <w:uiPriority w:val="99"/>
     <w:rsid w:val="000401E1"/>
     <w:rPr>
@@ -11461,66 +11296,66 @@
       <w:lang w:val="en-US"/>
     </w:rPr>
   </w:style>
-  <w:style w:type="character" w:customStyle="1" w:styleId="Nadpis3Char">
-    <w:name w:val="Nadpis 3 Char"/>
-    <w:link w:val="Nadpis3"/>
+  <w:style w:type="character" w:customStyle="1" w:styleId="Heading3Char">
+    <w:name w:val="Heading 3 Char"/>
+    <w:link w:val="Heading3"/>
     <w:rsid w:val="00F877B1"/>
     <w:rPr>
       <w:rFonts w:ascii="Arial" w:hAnsi="Arial"/>
       <w:b/>
     </w:rPr>
   </w:style>
-  <w:style w:type="character" w:customStyle="1" w:styleId="Nadpis4Char">
-    <w:name w:val="Nadpis 4 Char"/>
-    <w:link w:val="Nadpis4"/>
+  <w:style w:type="character" w:customStyle="1" w:styleId="Heading4Char">
+    <w:name w:val="Heading 4 Char"/>
+    <w:link w:val="Heading4"/>
     <w:rsid w:val="00F877B1"/>
     <w:rPr>
       <w:rFonts w:ascii="Arial" w:hAnsi="Arial"/>
       <w:b/>
     </w:rPr>
   </w:style>
-  <w:style w:type="character" w:customStyle="1" w:styleId="Nadpis5Char">
-    <w:name w:val="Nadpis 5 Char"/>
-    <w:link w:val="Nadpis5"/>
+  <w:style w:type="character" w:customStyle="1" w:styleId="Heading5Char">
+    <w:name w:val="Heading 5 Char"/>
+    <w:link w:val="Heading5"/>
     <w:rsid w:val="00F877B1"/>
     <w:rPr>
       <w:rFonts w:ascii="Arial" w:hAnsi="Arial"/>
       <w:b/>
     </w:rPr>
   </w:style>
-  <w:style w:type="character" w:customStyle="1" w:styleId="Nadpis6Char">
-    <w:name w:val="Nadpis 6 Char"/>
-    <w:link w:val="Nadpis6"/>
+  <w:style w:type="character" w:customStyle="1" w:styleId="Heading6Char">
+    <w:name w:val="Heading 6 Char"/>
+    <w:link w:val="Heading6"/>
     <w:rsid w:val="00F877B1"/>
     <w:rPr>
       <w:rFonts w:ascii="Arial" w:hAnsi="Arial"/>
       <w:b/>
     </w:rPr>
   </w:style>
-  <w:style w:type="character" w:customStyle="1" w:styleId="Nadpis7Char">
-    <w:name w:val="Nadpis 7 Char"/>
+  <w:style w:type="character" w:customStyle="1" w:styleId="Heading7Char">
+    <w:name w:val="Heading 7 Char"/>
     <w:aliases w:val="not to be used 7 Char"/>
-    <w:link w:val="Nadpis7"/>
+    <w:link w:val="Heading7"/>
     <w:rsid w:val="00F877B1"/>
     <w:rPr>
       <w:rFonts w:ascii="Arial" w:hAnsi="Arial"/>
       <w:b/>
     </w:rPr>
   </w:style>
-  <w:style w:type="character" w:customStyle="1" w:styleId="Nadpis8Char">
-    <w:name w:val="Nadpis 8 Char"/>
+  <w:style w:type="character" w:customStyle="1" w:styleId="Heading8Char">
+    <w:name w:val="Heading 8 Char"/>
     <w:aliases w:val="not to be used 8 Char"/>
-    <w:link w:val="Nadpis8"/>
+    <w:link w:val="Heading8"/>
     <w:rsid w:val="00F877B1"/>
     <w:rPr>
       <w:rFonts w:ascii="Arial" w:hAnsi="Arial"/>
       <w:b/>
     </w:rPr>
   </w:style>
-  <w:style w:type="character" w:customStyle="1" w:styleId="Nadpis9Char">
-    <w:name w:val="Nadpis 9 Char"/>
+  <w:style w:type="character" w:customStyle="1" w:styleId="Heading9Char">
+    <w:name w:val="Heading 9 Char"/>
     <w:aliases w:val="not to be used 9 Char"/>
-    <w:link w:val="Nadpis9"/>
+    <w:link w:val="Heading9"/>
     <w:rsid w:val="00F877B1"/>
     <w:rPr>
       <w:rFonts w:ascii="Arial" w:hAnsi="Arial"/>
@@ -11537,36 +11372,36 @@
       <w:sz w:val="18"/>
     </w:rPr>
   </w:style>
-  <w:style w:type="character" w:customStyle="1" w:styleId="ZhlavChar">
-    <w:name w:val="Záhlaví Char"/>
-    <w:link w:val="Zhlav"/>
+  <w:style w:type="character" w:customStyle="1" w:styleId="HeaderChar">
+    <w:name w:val="Header Char"/>
+    <w:link w:val="Header"/>
     <w:rsid w:val="00F877B1"/>
     <w:rPr>
       <w:rFonts w:ascii="Arial" w:hAnsi="Arial"/>
       <w:sz w:val="18"/>
     </w:rPr>
   </w:style>
-  <w:style w:type="character" w:customStyle="1" w:styleId="ZpatChar">
-    <w:name w:val="Zápatí Char"/>
-    <w:link w:val="Zpat"/>
+  <w:style w:type="character" w:customStyle="1" w:styleId="FooterChar">
+    <w:name w:val="Footer Char"/>
+    <w:link w:val="Footer"/>
     <w:rsid w:val="00F877B1"/>
     <w:rPr>
       <w:rFonts w:ascii="Arial" w:hAnsi="Arial"/>
       <w:sz w:val="18"/>
     </w:rPr>
   </w:style>
-  <w:style w:type="character" w:customStyle="1" w:styleId="ZkladntextChar">
-    <w:name w:val="Základní text Char"/>
-    <w:link w:val="Zkladntext"/>
+  <w:style w:type="character" w:customStyle="1" w:styleId="BodyTextChar">
+    <w:name w:val="Body Text Char"/>
+    <w:link w:val="BodyText"/>
     <w:rsid w:val="00F877B1"/>
     <w:rPr>
       <w:rFonts w:ascii="Arial" w:hAnsi="Arial"/>
     </w:rPr>
   </w:style>
-  <w:style w:type="character" w:customStyle="1" w:styleId="TextpoznpodarouChar">
-    <w:name w:val="Text pozn. pod čarou Char"/>
+  <w:style w:type="character" w:customStyle="1" w:styleId="FootnoteTextChar">
+    <w:name w:val="Footnote Text Char"/>
     <w:aliases w:val="EPP16_Fußnotentext Char"/>
-    <w:link w:val="Textpoznpodarou"/>
+    <w:link w:val="FootnoteText"/>
     <w:rsid w:val="00F877B1"/>
     <w:rPr>
       <w:rFonts w:ascii="Arial" w:hAnsi="Arial"/>
@@ -11600,8 +11435,8 @@
   </w:style>
   <w:style w:type="paragraph" w:customStyle="1" w:styleId="zzLc5">
     <w:name w:val="zzLc5"/>
-    <w:basedOn w:val="Normln"/>
-    <w:next w:val="Normln"/>
+    <w:basedOn w:val="Normal"/>
+    <w:next w:val="Normal"/>
     <w:rsid w:val="00F877B1"/>
     <w:pPr>
       <w:tabs>
@@ -11611,8 +11446,8 @@
   </w:style>
   <w:style w:type="paragraph" w:customStyle="1" w:styleId="zzLc6">
     <w:name w:val="zzLc6"/>
-    <w:basedOn w:val="Normln"/>
-    <w:next w:val="Normln"/>
+    <w:basedOn w:val="Normal"/>
+    <w:next w:val="Normal"/>
     <w:rsid w:val="00F877B1"/>
     <w:pPr>
       <w:tabs>
@@ -11622,8 +11457,8 @@
   </w:style>
   <w:style w:type="paragraph" w:customStyle="1" w:styleId="Figuretitle">
     <w:name w:val="Figure title"/>
-    <w:basedOn w:val="Normln"/>
-    <w:next w:val="Normln"/>
+    <w:basedOn w:val="Normal"/>
+    <w:next w:val="Normal"/>
     <w:rsid w:val="00F877B1"/>
     <w:pPr>
       <w:suppressAutoHyphens/>
@@ -11636,7 +11471,7 @@
   </w:style>
   <w:style w:type="paragraph" w:customStyle="1" w:styleId="Nadpis">
     <w:name w:val="Nadpis"/>
-    <w:basedOn w:val="Normln"/>
+    <w:basedOn w:val="Normal"/>
     <w:rsid w:val="00F877B1"/>
     <w:rPr>
       <w:b/>
@@ -11646,8 +11481,8 @@
   </w:style>
   <w:style w:type="paragraph" w:customStyle="1" w:styleId="a2">
     <w:name w:val="a2"/>
-    <w:basedOn w:val="Nadpis2"/>
-    <w:next w:val="Normln"/>
+    <w:basedOn w:val="Heading2"/>
+    <w:next w:val="Normal"/>
     <w:rsid w:val="00F877B1"/>
     <w:pPr>
       <w:keepLines w:val="0"/>
@@ -11666,8 +11501,8 @@
   </w:style>
   <w:style w:type="paragraph" w:customStyle="1" w:styleId="a3">
     <w:name w:val="a3"/>
-    <w:basedOn w:val="Nadpis3"/>
-    <w:next w:val="Normln"/>
+    <w:basedOn w:val="Heading3"/>
+    <w:next w:val="Normal"/>
     <w:rsid w:val="00F877B1"/>
     <w:pPr>
       <w:keepLines w:val="0"/>
@@ -11686,8 +11521,8 @@
   </w:style>
   <w:style w:type="paragraph" w:customStyle="1" w:styleId="a4">
     <w:name w:val="a4"/>
-    <w:basedOn w:val="Nadpis4"/>
-    <w:next w:val="Normln"/>
+    <w:basedOn w:val="Heading4"/>
+    <w:next w:val="Normal"/>
     <w:rsid w:val="00F877B1"/>
     <w:pPr>
       <w:keepLines w:val="0"/>
@@ -11704,8 +11539,8 @@
   </w:style>
   <w:style w:type="paragraph" w:customStyle="1" w:styleId="a5">
     <w:name w:val="a5"/>
-    <w:basedOn w:val="Nadpis5"/>
-    <w:next w:val="Normln"/>
+    <w:basedOn w:val="Heading5"/>
+    <w:next w:val="Normal"/>
     <w:rsid w:val="00F877B1"/>
     <w:pPr>
       <w:keepLines w:val="0"/>
@@ -11723,8 +11558,8 @@
   </w:style>
   <w:style w:type="paragraph" w:customStyle="1" w:styleId="a6">
     <w:name w:val="a6"/>
-    <w:basedOn w:val="Nadpis6"/>
-    <w:next w:val="Normln"/>
+    <w:basedOn w:val="Heading6"/>
+    <w:next w:val="Normal"/>
     <w:rsid w:val="00F877B1"/>
     <w:pPr>
       <w:keepLines w:val="0"/>
@@ -11742,8 +11577,8 @@
   </w:style>
   <w:style w:type="paragraph" w:customStyle="1" w:styleId="ANNEX">
     <w:name w:val="ANNEX"/>
-    <w:basedOn w:val="Normln"/>
-    <w:next w:val="Normln"/>
+    <w:basedOn w:val="Normal"/>
+    <w:next w:val="Normal"/>
     <w:rsid w:val="00F877B1"/>
     <w:pPr>
       <w:keepNext/>
@@ -11759,14 +11594,14 @@
   </w:style>
   <w:style w:type="paragraph" w:customStyle="1" w:styleId="Definition">
     <w:name w:val="Definition"/>
-    <w:basedOn w:val="Normln"/>
-    <w:next w:val="Normln"/>
+    <w:basedOn w:val="Normal"/>
+    <w:next w:val="Normal"/>
     <w:rsid w:val="00F877B1"/>
   </w:style>
   <w:style w:type="paragraph" w:customStyle="1" w:styleId="Note">
     <w:name w:val="Note"/>
-    <w:basedOn w:val="Normln"/>
-    <w:next w:val="Normln"/>
+    <w:basedOn w:val="Normal"/>
+    <w:next w:val="Normal"/>
     <w:rsid w:val="00F877B1"/>
     <w:pPr>
       <w:tabs>
@@ -11780,7 +11615,7 @@
   </w:style>
   <w:style w:type="paragraph" w:customStyle="1" w:styleId="Terms">
     <w:name w:val="Term(s)"/>
-    <w:basedOn w:val="Normln"/>
+    <w:basedOn w:val="Normal"/>
     <w:next w:val="Definition"/>
     <w:rsid w:val="00F877B1"/>
     <w:pPr>
@@ -11793,7 +11628,7 @@
   </w:style>
   <w:style w:type="paragraph" w:customStyle="1" w:styleId="TermNum">
     <w:name w:val="TermNum"/>
-    <w:basedOn w:val="Normln"/>
+    <w:basedOn w:val="Normal"/>
     <w:next w:val="Terms"/>
     <w:rsid w:val="00F877B1"/>
     <w:pPr>
@@ -11805,8 +11640,8 @@
   </w:style>
   <w:style w:type="paragraph" w:customStyle="1" w:styleId="Tabletitle">
     <w:name w:val="Table title"/>
-    <w:basedOn w:val="Normln"/>
-    <w:next w:val="Normln"/>
+    <w:basedOn w:val="Normal"/>
+    <w:next w:val="Normal"/>
     <w:rsid w:val="00F877B1"/>
     <w:pPr>
       <w:keepNext/>
@@ -11822,7 +11657,7 @@
   </w:style>
   <w:style w:type="paragraph" w:customStyle="1" w:styleId="Tabletext10">
     <w:name w:val="Table text (10)"/>
-    <w:basedOn w:val="Normln"/>
+    <w:basedOn w:val="Normal"/>
     <w:rsid w:val="00F877B1"/>
     <w:pPr>
       <w:spacing w:before="60" w:after="60" w:line="230" w:lineRule="atLeast"/>
@@ -11845,7 +11680,7 @@
   </w:style>
   <w:style w:type="paragraph" w:customStyle="1" w:styleId="Tabelle">
     <w:name w:val="Tabelle"/>
-    <w:basedOn w:val="Zkladntext"/>
+    <w:basedOn w:val="BodyText"/>
     <w:rsid w:val="00F877B1"/>
     <w:pPr>
       <w:tabs>
@@ -11860,7 +11695,7 @@
   </w:style>
   <w:style w:type="paragraph" w:customStyle="1" w:styleId="Tabletext8">
     <w:name w:val="Table text (8)"/>
-    <w:basedOn w:val="Normln"/>
+    <w:basedOn w:val="Normal"/>
     <w:rsid w:val="00F877B1"/>
     <w:pPr>
       <w:spacing w:before="60" w:after="60" w:line="190" w:lineRule="atLeast"/>
@@ -11874,8 +11709,8 @@
   </w:style>
   <w:style w:type="paragraph" w:customStyle="1" w:styleId="zzLn5">
     <w:name w:val="zzLn5"/>
-    <w:basedOn w:val="Normln"/>
-    <w:next w:val="Normln"/>
+    <w:basedOn w:val="Normal"/>
+    <w:next w:val="Normal"/>
     <w:rsid w:val="00F877B1"/>
     <w:pPr>
       <w:tabs>
@@ -11890,8 +11725,8 @@
   </w:style>
   <w:style w:type="paragraph" w:customStyle="1" w:styleId="zzLn6">
     <w:name w:val="zzLn6"/>
-    <w:basedOn w:val="Normln"/>
-    <w:next w:val="Normln"/>
+    <w:basedOn w:val="Normal"/>
+    <w:next w:val="Normal"/>
     <w:rsid w:val="00F877B1"/>
     <w:pPr>
       <w:tabs>
@@ -11906,8 +11741,8 @@
   </w:style>
   <w:style w:type="paragraph" w:customStyle="1" w:styleId="Example">
     <w:name w:val="Example"/>
-    <w:basedOn w:val="Normln"/>
-    <w:next w:val="Normln"/>
+    <w:basedOn w:val="Normal"/>
+    <w:next w:val="Normal"/>
     <w:rsid w:val="00F877B1"/>
     <w:pPr>
       <w:tabs>
@@ -11924,8 +11759,8 @@
   </w:style>
   <w:style w:type="paragraph" w:customStyle="1" w:styleId="H6">
     <w:name w:val="H6"/>
-    <w:basedOn w:val="Nadpis5"/>
-    <w:next w:val="Normln"/>
+    <w:basedOn w:val="Heading5"/>
+    <w:next w:val="Normal"/>
     <w:rsid w:val="00F877B1"/>
     <w:pPr>
       <w:suppressAutoHyphens w:val="0"/>
@@ -11961,7 +11796,7 @@
   </w:style>
   <w:style w:type="paragraph" w:customStyle="1" w:styleId="TAL">
     <w:name w:val="TAL"/>
-    <w:basedOn w:val="Normln"/>
+    <w:basedOn w:val="Normal"/>
     <w:rsid w:val="00F877B1"/>
     <w:pPr>
       <w:keepNext/>
@@ -11979,7 +11814,7 @@
   </w:style>
   <w:style w:type="paragraph" w:customStyle="1" w:styleId="Normal1">
     <w:name w:val="Normal1"/>
-    <w:basedOn w:val="Normln"/>
+    <w:basedOn w:val="Normal"/>
     <w:rsid w:val="00F877B1"/>
     <w:pPr>
       <w:overflowPunct w:val="0"/>
@@ -11996,8 +11831,8 @@
   </w:style>
   <w:style w:type="paragraph" w:customStyle="1" w:styleId="TH">
     <w:name w:val="TH"/>
-    <w:basedOn w:val="Normln"/>
-    <w:next w:val="Normln"/>
+    <w:basedOn w:val="Normal"/>
+    <w:next w:val="Normal"/>
     <w:rsid w:val="00F877B1"/>
     <w:pPr>
       <w:keepNext/>
@@ -12018,8 +11853,8 @@
   </w:style>
   <w:style w:type="paragraph" w:customStyle="1" w:styleId="zzBiblio">
     <w:name w:val="zzBiblio"/>
-    <w:basedOn w:val="Normln"/>
-    <w:next w:val="Normln"/>
+    <w:basedOn w:val="Normal"/>
+    <w:next w:val="Normal"/>
     <w:rsid w:val="00F877B1"/>
     <w:pPr>
       <w:pageBreakBefore/>
@@ -12033,9 +11868,9 @@
       <w:lang w:val="en-GB" w:eastAsia="ja-JP"/>
     </w:rPr>
   </w:style>
-  <w:style w:type="character" w:customStyle="1" w:styleId="NzevChar">
-    <w:name w:val="Název Char"/>
-    <w:link w:val="Nzev"/>
+  <w:style w:type="character" w:customStyle="1" w:styleId="TitleChar">
+    <w:name w:val="Title Char"/>
+    <w:link w:val="Title"/>
     <w:rsid w:val="00F877B1"/>
     <w:rPr>
       <w:rFonts w:ascii="Arial" w:hAnsi="Arial" w:cs="Arial"/>
@@ -12046,9 +11881,9 @@
       <w:szCs w:val="32"/>
     </w:rPr>
   </w:style>
-  <w:style w:type="paragraph" w:styleId="Odstavecseseznamem">
+  <w:style w:type="paragraph" w:styleId="ListParagraph">
     <w:name w:val="List Paragraph"/>
-    <w:basedOn w:val="Normln"/>
+    <w:basedOn w:val="Normal"/>
     <w:uiPriority w:val="34"/>
     <w:qFormat/>
     <w:rsid w:val="00D13221"/>

--- a/input/ISO_TS_22741-10.docx
+++ b/input/ISO_TS_22741-10.docx
@@ -287,181 +287,26 @@
         <w:spacing w:after="120" w:line="276" w:lineRule="auto"/>
         <w:jc w:val="both"/>
       </w:pPr>
-      <w:proofErr w:type="spellStart"/>
-      <w:r>
-        <w:t>The</w:t>
-      </w:r>
-      <w:proofErr w:type="spellEnd"/>
-      <w:r>
-        <w:t xml:space="preserve"> ISO 22741-10 standard (hereinafter referred to as 'the described document') is part of a set of </w:t>
-      </w:r>
-      <w:proofErr w:type="spellStart"/>
-      <w:r>
-        <w:t>standards</w:t>
-      </w:r>
-      <w:proofErr w:type="spellEnd"/>
+      <w:r>
+        <w:t xml:space="preserve">The ISO 22741-10 standard (hereinafter referred to as 'the described document') is part of a set of standards that define the principles of information </w:t>
+      </w:r>
+      <w:r>
+        <w:t>exchange</w:t>
+      </w:r>
+      <w:r>
+        <w:t xml:space="preserve"> between infrastructure devices and traffic </w:t>
+      </w:r>
+      <w:r>
+        <w:t>centres</w:t>
+      </w:r>
       <w:r>
         <w:t xml:space="preserve"> </w:t>
       </w:r>
-      <w:proofErr w:type="spellStart"/>
-      <w:r>
-        <w:t>that</w:t>
-      </w:r>
-      <w:proofErr w:type="spellEnd"/>
-      <w:r>
-        <w:t xml:space="preserve"> </w:t>
-      </w:r>
-      <w:proofErr w:type="spellStart"/>
-      <w:r>
-        <w:t>define</w:t>
-      </w:r>
-      <w:proofErr w:type="spellEnd"/>
-      <w:r>
-        <w:t xml:space="preserve"> </w:t>
-      </w:r>
-      <w:proofErr w:type="spellStart"/>
-      <w:r>
-        <w:t>the</w:t>
-      </w:r>
-      <w:proofErr w:type="spellEnd"/>
-      <w:r>
-        <w:t xml:space="preserve"> </w:t>
-      </w:r>
-      <w:proofErr w:type="spellStart"/>
-      <w:r>
-        <w:t>principles</w:t>
-      </w:r>
-      <w:proofErr w:type="spellEnd"/>
-      <w:r>
-        <w:t xml:space="preserve"> </w:t>
-      </w:r>
-      <w:proofErr w:type="spellStart"/>
-      <w:r>
-        <w:t>of</w:t>
-      </w:r>
-      <w:proofErr w:type="spellEnd"/>
-      <w:r>
-        <w:t xml:space="preserve"> </w:t>
-      </w:r>
-      <w:proofErr w:type="spellStart"/>
-      <w:r>
-        <w:t>information</w:t>
-      </w:r>
-      <w:proofErr w:type="spellEnd"/>
-      <w:r>
-        <w:t xml:space="preserve"> </w:t>
-      </w:r>
-      <w:proofErr w:type="spellStart"/>
-      <w:r>
-        <w:t>exchange</w:t>
-      </w:r>
-      <w:proofErr w:type="spellEnd"/>
-      <w:r>
-        <w:t xml:space="preserve"> </w:t>
-      </w:r>
-      <w:proofErr w:type="spellStart"/>
-      <w:r>
-        <w:t>between</w:t>
-      </w:r>
-      <w:proofErr w:type="spellEnd"/>
-      <w:r>
-        <w:t xml:space="preserve"> </w:t>
-      </w:r>
-      <w:proofErr w:type="spellStart"/>
-      <w:r>
-        <w:t>infrastructure</w:t>
-      </w:r>
-      <w:proofErr w:type="spellEnd"/>
-      <w:r>
-        <w:t xml:space="preserve"> </w:t>
-      </w:r>
-      <w:proofErr w:type="spellStart"/>
-      <w:r>
-        <w:t>devices</w:t>
-      </w:r>
-      <w:proofErr w:type="spellEnd"/>
-      <w:r>
-        <w:t xml:space="preserve"> and </w:t>
-      </w:r>
-      <w:proofErr w:type="spellStart"/>
-      <w:r>
-        <w:t>traffic</w:t>
-      </w:r>
-      <w:proofErr w:type="spellEnd"/>
-      <w:r>
-        <w:t xml:space="preserve"> </w:t>
-      </w:r>
-      <w:proofErr w:type="spellStart"/>
-      <w:r>
-        <w:t>centres</w:t>
-      </w:r>
-      <w:proofErr w:type="spellEnd"/>
-      <w:r>
-        <w:t xml:space="preserve"> </w:t>
-      </w:r>
-      <w:proofErr w:type="spellStart"/>
       <w:r>
         <w:t>using</w:t>
       </w:r>
-      <w:proofErr w:type="spellEnd"/>
-      <w:r>
-        <w:t xml:space="preserve"> AP-DATEX (</w:t>
-      </w:r>
-      <w:proofErr w:type="spellStart"/>
-      <w:r>
-        <w:t>an</w:t>
-      </w:r>
-      <w:proofErr w:type="spellEnd"/>
-      <w:r>
-        <w:t xml:space="preserve"> </w:t>
-      </w:r>
-      <w:proofErr w:type="spellStart"/>
-      <w:r>
-        <w:t>application</w:t>
-      </w:r>
-      <w:proofErr w:type="spellEnd"/>
-      <w:r>
-        <w:t xml:space="preserve"> profile </w:t>
-      </w:r>
-      <w:proofErr w:type="spellStart"/>
-      <w:r>
-        <w:t>of</w:t>
-      </w:r>
-      <w:proofErr w:type="spellEnd"/>
-      <w:r>
-        <w:t xml:space="preserve"> DATEX II, </w:t>
-      </w:r>
-      <w:proofErr w:type="spellStart"/>
-      <w:r>
-        <w:t>which</w:t>
-      </w:r>
-      <w:proofErr w:type="spellEnd"/>
-      <w:r>
-        <w:t xml:space="preserve"> </w:t>
-      </w:r>
-      <w:proofErr w:type="spellStart"/>
-      <w:r>
-        <w:t>serves</w:t>
-      </w:r>
-      <w:proofErr w:type="spellEnd"/>
-      <w:r>
-        <w:t xml:space="preserve"> </w:t>
-      </w:r>
-      <w:proofErr w:type="spellStart"/>
-      <w:r>
-        <w:t>for</w:t>
-      </w:r>
-      <w:proofErr w:type="spellEnd"/>
-      <w:r>
-        <w:t xml:space="preserve"> </w:t>
-      </w:r>
-      <w:proofErr w:type="spellStart"/>
-      <w:r>
-        <w:t>the</w:t>
-      </w:r>
-      <w:proofErr w:type="spellEnd"/>
-      <w:r>
-        <w:t xml:space="preserve"> exchange of traffic data between various information systems).</w:t>
+      <w:r>
+        <w:t xml:space="preserve"> AP-DATEX (an application profile of DATEX II, which serves for the exchange of traffic data between various information systems).</w:t>
       </w:r>
     </w:p>
     <w:p>
@@ -470,143 +315,7 @@
         <w:jc w:val="both"/>
       </w:pPr>
       <w:r>
-        <w:t xml:space="preserve">The described document focuses on defining the requirements for the format and method </w:t>
-      </w:r>
-      <w:proofErr w:type="spellStart"/>
-      <w:r>
-        <w:t>of</w:t>
-      </w:r>
-      <w:proofErr w:type="spellEnd"/>
-      <w:r>
-        <w:t xml:space="preserve"> </w:t>
-      </w:r>
-      <w:proofErr w:type="spellStart"/>
-      <w:r>
-        <w:t>bidirectional</w:t>
-      </w:r>
-      <w:proofErr w:type="spellEnd"/>
-      <w:r>
-        <w:t xml:space="preserve"> data </w:t>
-      </w:r>
-      <w:proofErr w:type="spellStart"/>
-      <w:r>
-        <w:t>exchange</w:t>
-      </w:r>
-      <w:proofErr w:type="spellEnd"/>
-      <w:r>
-        <w:t xml:space="preserve"> </w:t>
-      </w:r>
-      <w:proofErr w:type="spellStart"/>
-      <w:r>
-        <w:t>between</w:t>
-      </w:r>
-      <w:proofErr w:type="spellEnd"/>
-      <w:r>
-        <w:t xml:space="preserve"> </w:t>
-      </w:r>
-      <w:proofErr w:type="spellStart"/>
-      <w:r>
-        <w:t>Variable</w:t>
-      </w:r>
-      <w:proofErr w:type="spellEnd"/>
-      <w:r>
-        <w:t xml:space="preserve"> </w:t>
-      </w:r>
-      <w:proofErr w:type="spellStart"/>
-      <w:r>
-        <w:t>Message</w:t>
-      </w:r>
-      <w:proofErr w:type="spellEnd"/>
-      <w:r>
-        <w:t xml:space="preserve"> </w:t>
-      </w:r>
-      <w:proofErr w:type="spellStart"/>
-      <w:r>
-        <w:t>Signs</w:t>
-      </w:r>
-      <w:proofErr w:type="spellEnd"/>
-      <w:r>
-        <w:t xml:space="preserve"> (</w:t>
-      </w:r>
-      <w:proofErr w:type="spellStart"/>
-      <w:r>
-        <w:t>hereinafter</w:t>
-      </w:r>
-      <w:proofErr w:type="spellEnd"/>
-      <w:r>
-        <w:t xml:space="preserve"> VMS) and </w:t>
-      </w:r>
-      <w:proofErr w:type="spellStart"/>
-      <w:r>
-        <w:t>the</w:t>
-      </w:r>
-      <w:proofErr w:type="spellEnd"/>
-      <w:r>
-        <w:t xml:space="preserve"> </w:t>
-      </w:r>
-      <w:proofErr w:type="spellStart"/>
-      <w:r>
-        <w:t>traffic</w:t>
-      </w:r>
-      <w:proofErr w:type="spellEnd"/>
-      <w:r>
-        <w:t xml:space="preserve"> center in </w:t>
-      </w:r>
-      <w:proofErr w:type="spellStart"/>
-      <w:r>
-        <w:t>real</w:t>
-      </w:r>
-      <w:proofErr w:type="spellEnd"/>
-      <w:r>
-        <w:t xml:space="preserve"> </w:t>
-      </w:r>
-      <w:proofErr w:type="spellStart"/>
-      <w:r>
-        <w:t>time</w:t>
-      </w:r>
-      <w:proofErr w:type="spellEnd"/>
-      <w:r>
-        <w:t xml:space="preserve">, </w:t>
-      </w:r>
-      <w:proofErr w:type="spellStart"/>
-      <w:r>
-        <w:t>thus</w:t>
-      </w:r>
-      <w:proofErr w:type="spellEnd"/>
-      <w:r>
-        <w:t xml:space="preserve"> </w:t>
-      </w:r>
-      <w:proofErr w:type="spellStart"/>
-      <w:r>
-        <w:t>enabling</w:t>
-      </w:r>
-      <w:proofErr w:type="spellEnd"/>
-      <w:r>
-        <w:t xml:space="preserve"> </w:t>
-      </w:r>
-      <w:proofErr w:type="spellStart"/>
-      <w:r>
-        <w:t>effective</w:t>
-      </w:r>
-      <w:proofErr w:type="spellEnd"/>
-      <w:r>
-        <w:t xml:space="preserve"> and </w:t>
-      </w:r>
-      <w:proofErr w:type="spellStart"/>
-      <w:r>
-        <w:t>efficient</w:t>
-      </w:r>
-      <w:proofErr w:type="spellEnd"/>
-      <w:r>
-        <w:t xml:space="preserve"> </w:t>
-      </w:r>
-      <w:proofErr w:type="spellStart"/>
-      <w:r>
-        <w:t>traffic</w:t>
-      </w:r>
-      <w:proofErr w:type="spellEnd"/>
-      <w:r>
-        <w:t xml:space="preserve"> management on the communication network.</w:t>
+        <w:t>The described document focuses on defining the requirements for the format and method of bidirectional data exchange between Variable Message Signs (hereinafter VMS) and the traffic center in real time, thus enabling effective and efficient traffic management on the communication network.</w:t>
       </w:r>
     </w:p>
     <w:p>
@@ -772,77 +481,8 @@
       <w:r>
         <w:t xml:space="preserve">The described document refers to the terms listed in ISO 22741-1 and the ISO and IEC terminology database. </w:t>
       </w:r>
-      <w:proofErr w:type="spellStart"/>
-      <w:r>
-        <w:t>There</w:t>
-      </w:r>
-      <w:proofErr w:type="spellEnd"/>
-      <w:r>
-        <w:t xml:space="preserve"> are 5 </w:t>
-      </w:r>
-      <w:proofErr w:type="spellStart"/>
-      <w:r>
-        <w:t>terms</w:t>
-      </w:r>
-      <w:proofErr w:type="spellEnd"/>
-      <w:r>
-        <w:t xml:space="preserve"> </w:t>
-      </w:r>
-      <w:proofErr w:type="spellStart"/>
-      <w:r>
-        <w:t>defined</w:t>
-      </w:r>
-      <w:proofErr w:type="spellEnd"/>
-      <w:r>
-        <w:t xml:space="preserve">, </w:t>
-      </w:r>
-      <w:proofErr w:type="spellStart"/>
-      <w:r>
-        <w:t>the</w:t>
-      </w:r>
-      <w:proofErr w:type="spellEnd"/>
-      <w:r>
-        <w:t xml:space="preserve"> most </w:t>
-      </w:r>
-      <w:proofErr w:type="spellStart"/>
-      <w:r>
-        <w:t>important</w:t>
-      </w:r>
-      <w:proofErr w:type="spellEnd"/>
-      <w:r>
-        <w:t xml:space="preserve"> </w:t>
-      </w:r>
-      <w:proofErr w:type="spellStart"/>
-      <w:r>
-        <w:t>of</w:t>
-      </w:r>
-      <w:proofErr w:type="spellEnd"/>
-      <w:r>
-        <w:t xml:space="preserve"> </w:t>
-      </w:r>
-      <w:proofErr w:type="spellStart"/>
-      <w:r>
-        <w:t>which</w:t>
-      </w:r>
-      <w:proofErr w:type="spellEnd"/>
-      <w:r>
-        <w:t xml:space="preserve"> are </w:t>
-      </w:r>
-      <w:proofErr w:type="spellStart"/>
-      <w:r>
-        <w:t>the</w:t>
-      </w:r>
-      <w:proofErr w:type="spellEnd"/>
-      <w:r>
-        <w:t xml:space="preserve"> </w:t>
-      </w:r>
-      <w:proofErr w:type="spellStart"/>
-      <w:r>
-        <w:t>following</w:t>
-      </w:r>
-      <w:proofErr w:type="spellEnd"/>
-      <w:r>
-        <w:t xml:space="preserve">: </w:t>
+      <w:r>
+        <w:t xml:space="preserve">There are 5 terms defined, the most important of which are the following: </w:t>
       </w:r>
     </w:p>
     <w:p>
@@ -862,48 +502,23 @@
         </w:rPr>
         <w:t xml:space="preserve"> </w:t>
       </w:r>
-      <w:proofErr w:type="spellStart"/>
       <w:r>
         <w:rPr>
           <w:b/>
         </w:rPr>
         <w:t>system</w:t>
       </w:r>
-      <w:proofErr w:type="spellEnd"/>
       <w:r>
         <w:t xml:space="preserve"> – </w:t>
       </w:r>
-      <w:proofErr w:type="spellStart"/>
-      <w:r>
-        <w:t>intelligent</w:t>
-      </w:r>
-      <w:proofErr w:type="spellEnd"/>
-      <w:r>
-        <w:t xml:space="preserve"> transport </w:t>
-      </w:r>
-      <w:proofErr w:type="spellStart"/>
+      <w:r>
+        <w:t xml:space="preserve">intelligent transport </w:t>
+      </w:r>
       <w:r>
         <w:t>systems</w:t>
       </w:r>
-      <w:proofErr w:type="spellEnd"/>
-      <w:r>
-        <w:t xml:space="preserve"> (ITS) </w:t>
-      </w:r>
-      <w:proofErr w:type="spellStart"/>
-      <w:r>
-        <w:t>component</w:t>
-      </w:r>
-      <w:proofErr w:type="spellEnd"/>
-      <w:r>
-        <w:t xml:space="preserve"> </w:t>
-      </w:r>
-      <w:proofErr w:type="spellStart"/>
-      <w:r>
-        <w:t>that</w:t>
-      </w:r>
-      <w:proofErr w:type="spellEnd"/>
-      <w:r>
-        <w:t xml:space="preserve"> provides application, management and/or administrative functions from a centralized location (i.e. not at the roadside)</w:t>
+      <w:r>
+        <w:t xml:space="preserve"> (ITS) component that provides application, management and/or administrative functions from a centralized location (i.e. not at the roadside)</w:t>
       </w:r>
     </w:p>
     <w:p>
@@ -911,51 +526,17 @@
         <w:spacing w:after="120" w:line="276" w:lineRule="auto"/>
         <w:jc w:val="both"/>
       </w:pPr>
-      <w:proofErr w:type="spellStart"/>
       <w:r>
         <w:rPr>
           <w:b/>
         </w:rPr>
         <w:t>message</w:t>
       </w:r>
-      <w:proofErr w:type="spellEnd"/>
       <w:r>
         <w:t xml:space="preserve"> – </w:t>
       </w:r>
       <w:r>
-        <w:t xml:space="preserve">data </w:t>
-      </w:r>
-      <w:proofErr w:type="spellStart"/>
-      <w:r>
-        <w:t>concept</w:t>
-      </w:r>
-      <w:proofErr w:type="spellEnd"/>
-      <w:r>
-        <w:t xml:space="preserve"> </w:t>
-      </w:r>
-      <w:proofErr w:type="spellStart"/>
-      <w:r>
-        <w:t>consisting</w:t>
-      </w:r>
-      <w:proofErr w:type="spellEnd"/>
-      <w:r>
-        <w:t xml:space="preserve"> </w:t>
-      </w:r>
-      <w:proofErr w:type="spellStart"/>
-      <w:r>
-        <w:t>of</w:t>
-      </w:r>
-      <w:proofErr w:type="spellEnd"/>
-      <w:r>
-        <w:t xml:space="preserve"> a </w:t>
-      </w:r>
-      <w:proofErr w:type="spellStart"/>
-      <w:r>
-        <w:t>grouping</w:t>
-      </w:r>
-      <w:proofErr w:type="spellEnd"/>
-      <w:r>
-        <w:t xml:space="preserve"> of data elements, data frames, or data elements and data frames, that is used to convey a complete set of information</w:t>
+        <w:t>data concept consisting of a grouping of data elements, data frames, or data elements and data frames, that is used to convey a complete set of information</w:t>
       </w:r>
     </w:p>
     <w:p>
@@ -963,57 +544,23 @@
         <w:spacing w:after="120" w:line="276" w:lineRule="auto"/>
         <w:jc w:val="both"/>
       </w:pPr>
-      <w:proofErr w:type="spellStart"/>
       <w:r>
         <w:rPr>
           <w:b/>
         </w:rPr>
-        <w:t>traffic</w:t>
-      </w:r>
-      <w:proofErr w:type="spellEnd"/>
-      <w:r>
-        <w:rPr>
-          <w:b/>
-        </w:rPr>
-        <w:t xml:space="preserve"> management </w:t>
-      </w:r>
-      <w:proofErr w:type="spellStart"/>
+        <w:t xml:space="preserve">traffic management </w:t>
+      </w:r>
       <w:r>
         <w:rPr>
           <w:b/>
         </w:rPr>
         <w:t>system</w:t>
       </w:r>
-      <w:proofErr w:type="spellEnd"/>
       <w:r>
         <w:t xml:space="preserve"> –</w:t>
       </w:r>
       <w:r>
-        <w:t xml:space="preserve">centre </w:t>
-      </w:r>
-      <w:proofErr w:type="spellStart"/>
-      <w:r>
-        <w:t>system</w:t>
-      </w:r>
-      <w:proofErr w:type="spellEnd"/>
-      <w:r>
-        <w:t xml:space="preserve"> </w:t>
-      </w:r>
-      <w:proofErr w:type="spellStart"/>
-      <w:r>
-        <w:t>that</w:t>
-      </w:r>
-      <w:proofErr w:type="spellEnd"/>
-      <w:r>
-        <w:t xml:space="preserve"> </w:t>
-      </w:r>
-      <w:proofErr w:type="spellStart"/>
-      <w:r>
-        <w:t>monitors</w:t>
-      </w:r>
-      <w:proofErr w:type="spellEnd"/>
-      <w:r>
-        <w:t xml:space="preserve"> and controls traffic and the road network</w:t>
+        <w:t>centre system that monitors and controls traffic and the road network</w:t>
       </w:r>
     </w:p>
     <w:p>
@@ -1021,7 +568,6 @@
         <w:spacing w:after="120" w:line="276" w:lineRule="auto"/>
         <w:jc w:val="both"/>
       </w:pPr>
-      <w:proofErr w:type="spellStart"/>
       <w:r>
         <w:rPr>
           <w:b/>
@@ -1032,28 +578,7 @@
         <w:rPr>
           <w:b/>
         </w:rPr>
-        <w:t>ariable</w:t>
-      </w:r>
-      <w:proofErr w:type="spellEnd"/>
-      <w:r>
-        <w:rPr>
-          <w:b/>
-        </w:rPr>
-        <w:t xml:space="preserve"> </w:t>
-      </w:r>
-      <w:proofErr w:type="spellStart"/>
-      <w:r>
-        <w:rPr>
-          <w:b/>
-        </w:rPr>
-        <w:t>message</w:t>
-      </w:r>
-      <w:proofErr w:type="spellEnd"/>
-      <w:r>
-        <w:rPr>
-          <w:b/>
-        </w:rPr>
-        <w:t xml:space="preserve"> sign (VMS)</w:t>
+        <w:t>ariable message sign (VMS)</w:t>
       </w:r>
       <w:r>
         <w:rPr>
@@ -1061,37 +586,8 @@
         </w:rPr>
         <w:t xml:space="preserve"> – </w:t>
       </w:r>
-      <w:proofErr w:type="spellStart"/>
-      <w:r>
-        <w:t>field</w:t>
-      </w:r>
-      <w:proofErr w:type="spellEnd"/>
-      <w:r>
-        <w:t xml:space="preserve"> </w:t>
-      </w:r>
-      <w:proofErr w:type="spellStart"/>
-      <w:r>
-        <w:t>device</w:t>
-      </w:r>
-      <w:proofErr w:type="spellEnd"/>
-      <w:r>
-        <w:t xml:space="preserve"> </w:t>
-      </w:r>
-      <w:proofErr w:type="spellStart"/>
-      <w:r>
-        <w:t>that</w:t>
-      </w:r>
-      <w:proofErr w:type="spellEnd"/>
-      <w:r>
-        <w:t xml:space="preserve"> </w:t>
-      </w:r>
-      <w:proofErr w:type="spellStart"/>
-      <w:r>
-        <w:t>can</w:t>
-      </w:r>
-      <w:proofErr w:type="spellEnd"/>
-      <w:r>
-        <w:t xml:space="preserve"> display real-time traveller information to the public</w:t>
+      <w:r>
+        <w:t>field device that can display real-time traveller information to the public</w:t>
       </w:r>
     </w:p>
     <w:p>
@@ -1178,21 +674,8 @@
         </w:rPr>
         <w:t xml:space="preserve">– </w:t>
       </w:r>
-      <w:proofErr w:type="spellStart"/>
-      <w:r>
-        <w:t>Application</w:t>
-      </w:r>
-      <w:proofErr w:type="spellEnd"/>
-      <w:r>
-        <w:t xml:space="preserve"> profile </w:t>
-      </w:r>
-      <w:proofErr w:type="spellStart"/>
-      <w:r>
-        <w:t>of</w:t>
-      </w:r>
-      <w:proofErr w:type="spellEnd"/>
-      <w:r>
-        <w:t xml:space="preserve"> DATEX II, used for the exchange of traffic data between various information systems</w:t>
+      <w:r>
+        <w:t>Application profile of DATEX II, used for the exchange of traffic data between various information systems</w:t>
       </w:r>
     </w:p>
     <w:p>
@@ -1221,29 +704,8 @@
         </w:rPr>
         <w:t xml:space="preserve">– </w:t>
       </w:r>
-      <w:proofErr w:type="spellStart"/>
-      <w:r>
-        <w:t>Variable</w:t>
-      </w:r>
-      <w:proofErr w:type="spellEnd"/>
-      <w:r>
-        <w:t xml:space="preserve"> </w:t>
-      </w:r>
-      <w:proofErr w:type="spellStart"/>
-      <w:r>
-        <w:t>Message</w:t>
-      </w:r>
-      <w:proofErr w:type="spellEnd"/>
-      <w:r>
-        <w:t xml:space="preserve"> Sign, </w:t>
-      </w:r>
-      <w:proofErr w:type="spellStart"/>
-      <w:r>
-        <w:t>which</w:t>
-      </w:r>
-      <w:proofErr w:type="spellEnd"/>
-      <w:r>
-        <w:t xml:space="preserve"> allows setting variable traffic symbols and information according to the current traffic situation</w:t>
+      <w:r>
+        <w:t>Variable Message Sign, which allows setting variable traffic symbols and information according to the current traffic situation</w:t>
       </w:r>
     </w:p>
     <w:p>
@@ -1251,104 +713,17 @@
         <w:spacing w:after="120" w:line="276" w:lineRule="auto"/>
         <w:jc w:val="both"/>
       </w:pPr>
-      <w:proofErr w:type="spellStart"/>
-      <w:r>
-        <w:t>Other</w:t>
-      </w:r>
-      <w:proofErr w:type="spellEnd"/>
-      <w:r>
-        <w:t xml:space="preserve"> </w:t>
-      </w:r>
-      <w:proofErr w:type="spellStart"/>
-      <w:r>
-        <w:t>terms</w:t>
-      </w:r>
-      <w:proofErr w:type="spellEnd"/>
-      <w:r>
-        <w:t xml:space="preserve"> and </w:t>
-      </w:r>
-      <w:proofErr w:type="spellStart"/>
-      <w:r>
-        <w:t>abbreviations</w:t>
-      </w:r>
-      <w:proofErr w:type="spellEnd"/>
-      <w:r>
-        <w:t xml:space="preserve"> </w:t>
-      </w:r>
-      <w:proofErr w:type="spellStart"/>
-      <w:r>
-        <w:t>from</w:t>
-      </w:r>
-      <w:proofErr w:type="spellEnd"/>
-      <w:r>
-        <w:t xml:space="preserve"> </w:t>
-      </w:r>
-      <w:proofErr w:type="spellStart"/>
-      <w:r>
-        <w:t>the</w:t>
-      </w:r>
-      <w:proofErr w:type="spellEnd"/>
-      <w:r>
-        <w:t xml:space="preserve"> ITS </w:t>
-      </w:r>
-      <w:proofErr w:type="spellStart"/>
-      <w:r>
-        <w:t>domain</w:t>
-      </w:r>
-      <w:proofErr w:type="spellEnd"/>
-      <w:r>
-        <w:t xml:space="preserve"> </w:t>
-      </w:r>
-      <w:proofErr w:type="spellStart"/>
-      <w:r>
-        <w:t>can</w:t>
-      </w:r>
-      <w:proofErr w:type="spellEnd"/>
-      <w:r>
-        <w:t xml:space="preserve"> </w:t>
-      </w:r>
-      <w:proofErr w:type="spellStart"/>
-      <w:r>
-        <w:t>be</w:t>
-      </w:r>
-      <w:proofErr w:type="spellEnd"/>
-      <w:r>
-        <w:t xml:space="preserve"> </w:t>
-      </w:r>
-      <w:proofErr w:type="spellStart"/>
-      <w:r>
-        <w:t>found</w:t>
-      </w:r>
-      <w:proofErr w:type="spellEnd"/>
-      <w:r>
-        <w:t xml:space="preserve"> in </w:t>
-      </w:r>
-      <w:proofErr w:type="spellStart"/>
-      <w:r>
-        <w:t>the</w:t>
-      </w:r>
-      <w:proofErr w:type="spellEnd"/>
-      <w:r>
-        <w:t xml:space="preserve"> </w:t>
-      </w:r>
-      <w:proofErr w:type="spellStart"/>
+      <w:r>
+        <w:t xml:space="preserve">Other terms and abbreviations from the ITS domain can be found in the </w:t>
+      </w:r>
       <w:r>
         <w:rPr>
           <w:i/>
         </w:rPr>
         <w:t>ITSTerminology</w:t>
       </w:r>
-      <w:proofErr w:type="spellEnd"/>
-      <w:r>
-        <w:t xml:space="preserve"> </w:t>
-      </w:r>
-      <w:proofErr w:type="spellStart"/>
-      <w:r>
-        <w:t>dictionary</w:t>
-      </w:r>
-      <w:proofErr w:type="spellEnd"/>
-      <w:r>
-        <w:t xml:space="preserve"> (</w:t>
+      <w:r>
+        <w:t xml:space="preserve"> dictionary (</w:t>
       </w:r>
       <w:hyperlink r:id="rId8" w:history="1">
         <w:r>
@@ -1362,34 +737,16 @@
         <w:t>)</w:t>
       </w:r>
       <w:r>
-        <w:t xml:space="preserve">, </w:t>
-      </w:r>
-      <w:proofErr w:type="spellStart"/>
-      <w:r>
-        <w:t>the</w:t>
-      </w:r>
-      <w:proofErr w:type="spellEnd"/>
-      <w:r>
-        <w:t xml:space="preserve"> </w:t>
-      </w:r>
-      <w:proofErr w:type="spellStart"/>
+        <w:t xml:space="preserve">, the </w:t>
+      </w:r>
       <w:r>
         <w:rPr>
           <w:i/>
         </w:rPr>
         <w:t>StandardLand</w:t>
       </w:r>
-      <w:proofErr w:type="spellEnd"/>
-      <w:r>
-        <w:t xml:space="preserve"> </w:t>
-      </w:r>
-      <w:proofErr w:type="spellStart"/>
-      <w:r>
-        <w:t>website</w:t>
-      </w:r>
-      <w:proofErr w:type="spellEnd"/>
-      <w:r>
-        <w:t xml:space="preserve"> (</w:t>
+      <w:r>
+        <w:t xml:space="preserve"> website (</w:t>
       </w:r>
       <w:hyperlink r:id="rId9" w:history="1">
         <w:r>
@@ -1403,38 +760,14 @@
         <w:t>)</w:t>
       </w:r>
       <w:r>
-        <w:t xml:space="preserve"> </w:t>
-      </w:r>
-      <w:proofErr w:type="spellStart"/>
-      <w:r>
-        <w:t>or</w:t>
-      </w:r>
-      <w:proofErr w:type="spellEnd"/>
-      <w:r>
-        <w:t xml:space="preserve"> </w:t>
-      </w:r>
-      <w:proofErr w:type="spellStart"/>
-      <w:r>
-        <w:t>the</w:t>
-      </w:r>
-      <w:proofErr w:type="spellEnd"/>
-      <w:r>
-        <w:t xml:space="preserve"> </w:t>
+        <w:t xml:space="preserve"> or the </w:t>
       </w:r>
       <w:r>
         <w:rPr>
           <w:i/>
         </w:rPr>
-        <w:t xml:space="preserve">OBP </w:t>
-      </w:r>
-      <w:proofErr w:type="spellStart"/>
-      <w:r>
-        <w:rPr>
-          <w:i/>
-        </w:rPr>
-        <w:t>plataform</w:t>
-      </w:r>
-      <w:proofErr w:type="spellEnd"/>
+        <w:t>OBP plataform</w:t>
+      </w:r>
       <w:r>
         <w:t xml:space="preserve"> (</w:t>
       </w:r>
@@ -1500,44 +833,8 @@
         <w:rPr>
           <w:b/>
         </w:rPr>
-        <w:t xml:space="preserve">Table 1 — User </w:t>
-      </w:r>
-      <w:proofErr w:type="spellStart"/>
-      <w:r>
-        <w:rPr>
-          <w:b/>
-        </w:rPr>
-        <w:t>need</w:t>
-      </w:r>
-      <w:proofErr w:type="spellEnd"/>
-      <w:r>
-        <w:rPr>
-          <w:b/>
-        </w:rPr>
-        <w:t xml:space="preserve"> to </w:t>
-      </w:r>
-      <w:proofErr w:type="spellStart"/>
-      <w:r>
-        <w:rPr>
-          <w:b/>
-        </w:rPr>
-        <w:t>feature</w:t>
-      </w:r>
-      <w:proofErr w:type="spellEnd"/>
-      <w:r>
-        <w:rPr>
-          <w:b/>
-        </w:rPr>
-        <w:t xml:space="preserve"> </w:t>
-      </w:r>
-      <w:proofErr w:type="spellStart"/>
-      <w:r>
-        <w:rPr>
-          <w:b/>
-        </w:rPr>
-        <w:t>conformance</w:t>
-      </w:r>
-      <w:proofErr w:type="spellEnd"/>
+        <w:t>Table 1 — User need to feature conformance</w:t>
+      </w:r>
       <w:r>
         <w:rPr>
           <w:b/>
@@ -1554,35 +851,13 @@
         <w:rPr>
           <w:b/>
         </w:rPr>
-        <w:t xml:space="preserve"> 1 </w:t>
-      </w:r>
-      <w:proofErr w:type="spellStart"/>
+        <w:t xml:space="preserve"> 1 of</w:t>
+      </w:r>
       <w:r>
         <w:rPr>
           <w:b/>
         </w:rPr>
-        <w:t>of</w:t>
-      </w:r>
-      <w:proofErr w:type="spellEnd"/>
-      <w:r>
-        <w:rPr>
-          <w:b/>
-        </w:rPr>
-        <w:t xml:space="preserve"> </w:t>
-      </w:r>
-      <w:proofErr w:type="spellStart"/>
-      <w:r>
-        <w:rPr>
-          <w:b/>
-        </w:rPr>
-        <w:t>the</w:t>
-      </w:r>
-      <w:proofErr w:type="spellEnd"/>
-      <w:r>
-        <w:rPr>
-          <w:b/>
-        </w:rPr>
-        <w:t xml:space="preserve"> source </w:t>
+        <w:t xml:space="preserve"> the source </w:t>
       </w:r>
       <w:r>
         <w:rPr>
@@ -1637,49 +912,7 @@
               <w:rPr>
                 <w:rFonts w:eastAsia="Arial"/>
               </w:rPr>
-              <w:t xml:space="preserve">User </w:t>
-            </w:r>
-            <w:proofErr w:type="spellStart"/>
-            <w:r>
-              <w:rPr>
-                <w:rFonts w:eastAsia="Arial"/>
-              </w:rPr>
-              <w:t>needs</w:t>
-            </w:r>
-            <w:proofErr w:type="spellEnd"/>
-            <w:r>
-              <w:rPr>
-                <w:rFonts w:eastAsia="Arial"/>
-              </w:rPr>
-              <w:t xml:space="preserve"> </w:t>
-            </w:r>
-            <w:proofErr w:type="spellStart"/>
-            <w:r>
-              <w:rPr>
-                <w:rFonts w:eastAsia="Arial"/>
-              </w:rPr>
-              <w:t>defined</w:t>
-            </w:r>
-            <w:proofErr w:type="spellEnd"/>
-            <w:r>
-              <w:rPr>
-                <w:rFonts w:eastAsia="Arial"/>
-              </w:rPr>
-              <w:t xml:space="preserve"> in </w:t>
-            </w:r>
-            <w:proofErr w:type="spellStart"/>
-            <w:r>
-              <w:rPr>
-                <w:rFonts w:eastAsia="Arial"/>
-              </w:rPr>
-              <w:t>this</w:t>
-            </w:r>
-            <w:proofErr w:type="spellEnd"/>
-            <w:r>
-              <w:rPr>
-                <w:rFonts w:eastAsia="Arial"/>
-              </w:rPr>
-              <w:t xml:space="preserve"> document</w:t>
+              <w:t>User needs defined in this document</w:t>
             </w:r>
           </w:p>
         </w:tc>
@@ -1748,30 +981,8 @@
               <w:rPr>
                 <w:rFonts w:eastAsia="Arial"/>
               </w:rPr>
-              <w:t xml:space="preserve">8.2: </w:t>
+              <w:t>8.2: Message library</w:t>
             </w:r>
-            <w:proofErr w:type="spellStart"/>
-            <w:r>
-              <w:rPr>
-                <w:rFonts w:eastAsia="Arial"/>
-              </w:rPr>
-              <w:t>Message</w:t>
-            </w:r>
-            <w:proofErr w:type="spellEnd"/>
-            <w:r>
-              <w:rPr>
-                <w:rFonts w:eastAsia="Arial"/>
-              </w:rPr>
-              <w:t xml:space="preserve"> </w:t>
-            </w:r>
-            <w:proofErr w:type="spellStart"/>
-            <w:r>
-              <w:rPr>
-                <w:rFonts w:eastAsia="Arial"/>
-              </w:rPr>
-              <w:t>library</w:t>
-            </w:r>
-            <w:proofErr w:type="spellEnd"/>
           </w:p>
         </w:tc>
         <w:tc>
@@ -1893,16 +1104,8 @@
               <w:rPr>
                 <w:rFonts w:eastAsia="Arial"/>
               </w:rPr>
-              <w:t xml:space="preserve">8.8: Sign display </w:t>
+              <w:t>8.8: Sign display pixels</w:t>
             </w:r>
-            <w:proofErr w:type="spellStart"/>
-            <w:r>
-              <w:rPr>
-                <w:rFonts w:eastAsia="Arial"/>
-              </w:rPr>
-              <w:t>pixels</w:t>
-            </w:r>
-            <w:proofErr w:type="spellEnd"/>
           </w:p>
         </w:tc>
         <w:tc>
@@ -1926,11 +1129,6 @@
         </w:tc>
       </w:tr>
     </w:tbl>
-    <w:p>
-      <w:pPr>
-        <w:pStyle w:val="Heading1"/>
-      </w:pPr>
-    </w:p>
     <w:p>
       <w:pPr>
         <w:pStyle w:val="Heading1"/>
@@ -2009,123 +1207,49 @@
           <w:b/>
         </w:rPr>
       </w:pPr>
-      <w:proofErr w:type="spellStart"/>
       <w:r>
         <w:rPr>
           <w:b/>
         </w:rPr>
-        <w:t>Figure</w:t>
-      </w:r>
-      <w:proofErr w:type="spellEnd"/>
+        <w:t xml:space="preserve">Figure 1 – </w:t>
+      </w:r>
+      <w:bookmarkStart w:id="58" w:name="OLE_LINK1"/>
       <w:r>
         <w:rPr>
           <w:b/>
         </w:rPr>
-        <w:t xml:space="preserve"> 1 – </w:t>
-      </w:r>
-      <w:proofErr w:type="spellStart"/>
+        <w:t xml:space="preserve">View of physical architecture </w:t>
+      </w:r>
+      <w:bookmarkEnd w:id="58"/>
       <w:r>
         <w:rPr>
           <w:b/>
         </w:rPr>
-        <w:t>View</w:t>
-      </w:r>
-      <w:proofErr w:type="spellEnd"/>
+        <w:t>(</w:t>
+      </w:r>
       <w:r>
         <w:rPr>
           <w:b/>
         </w:rPr>
-        <w:t xml:space="preserve"> </w:t>
-      </w:r>
-      <w:proofErr w:type="spellStart"/>
+        <w:t>F</w:t>
+      </w:r>
+      <w:r>
+        <w:rPr>
+          <w:b/>
+        </w:rPr>
+        <w:t xml:space="preserve">ig. 1 </w:t>
+      </w:r>
       <w:r>
         <w:rPr>
           <w:b/>
         </w:rPr>
         <w:t>of</w:t>
       </w:r>
-      <w:proofErr w:type="spellEnd"/>
       <w:r>
         <w:rPr>
           <w:b/>
         </w:rPr>
-        <w:t xml:space="preserve"> y </w:t>
-      </w:r>
-      <w:proofErr w:type="spellStart"/>
-      <w:r>
-        <w:rPr>
-          <w:b/>
-        </w:rPr>
-        <w:t>physical</w:t>
-      </w:r>
-      <w:proofErr w:type="spellEnd"/>
-      <w:r>
-        <w:rPr>
-          <w:b/>
-        </w:rPr>
-        <w:t xml:space="preserve"> </w:t>
-      </w:r>
-      <w:proofErr w:type="spellStart"/>
-      <w:r>
-        <w:rPr>
-          <w:b/>
-        </w:rPr>
-        <w:t>architecture</w:t>
-      </w:r>
-      <w:proofErr w:type="spellEnd"/>
-      <w:r>
-        <w:rPr>
-          <w:b/>
-        </w:rPr>
-        <w:t xml:space="preserve"> (</w:t>
-      </w:r>
-      <w:proofErr w:type="spellStart"/>
-      <w:r>
-        <w:rPr>
-          <w:b/>
-        </w:rPr>
-        <w:t>F</w:t>
-      </w:r>
-      <w:r>
-        <w:rPr>
-          <w:b/>
-        </w:rPr>
-        <w:t>ig</w:t>
-      </w:r>
-      <w:proofErr w:type="spellEnd"/>
-      <w:r>
-        <w:rPr>
-          <w:b/>
-        </w:rPr>
-        <w:t xml:space="preserve">. 1 </w:t>
-      </w:r>
-      <w:proofErr w:type="spellStart"/>
-      <w:r>
-        <w:rPr>
-          <w:b/>
-        </w:rPr>
-        <w:t>of</w:t>
-      </w:r>
-      <w:proofErr w:type="spellEnd"/>
-      <w:r>
-        <w:rPr>
-          <w:b/>
-        </w:rPr>
-        <w:t xml:space="preserve"> </w:t>
-      </w:r>
-      <w:proofErr w:type="spellStart"/>
-      <w:r>
-        <w:rPr>
-          <w:b/>
-        </w:rPr>
-        <w:t>the</w:t>
-      </w:r>
-      <w:proofErr w:type="spellEnd"/>
-      <w:r>
-        <w:rPr>
-          <w:b/>
-        </w:rPr>
-        <w:t xml:space="preserve"> source </w:t>
+        <w:t xml:space="preserve"> the source </w:t>
       </w:r>
       <w:r>
         <w:rPr>
@@ -2162,80 +1286,11 @@
         <w:spacing w:after="120" w:line="276" w:lineRule="auto"/>
         <w:jc w:val="both"/>
       </w:pPr>
-      <w:proofErr w:type="spellStart"/>
-      <w:r>
-        <w:t>The</w:t>
-      </w:r>
-      <w:proofErr w:type="spellEnd"/>
-      <w:r>
-        <w:t xml:space="preserve"> </w:t>
-      </w:r>
-      <w:proofErr w:type="spellStart"/>
-      <w:r>
-        <w:t>chapter</w:t>
-      </w:r>
-      <w:proofErr w:type="spellEnd"/>
-      <w:r>
-        <w:t xml:space="preserve"> </w:t>
-      </w:r>
-      <w:proofErr w:type="spellStart"/>
-      <w:r>
-        <w:t>describes</w:t>
-      </w:r>
-      <w:proofErr w:type="spellEnd"/>
-      <w:r>
-        <w:t xml:space="preserve"> in detail </w:t>
-      </w:r>
-      <w:proofErr w:type="spellStart"/>
-      <w:r>
-        <w:t>each</w:t>
-      </w:r>
-      <w:proofErr w:type="spellEnd"/>
-      <w:r>
-        <w:t xml:space="preserve"> </w:t>
-      </w:r>
-      <w:proofErr w:type="spellStart"/>
-      <w:r>
-        <w:t>of</w:t>
-      </w:r>
-      <w:proofErr w:type="spellEnd"/>
-      <w:r>
-        <w:t xml:space="preserve"> </w:t>
-      </w:r>
-      <w:proofErr w:type="spellStart"/>
-      <w:r>
-        <w:t>the</w:t>
-      </w:r>
-      <w:proofErr w:type="spellEnd"/>
-      <w:r>
-        <w:t xml:space="preserve"> 5 user </w:t>
-      </w:r>
-      <w:proofErr w:type="spellStart"/>
-      <w:r>
-        <w:t>requirements</w:t>
-      </w:r>
-      <w:proofErr w:type="spellEnd"/>
-      <w:r>
-        <w:t xml:space="preserve">: </w:t>
-      </w:r>
-      <w:r>
-        <w:t xml:space="preserve">Management </w:t>
-      </w:r>
-      <w:proofErr w:type="spellStart"/>
-      <w:r>
-        <w:t>of</w:t>
-      </w:r>
-      <w:proofErr w:type="spellEnd"/>
-      <w:r>
-        <w:t xml:space="preserve"> VMS </w:t>
-      </w:r>
-      <w:proofErr w:type="spellStart"/>
-      <w:r>
-        <w:t>control</w:t>
-      </w:r>
-      <w:proofErr w:type="spellEnd"/>
-      <w:r>
-        <w:t xml:space="preserve"> mode,</w:t>
+      <w:r>
+        <w:t xml:space="preserve">The chapter describes in detail each of the 5 user requirements: </w:t>
+      </w:r>
+      <w:r>
+        <w:t>Management of VMS control mode,</w:t>
       </w:r>
     </w:p>
     <w:p>
@@ -2254,170 +1309,10 @@
           <w:b/>
           <w:bCs/>
         </w:rPr>
-        <w:t xml:space="preserve">Management </w:t>
-      </w:r>
-      <w:proofErr w:type="spellStart"/>
-      <w:r>
-        <w:rPr>
-          <w:b/>
-          <w:bCs/>
-        </w:rPr>
-        <w:t>of</w:t>
-      </w:r>
-      <w:proofErr w:type="spellEnd"/>
-      <w:r>
-        <w:rPr>
-          <w:b/>
-          <w:bCs/>
-        </w:rPr>
-        <w:t xml:space="preserve"> VMS </w:t>
-      </w:r>
-      <w:proofErr w:type="spellStart"/>
-      <w:r>
-        <w:rPr>
-          <w:b/>
-          <w:bCs/>
-        </w:rPr>
-        <w:t>control</w:t>
-      </w:r>
-      <w:proofErr w:type="spellEnd"/>
-      <w:r>
-        <w:rPr>
-          <w:b/>
-          <w:bCs/>
-        </w:rPr>
-        <w:t xml:space="preserve"> mode</w:t>
-      </w:r>
-      <w:r>
-        <w:t xml:space="preserve">: </w:t>
-      </w:r>
-      <w:proofErr w:type="spellStart"/>
-      <w:r>
-        <w:t>Must</w:t>
-      </w:r>
-      <w:proofErr w:type="spellEnd"/>
-      <w:r>
-        <w:t xml:space="preserve"> </w:t>
-      </w:r>
-      <w:proofErr w:type="spellStart"/>
-      <w:r>
-        <w:t>allow</w:t>
-      </w:r>
-      <w:proofErr w:type="spellEnd"/>
-      <w:r>
-        <w:t xml:space="preserve"> </w:t>
-      </w:r>
-      <w:proofErr w:type="spellStart"/>
-      <w:r>
-        <w:t>changing</w:t>
-      </w:r>
-      <w:proofErr w:type="spellEnd"/>
-      <w:r>
-        <w:t xml:space="preserve"> </w:t>
-      </w:r>
-      <w:proofErr w:type="spellStart"/>
-      <w:r>
-        <w:t>the</w:t>
-      </w:r>
-      <w:proofErr w:type="spellEnd"/>
-      <w:r>
-        <w:t xml:space="preserve"> </w:t>
-      </w:r>
-      <w:proofErr w:type="spellStart"/>
-      <w:r>
-        <w:t>method</w:t>
-      </w:r>
-      <w:proofErr w:type="spellEnd"/>
-      <w:r>
-        <w:t xml:space="preserve"> </w:t>
-      </w:r>
-      <w:proofErr w:type="spellStart"/>
-      <w:r>
-        <w:t>of</w:t>
-      </w:r>
-      <w:proofErr w:type="spellEnd"/>
-      <w:r>
-        <w:t xml:space="preserve"> </w:t>
-      </w:r>
-      <w:proofErr w:type="spellStart"/>
-      <w:r>
-        <w:t>control</w:t>
-      </w:r>
-      <w:proofErr w:type="spellEnd"/>
-      <w:r>
-        <w:t xml:space="preserve"> and management </w:t>
-      </w:r>
-      <w:proofErr w:type="spellStart"/>
-      <w:r>
-        <w:t>of</w:t>
-      </w:r>
-      <w:proofErr w:type="spellEnd"/>
-      <w:r>
-        <w:t xml:space="preserve"> VMS (</w:t>
-      </w:r>
-      <w:proofErr w:type="spellStart"/>
-      <w:r>
-        <w:t>local</w:t>
-      </w:r>
-      <w:proofErr w:type="spellEnd"/>
-      <w:r>
-        <w:t xml:space="preserve">, </w:t>
-      </w:r>
-      <w:proofErr w:type="spellStart"/>
-      <w:r>
-        <w:t>remote</w:t>
-      </w:r>
-      <w:proofErr w:type="spellEnd"/>
-      <w:r>
-        <w:t xml:space="preserve"> </w:t>
-      </w:r>
-      <w:proofErr w:type="spellStart"/>
-      <w:r>
-        <w:t>from</w:t>
-      </w:r>
-      <w:proofErr w:type="spellEnd"/>
-      <w:r>
-        <w:t xml:space="preserve"> </w:t>
-      </w:r>
-      <w:proofErr w:type="spellStart"/>
-      <w:r>
-        <w:t>the</w:t>
-      </w:r>
-      <w:proofErr w:type="spellEnd"/>
-      <w:r>
-        <w:t xml:space="preserve"> center, </w:t>
-      </w:r>
-      <w:proofErr w:type="spellStart"/>
-      <w:r>
-        <w:t>combined</w:t>
-      </w:r>
-      <w:proofErr w:type="spellEnd"/>
-      <w:r>
-        <w:t xml:space="preserve"> </w:t>
-      </w:r>
-      <w:proofErr w:type="spellStart"/>
-      <w:r>
-        <w:t>with</w:t>
-      </w:r>
-      <w:proofErr w:type="spellEnd"/>
-      <w:r>
-        <w:t xml:space="preserve"> priority </w:t>
-      </w:r>
-      <w:proofErr w:type="spellStart"/>
-      <w:r>
-        <w:t>from</w:t>
-      </w:r>
-      <w:proofErr w:type="spellEnd"/>
-      <w:r>
-        <w:t xml:space="preserve"> </w:t>
-      </w:r>
-      <w:proofErr w:type="spellStart"/>
-      <w:r>
-        <w:t>the</w:t>
-      </w:r>
-      <w:proofErr w:type="spellEnd"/>
-      <w:r>
-        <w:t xml:space="preserve"> center) </w:t>
+        <w:t>Management of VMS control mode</w:t>
+      </w:r>
+      <w:r>
+        <w:t xml:space="preserve">: Must allow changing the method of control and management of VMS (local, remote from the center, combined with priority from the center) </w:t>
       </w:r>
     </w:p>
     <w:p>
@@ -2436,74 +1331,10 @@
           <w:b/>
           <w:bCs/>
         </w:rPr>
-        <w:t xml:space="preserve">Management </w:t>
-      </w:r>
-      <w:proofErr w:type="spellStart"/>
-      <w:r>
-        <w:rPr>
-          <w:b/>
-          <w:bCs/>
-        </w:rPr>
-        <w:t>of</w:t>
-      </w:r>
-      <w:proofErr w:type="spellEnd"/>
-      <w:r>
-        <w:rPr>
-          <w:b/>
-          <w:bCs/>
-        </w:rPr>
-        <w:t xml:space="preserve"> VMS display part</w:t>
-      </w:r>
-      <w:r>
-        <w:t xml:space="preserve">: </w:t>
-      </w:r>
-      <w:proofErr w:type="spellStart"/>
-      <w:r>
-        <w:t>Must</w:t>
-      </w:r>
-      <w:proofErr w:type="spellEnd"/>
-      <w:r>
-        <w:t xml:space="preserve"> </w:t>
-      </w:r>
-      <w:proofErr w:type="spellStart"/>
-      <w:r>
-        <w:t>allow</w:t>
-      </w:r>
-      <w:proofErr w:type="spellEnd"/>
-      <w:r>
-        <w:t xml:space="preserve"> monitoring and </w:t>
-      </w:r>
-      <w:proofErr w:type="spellStart"/>
-      <w:r>
-        <w:t>changing</w:t>
-      </w:r>
-      <w:proofErr w:type="spellEnd"/>
-      <w:r>
-        <w:t xml:space="preserve"> </w:t>
-      </w:r>
-      <w:proofErr w:type="spellStart"/>
-      <w:r>
-        <w:t>displayed</w:t>
-      </w:r>
-      <w:proofErr w:type="spellEnd"/>
-      <w:r>
-        <w:t xml:space="preserve"> </w:t>
-      </w:r>
-      <w:proofErr w:type="spellStart"/>
-      <w:r>
-        <w:t>symbols</w:t>
-      </w:r>
-      <w:proofErr w:type="spellEnd"/>
-      <w:r>
-        <w:t xml:space="preserve">, </w:t>
-      </w:r>
-      <w:proofErr w:type="spellStart"/>
-      <w:r>
-        <w:t>texts</w:t>
-      </w:r>
-      <w:proofErr w:type="spellEnd"/>
-      <w:r>
-        <w:t xml:space="preserve"> on VMS </w:t>
+        <w:t>Management of VMS display part</w:t>
+      </w:r>
+      <w:r>
+        <w:t xml:space="preserve">: Must allow monitoring and changing displayed symbols, texts on VMS </w:t>
       </w:r>
     </w:p>
     <w:p>
@@ -2522,146 +1353,10 @@
           <w:b/>
           <w:bCs/>
         </w:rPr>
-        <w:t xml:space="preserve">Monitoring </w:t>
-      </w:r>
-      <w:proofErr w:type="spellStart"/>
-      <w:r>
-        <w:rPr>
-          <w:b/>
-          <w:bCs/>
-        </w:rPr>
-        <w:t>of</w:t>
-      </w:r>
-      <w:proofErr w:type="spellEnd"/>
-      <w:r>
-        <w:rPr>
-          <w:b/>
-          <w:bCs/>
-        </w:rPr>
-        <w:t xml:space="preserve"> </w:t>
-      </w:r>
-      <w:proofErr w:type="spellStart"/>
-      <w:r>
-        <w:rPr>
-          <w:b/>
-          <w:bCs/>
-        </w:rPr>
-        <w:t>the</w:t>
-      </w:r>
-      <w:proofErr w:type="spellEnd"/>
-      <w:r>
-        <w:rPr>
-          <w:b/>
-          <w:bCs/>
-        </w:rPr>
-        <w:t xml:space="preserve"> VMS </w:t>
-      </w:r>
-      <w:proofErr w:type="spellStart"/>
-      <w:r>
-        <w:rPr>
-          <w:b/>
-          <w:bCs/>
-        </w:rPr>
-        <w:t>door</w:t>
-      </w:r>
-      <w:proofErr w:type="spellEnd"/>
-      <w:r>
-        <w:rPr>
-          <w:b/>
-          <w:bCs/>
-        </w:rPr>
-        <w:t xml:space="preserve"> part</w:t>
-      </w:r>
-      <w:r>
-        <w:t xml:space="preserve">: </w:t>
-      </w:r>
-      <w:proofErr w:type="spellStart"/>
-      <w:r>
-        <w:t>Must</w:t>
-      </w:r>
-      <w:proofErr w:type="spellEnd"/>
-      <w:r>
-        <w:t xml:space="preserve"> </w:t>
-      </w:r>
-      <w:proofErr w:type="spellStart"/>
-      <w:r>
-        <w:t>provide</w:t>
-      </w:r>
-      <w:proofErr w:type="spellEnd"/>
-      <w:r>
-        <w:t xml:space="preserve"> </w:t>
-      </w:r>
-      <w:proofErr w:type="spellStart"/>
-      <w:r>
-        <w:t>information</w:t>
-      </w:r>
-      <w:proofErr w:type="spellEnd"/>
-      <w:r>
-        <w:t xml:space="preserve"> </w:t>
-      </w:r>
-      <w:proofErr w:type="spellStart"/>
-      <w:r>
-        <w:t>about</w:t>
-      </w:r>
-      <w:proofErr w:type="spellEnd"/>
-      <w:r>
-        <w:t xml:space="preserve"> </w:t>
-      </w:r>
-      <w:proofErr w:type="spellStart"/>
-      <w:r>
-        <w:t>the</w:t>
-      </w:r>
-      <w:proofErr w:type="spellEnd"/>
-      <w:r>
-        <w:t xml:space="preserve"> </w:t>
-      </w:r>
-      <w:proofErr w:type="spellStart"/>
-      <w:r>
-        <w:t>opening</w:t>
-      </w:r>
-      <w:proofErr w:type="spellEnd"/>
-      <w:r>
-        <w:t>/</w:t>
-      </w:r>
-      <w:proofErr w:type="spellStart"/>
-      <w:r>
-        <w:t>closing</w:t>
-      </w:r>
-      <w:proofErr w:type="spellEnd"/>
-      <w:r>
-        <w:t xml:space="preserve"> </w:t>
-      </w:r>
-      <w:proofErr w:type="spellStart"/>
-      <w:r>
-        <w:t>of</w:t>
-      </w:r>
-      <w:proofErr w:type="spellEnd"/>
-      <w:r>
-        <w:t xml:space="preserve"> </w:t>
-      </w:r>
-      <w:proofErr w:type="spellStart"/>
-      <w:r>
-        <w:t>the</w:t>
-      </w:r>
-      <w:proofErr w:type="spellEnd"/>
-      <w:r>
-        <w:t xml:space="preserve"> VMS </w:t>
-      </w:r>
-      <w:proofErr w:type="spellStart"/>
-      <w:r>
-        <w:t>cabinet</w:t>
-      </w:r>
-      <w:proofErr w:type="spellEnd"/>
-      <w:r>
-        <w:t xml:space="preserve"> </w:t>
-      </w:r>
-      <w:proofErr w:type="spellStart"/>
-      <w:r>
-        <w:t>door</w:t>
-      </w:r>
-      <w:proofErr w:type="spellEnd"/>
-      <w:r>
-        <w:t xml:space="preserve"> </w:t>
+        <w:t>Monitoring of the VMS door part</w:t>
+      </w:r>
+      <w:r>
+        <w:t xml:space="preserve">: Must provide information about the opening/closing of the VMS cabinet door </w:t>
       </w:r>
     </w:p>
     <w:p>
@@ -2680,139 +1375,10 @@
           <w:b/>
           <w:bCs/>
         </w:rPr>
-        <w:t xml:space="preserve">Monitoring </w:t>
-      </w:r>
-      <w:proofErr w:type="spellStart"/>
-      <w:r>
-        <w:rPr>
-          <w:b/>
-          <w:bCs/>
-        </w:rPr>
-        <w:t>of</w:t>
-      </w:r>
-      <w:proofErr w:type="spellEnd"/>
-      <w:r>
-        <w:rPr>
-          <w:b/>
-          <w:bCs/>
-        </w:rPr>
-        <w:t xml:space="preserve"> </w:t>
-      </w:r>
-      <w:proofErr w:type="spellStart"/>
-      <w:r>
-        <w:rPr>
-          <w:b/>
-          <w:bCs/>
-        </w:rPr>
-        <w:t>mains</w:t>
-      </w:r>
-      <w:proofErr w:type="spellEnd"/>
-      <w:r>
-        <w:rPr>
-          <w:b/>
-          <w:bCs/>
-        </w:rPr>
-        <w:t xml:space="preserve"> </w:t>
-      </w:r>
-      <w:proofErr w:type="spellStart"/>
-      <w:r>
-        <w:rPr>
-          <w:b/>
-          <w:bCs/>
-        </w:rPr>
-        <w:t>power</w:t>
-      </w:r>
-      <w:proofErr w:type="spellEnd"/>
-      <w:r>
-        <w:rPr>
-          <w:b/>
-          <w:bCs/>
-        </w:rPr>
-        <w:t xml:space="preserve"> </w:t>
-      </w:r>
-      <w:proofErr w:type="spellStart"/>
-      <w:r>
-        <w:rPr>
-          <w:b/>
-          <w:bCs/>
-        </w:rPr>
-        <w:t>supply</w:t>
-      </w:r>
-      <w:proofErr w:type="spellEnd"/>
-      <w:r>
-        <w:t xml:space="preserve">: </w:t>
-      </w:r>
-      <w:proofErr w:type="spellStart"/>
-      <w:r>
-        <w:t>Must</w:t>
-      </w:r>
-      <w:proofErr w:type="spellEnd"/>
-      <w:r>
-        <w:t xml:space="preserve"> </w:t>
-      </w:r>
-      <w:proofErr w:type="spellStart"/>
-      <w:r>
-        <w:t>provide</w:t>
-      </w:r>
-      <w:proofErr w:type="spellEnd"/>
-      <w:r>
-        <w:t xml:space="preserve"> </w:t>
-      </w:r>
-      <w:proofErr w:type="spellStart"/>
-      <w:r>
-        <w:t>information</w:t>
-      </w:r>
-      <w:proofErr w:type="spellEnd"/>
-      <w:r>
-        <w:t xml:space="preserve"> </w:t>
-      </w:r>
-      <w:proofErr w:type="spellStart"/>
-      <w:r>
-        <w:t>about</w:t>
-      </w:r>
-      <w:proofErr w:type="spellEnd"/>
-      <w:r>
-        <w:t xml:space="preserve"> </w:t>
-      </w:r>
-      <w:proofErr w:type="spellStart"/>
-      <w:r>
-        <w:t>the</w:t>
-      </w:r>
-      <w:proofErr w:type="spellEnd"/>
-      <w:r>
-        <w:t xml:space="preserve"> status </w:t>
-      </w:r>
-      <w:proofErr w:type="spellStart"/>
-      <w:r>
-        <w:t>of</w:t>
-      </w:r>
-      <w:proofErr w:type="spellEnd"/>
-      <w:r>
-        <w:t xml:space="preserve"> </w:t>
-      </w:r>
-      <w:proofErr w:type="spellStart"/>
-      <w:r>
-        <w:t>mains</w:t>
-      </w:r>
-      <w:proofErr w:type="spellEnd"/>
-      <w:r>
-        <w:t xml:space="preserve"> </w:t>
-      </w:r>
-      <w:proofErr w:type="spellStart"/>
-      <w:r>
-        <w:t>power</w:t>
-      </w:r>
-      <w:proofErr w:type="spellEnd"/>
-      <w:r>
-        <w:t xml:space="preserve"> </w:t>
-      </w:r>
-      <w:proofErr w:type="spellStart"/>
-      <w:r>
-        <w:t>supply</w:t>
-      </w:r>
-      <w:proofErr w:type="spellEnd"/>
-      <w:r>
-        <w:t xml:space="preserve"> </w:t>
+        <w:t>Monitoring of mains power supply</w:t>
+      </w:r>
+      <w:r>
+        <w:t xml:space="preserve">: Must provide information about the status of mains power supply </w:t>
       </w:r>
     </w:p>
     <w:p>
@@ -2831,162 +1397,10 @@
           <w:b/>
           <w:bCs/>
         </w:rPr>
-        <w:t xml:space="preserve">Monitoring </w:t>
-      </w:r>
-      <w:proofErr w:type="spellStart"/>
-      <w:r>
-        <w:rPr>
-          <w:b/>
-          <w:bCs/>
-        </w:rPr>
-        <w:t>of</w:t>
-      </w:r>
-      <w:proofErr w:type="spellEnd"/>
-      <w:r>
-        <w:rPr>
-          <w:b/>
-          <w:bCs/>
-        </w:rPr>
-        <w:t xml:space="preserve"> </w:t>
-      </w:r>
-      <w:proofErr w:type="spellStart"/>
-      <w:r>
-        <w:rPr>
-          <w:b/>
-          <w:bCs/>
-        </w:rPr>
-        <w:t>power</w:t>
-      </w:r>
-      <w:proofErr w:type="spellEnd"/>
-      <w:r>
-        <w:rPr>
-          <w:b/>
-          <w:bCs/>
-        </w:rPr>
-        <w:t xml:space="preserve"> </w:t>
-      </w:r>
-      <w:proofErr w:type="spellStart"/>
-      <w:r>
-        <w:rPr>
-          <w:b/>
-          <w:bCs/>
-        </w:rPr>
-        <w:t>supply</w:t>
-      </w:r>
-      <w:proofErr w:type="spellEnd"/>
-      <w:r>
-        <w:rPr>
-          <w:b/>
-          <w:bCs/>
-        </w:rPr>
-        <w:t xml:space="preserve"> status</w:t>
-      </w:r>
-      <w:r>
-        <w:t xml:space="preserve">: </w:t>
-      </w:r>
-      <w:proofErr w:type="spellStart"/>
-      <w:r>
-        <w:t>Must</w:t>
-      </w:r>
-      <w:proofErr w:type="spellEnd"/>
-      <w:r>
-        <w:t xml:space="preserve"> </w:t>
-      </w:r>
-      <w:proofErr w:type="spellStart"/>
-      <w:r>
-        <w:t>provide</w:t>
-      </w:r>
-      <w:proofErr w:type="spellEnd"/>
-      <w:r>
-        <w:t xml:space="preserve"> </w:t>
-      </w:r>
-      <w:proofErr w:type="spellStart"/>
-      <w:r>
-        <w:t>information</w:t>
-      </w:r>
-      <w:proofErr w:type="spellEnd"/>
-      <w:r>
-        <w:t xml:space="preserve"> </w:t>
-      </w:r>
-      <w:proofErr w:type="spellStart"/>
-      <w:r>
-        <w:t>about</w:t>
-      </w:r>
-      <w:proofErr w:type="spellEnd"/>
-      <w:r>
-        <w:t xml:space="preserve"> </w:t>
-      </w:r>
-      <w:proofErr w:type="spellStart"/>
-      <w:r>
-        <w:t>the</w:t>
-      </w:r>
-      <w:proofErr w:type="spellEnd"/>
-      <w:r>
-        <w:t xml:space="preserve"> </w:t>
-      </w:r>
-      <w:proofErr w:type="spellStart"/>
-      <w:r>
-        <w:t>method</w:t>
-      </w:r>
-      <w:proofErr w:type="spellEnd"/>
-      <w:r>
-        <w:t xml:space="preserve"> </w:t>
-      </w:r>
-      <w:proofErr w:type="spellStart"/>
-      <w:r>
-        <w:t>of</w:t>
-      </w:r>
-      <w:proofErr w:type="spellEnd"/>
-      <w:r>
-        <w:t xml:space="preserve"> VMS </w:t>
-      </w:r>
-      <w:proofErr w:type="spellStart"/>
-      <w:r>
-        <w:t>power</w:t>
-      </w:r>
-      <w:proofErr w:type="spellEnd"/>
-      <w:r>
-        <w:t xml:space="preserve"> </w:t>
-      </w:r>
-      <w:proofErr w:type="spellStart"/>
-      <w:r>
-        <w:t>supply</w:t>
-      </w:r>
-      <w:proofErr w:type="spellEnd"/>
-      <w:r>
-        <w:t xml:space="preserve"> (</w:t>
-      </w:r>
-      <w:proofErr w:type="spellStart"/>
-      <w:r>
-        <w:t>from</w:t>
-      </w:r>
-      <w:proofErr w:type="spellEnd"/>
-      <w:r>
-        <w:t xml:space="preserve"> </w:t>
-      </w:r>
-      <w:proofErr w:type="spellStart"/>
-      <w:r>
-        <w:t>mains</w:t>
-      </w:r>
-      <w:proofErr w:type="spellEnd"/>
-      <w:r>
-        <w:t xml:space="preserve">, </w:t>
-      </w:r>
-      <w:proofErr w:type="spellStart"/>
-      <w:r>
-        <w:t>from</w:t>
-      </w:r>
-      <w:proofErr w:type="spellEnd"/>
-      <w:r>
-        <w:t xml:space="preserve"> </w:t>
-      </w:r>
-      <w:proofErr w:type="spellStart"/>
-      <w:r>
-        <w:t>batteries</w:t>
-      </w:r>
-      <w:proofErr w:type="spellEnd"/>
-      <w:r>
-        <w:t>)</w:t>
+        <w:t>Monitoring of power supply status</w:t>
+      </w:r>
+      <w:r>
+        <w:t>: Must provide information about the method of VMS power supply (from mains, from batteries)</w:t>
       </w:r>
     </w:p>
     <w:p>
@@ -3036,86 +1450,10 @@
         <w:rPr>
           <w:b/>
         </w:rPr>
-        <w:t xml:space="preserve">8.8.1 – </w:t>
-      </w:r>
-      <w:proofErr w:type="spellStart"/>
-      <w:r>
-        <w:rPr>
-          <w:b/>
-        </w:rPr>
-        <w:t>Definition</w:t>
-      </w:r>
-      <w:proofErr w:type="spellEnd"/>
-      <w:r>
-        <w:rPr>
-          <w:b/>
-        </w:rPr>
-        <w:t xml:space="preserve"> </w:t>
-      </w:r>
-      <w:proofErr w:type="spellStart"/>
-      <w:r>
-        <w:rPr>
-          <w:b/>
-        </w:rPr>
-        <w:t>of</w:t>
-      </w:r>
-      <w:proofErr w:type="spellEnd"/>
-      <w:r>
-        <w:rPr>
-          <w:b/>
-        </w:rPr>
-        <w:t xml:space="preserve"> LED matrix</w:t>
-      </w:r>
-      <w:r>
-        <w:t xml:space="preserve"> (</w:t>
-      </w:r>
-      <w:proofErr w:type="spellStart"/>
-      <w:r>
-        <w:t>monitors</w:t>
-      </w:r>
-      <w:proofErr w:type="spellEnd"/>
-      <w:r>
-        <w:t xml:space="preserve"> </w:t>
-      </w:r>
-      <w:proofErr w:type="spellStart"/>
-      <w:r>
-        <w:t>the</w:t>
-      </w:r>
-      <w:proofErr w:type="spellEnd"/>
-      <w:r>
-        <w:t xml:space="preserve"> </w:t>
-      </w:r>
-      <w:proofErr w:type="spellStart"/>
-      <w:r>
-        <w:t>current</w:t>
-      </w:r>
-      <w:proofErr w:type="spellEnd"/>
-      <w:r>
-        <w:t xml:space="preserve"> status </w:t>
-      </w:r>
-      <w:proofErr w:type="spellStart"/>
-      <w:r>
-        <w:t>of</w:t>
-      </w:r>
-      <w:proofErr w:type="spellEnd"/>
-      <w:r>
-        <w:t xml:space="preserve"> </w:t>
-      </w:r>
-      <w:proofErr w:type="spellStart"/>
-      <w:r>
-        <w:t>each</w:t>
-      </w:r>
-      <w:proofErr w:type="spellEnd"/>
-      <w:r>
-        <w:t xml:space="preserve"> LED in </w:t>
-      </w:r>
-      <w:proofErr w:type="spellStart"/>
-      <w:r>
-        <w:t>the</w:t>
-      </w:r>
-      <w:proofErr w:type="spellEnd"/>
-      <w:r>
-        <w:t xml:space="preserve"> matrix)</w:t>
+        <w:t>8.8.1 – Definition of LED matrix</w:t>
+      </w:r>
+      <w:r>
+        <w:t xml:space="preserve"> (monitors the current status of each LED in the matrix)</w:t>
       </w:r>
     </w:p>
     <w:p>
@@ -3133,120 +1471,10 @@
         <w:rPr>
           <w:b/>
         </w:rPr>
-        <w:t xml:space="preserve">8.8.2 – Data </w:t>
-      </w:r>
-      <w:proofErr w:type="spellStart"/>
-      <w:r>
-        <w:rPr>
-          <w:b/>
-        </w:rPr>
-        <w:t>exchange</w:t>
-      </w:r>
-      <w:proofErr w:type="spellEnd"/>
-      <w:r>
-        <w:rPr>
-          <w:b/>
-        </w:rPr>
-        <w:t xml:space="preserve"> </w:t>
-      </w:r>
-      <w:proofErr w:type="spellStart"/>
-      <w:r>
-        <w:rPr>
-          <w:b/>
-        </w:rPr>
-        <w:t>requirements</w:t>
-      </w:r>
-      <w:proofErr w:type="spellEnd"/>
-      <w:r>
-        <w:t xml:space="preserve"> (</w:t>
-      </w:r>
-      <w:proofErr w:type="spellStart"/>
-      <w:r>
-        <w:t>provides</w:t>
-      </w:r>
-      <w:proofErr w:type="spellEnd"/>
-      <w:r>
-        <w:t xml:space="preserve"> </w:t>
-      </w:r>
-      <w:proofErr w:type="spellStart"/>
-      <w:r>
-        <w:t>information</w:t>
-      </w:r>
-      <w:proofErr w:type="spellEnd"/>
-      <w:r>
-        <w:t xml:space="preserve"> </w:t>
-      </w:r>
-      <w:proofErr w:type="spellStart"/>
-      <w:r>
-        <w:t>about</w:t>
-      </w:r>
-      <w:proofErr w:type="spellEnd"/>
-      <w:r>
-        <w:t xml:space="preserve"> pixel </w:t>
-      </w:r>
-      <w:proofErr w:type="spellStart"/>
-      <w:r>
-        <w:t>size</w:t>
-      </w:r>
-      <w:proofErr w:type="spellEnd"/>
-      <w:r>
-        <w:t xml:space="preserve">, LED </w:t>
-      </w:r>
-      <w:proofErr w:type="spellStart"/>
-      <w:r>
-        <w:t>pitch</w:t>
-      </w:r>
-      <w:proofErr w:type="spellEnd"/>
-      <w:r>
-        <w:t xml:space="preserve">, </w:t>
-      </w:r>
-      <w:proofErr w:type="spellStart"/>
-      <w:r>
-        <w:t>must</w:t>
-      </w:r>
-      <w:proofErr w:type="spellEnd"/>
-      <w:r>
-        <w:t xml:space="preserve"> </w:t>
-      </w:r>
-      <w:proofErr w:type="spellStart"/>
-      <w:r>
-        <w:t>allow</w:t>
-      </w:r>
-      <w:proofErr w:type="spellEnd"/>
-      <w:r>
-        <w:t xml:space="preserve"> </w:t>
-      </w:r>
-      <w:proofErr w:type="spellStart"/>
-      <w:r>
-        <w:t>diagnostics</w:t>
-      </w:r>
-      <w:proofErr w:type="spellEnd"/>
-      <w:r>
-        <w:t xml:space="preserve"> to </w:t>
-      </w:r>
-      <w:proofErr w:type="spellStart"/>
-      <w:r>
-        <w:t>determine</w:t>
-      </w:r>
-      <w:proofErr w:type="spellEnd"/>
-      <w:r>
-        <w:t xml:space="preserve"> </w:t>
-      </w:r>
-      <w:proofErr w:type="spellStart"/>
-      <w:r>
-        <w:t>faulty</w:t>
-      </w:r>
-      <w:proofErr w:type="spellEnd"/>
-      <w:r>
-        <w:t xml:space="preserve"> </w:t>
-      </w:r>
-      <w:proofErr w:type="spellStart"/>
-      <w:r>
-        <w:t>LEDs</w:t>
-      </w:r>
-      <w:proofErr w:type="spellEnd"/>
-      <w:r>
-        <w:t>)</w:t>
+        <w:t>8.8.2 – Data exchange requirements</w:t>
+      </w:r>
+      <w:r>
+        <w:t xml:space="preserve"> (provides information about pixel size, LED pitch, must allow diagnostics to determine faulty LEDs)</w:t>
       </w:r>
     </w:p>
     <w:p>
@@ -3271,162 +1499,10 @@
         <w:rPr>
           <w:b/>
         </w:rPr>
-        <w:t xml:space="preserve">.3 – Reliability </w:t>
-      </w:r>
-      <w:proofErr w:type="spellStart"/>
-      <w:r>
-        <w:rPr>
-          <w:b/>
-        </w:rPr>
-        <w:t>of</w:t>
-      </w:r>
-      <w:proofErr w:type="spellEnd"/>
-      <w:r>
-        <w:rPr>
-          <w:b/>
-        </w:rPr>
-        <w:t xml:space="preserve"> </w:t>
-      </w:r>
-      <w:proofErr w:type="spellStart"/>
-      <w:r>
-        <w:rPr>
-          <w:b/>
-        </w:rPr>
-        <w:t>individual</w:t>
-      </w:r>
-      <w:proofErr w:type="spellEnd"/>
-      <w:r>
-        <w:rPr>
-          <w:b/>
-        </w:rPr>
-        <w:t xml:space="preserve"> </w:t>
-      </w:r>
-      <w:proofErr w:type="spellStart"/>
-      <w:r>
-        <w:rPr>
-          <w:b/>
-        </w:rPr>
-        <w:t>LEDs</w:t>
-      </w:r>
-      <w:proofErr w:type="spellEnd"/>
-      <w:r>
-        <w:rPr>
-          <w:b/>
-        </w:rPr>
-        <w:t xml:space="preserve"> in </w:t>
-      </w:r>
-      <w:proofErr w:type="spellStart"/>
-      <w:r>
-        <w:rPr>
-          <w:b/>
-        </w:rPr>
-        <w:t>the</w:t>
-      </w:r>
-      <w:proofErr w:type="spellEnd"/>
-      <w:r>
-        <w:rPr>
-          <w:b/>
-        </w:rPr>
-        <w:t xml:space="preserve"> matrix</w:t>
-      </w:r>
-      <w:r>
-        <w:t xml:space="preserve"> (</w:t>
-      </w:r>
-      <w:proofErr w:type="spellStart"/>
-      <w:r>
-        <w:t>the</w:t>
-      </w:r>
-      <w:proofErr w:type="spellEnd"/>
-      <w:r>
-        <w:t xml:space="preserve"> </w:t>
-      </w:r>
-      <w:proofErr w:type="spellStart"/>
-      <w:r>
-        <w:t>device</w:t>
-      </w:r>
-      <w:proofErr w:type="spellEnd"/>
-      <w:r>
-        <w:t xml:space="preserve"> </w:t>
-      </w:r>
-      <w:proofErr w:type="spellStart"/>
-      <w:r>
-        <w:t>must</w:t>
-      </w:r>
-      <w:proofErr w:type="spellEnd"/>
-      <w:r>
-        <w:t xml:space="preserve"> monitor </w:t>
-      </w:r>
-      <w:proofErr w:type="spellStart"/>
-      <w:r>
-        <w:t>each</w:t>
-      </w:r>
-      <w:proofErr w:type="spellEnd"/>
-      <w:r>
-        <w:t xml:space="preserve"> LED in </w:t>
-      </w:r>
-      <w:proofErr w:type="spellStart"/>
-      <w:r>
-        <w:t>the</w:t>
-      </w:r>
-      <w:proofErr w:type="spellEnd"/>
-      <w:r>
-        <w:t xml:space="preserve"> matrix, </w:t>
-      </w:r>
-      <w:proofErr w:type="spellStart"/>
-      <w:r>
-        <w:t>each</w:t>
-      </w:r>
-      <w:proofErr w:type="spellEnd"/>
-      <w:r>
-        <w:t xml:space="preserve"> LED </w:t>
-      </w:r>
-      <w:proofErr w:type="spellStart"/>
-      <w:r>
-        <w:t>must</w:t>
-      </w:r>
-      <w:proofErr w:type="spellEnd"/>
-      <w:r>
-        <w:t xml:space="preserve"> </w:t>
-      </w:r>
-      <w:proofErr w:type="spellStart"/>
-      <w:r>
-        <w:t>ensure</w:t>
-      </w:r>
-      <w:proofErr w:type="spellEnd"/>
-      <w:r>
-        <w:t xml:space="preserve"> display in 16,777,216 </w:t>
-      </w:r>
-      <w:proofErr w:type="spellStart"/>
-      <w:r>
-        <w:t>colors</w:t>
-      </w:r>
-      <w:proofErr w:type="spellEnd"/>
-      <w:r>
-        <w:t xml:space="preserve"> </w:t>
-      </w:r>
-      <w:proofErr w:type="spellStart"/>
-      <w:r>
-        <w:t>of</w:t>
-      </w:r>
-      <w:proofErr w:type="spellEnd"/>
-      <w:r>
-        <w:t xml:space="preserve"> </w:t>
-      </w:r>
-      <w:proofErr w:type="spellStart"/>
-      <w:r>
-        <w:t>the</w:t>
-      </w:r>
-      <w:proofErr w:type="spellEnd"/>
-      <w:r>
-        <w:t xml:space="preserve"> RGB </w:t>
-      </w:r>
-      <w:proofErr w:type="spellStart"/>
-      <w:r>
-        <w:t>spectrum</w:t>
-      </w:r>
-      <w:proofErr w:type="spellEnd"/>
-      <w:r>
-        <w:t>)</w:t>
+        <w:t>.3 – Reliability of individual LEDs in the matrix</w:t>
+      </w:r>
+      <w:r>
+        <w:t xml:space="preserve"> (the device must monitor each LED in the matrix, each LED must ensure display in 16,777,216 colors of the RGB spectrum)</w:t>
       </w:r>
     </w:p>
     <w:p>
@@ -3452,179 +1528,25 @@
         <w:jc w:val="both"/>
       </w:pPr>
       <w:r>
-        <w:t xml:space="preserve">A </w:t>
-      </w:r>
-      <w:proofErr w:type="spellStart"/>
-      <w:r>
-        <w:t>short</w:t>
-      </w:r>
-      <w:proofErr w:type="spellEnd"/>
+        <w:t>A short chapter on half a page defines communication between VMS and the client (center/local computer) for processes:</w:t>
+      </w:r>
       <w:r>
         <w:t xml:space="preserve"> </w:t>
       </w:r>
-      <w:proofErr w:type="spellStart"/>
-      <w:r>
-        <w:t>chapter</w:t>
-      </w:r>
-      <w:proofErr w:type="spellEnd"/>
-      <w:r>
-        <w:t xml:space="preserve"> on </w:t>
-      </w:r>
-      <w:proofErr w:type="spellStart"/>
-      <w:r>
-        <w:t>half</w:t>
-      </w:r>
-      <w:proofErr w:type="spellEnd"/>
-      <w:r>
-        <w:t xml:space="preserve"> a </w:t>
-      </w:r>
-      <w:proofErr w:type="spellStart"/>
-      <w:r>
-        <w:t>page</w:t>
-      </w:r>
-      <w:proofErr w:type="spellEnd"/>
-      <w:r>
-        <w:t xml:space="preserve"> </w:t>
-      </w:r>
-      <w:proofErr w:type="spellStart"/>
-      <w:r>
-        <w:t>defines</w:t>
-      </w:r>
-      <w:proofErr w:type="spellEnd"/>
-      <w:r>
-        <w:t xml:space="preserve"> </w:t>
-      </w:r>
-      <w:proofErr w:type="spellStart"/>
-      <w:r>
-        <w:t>communication</w:t>
-      </w:r>
-      <w:proofErr w:type="spellEnd"/>
-      <w:r>
-        <w:t xml:space="preserve"> </w:t>
-      </w:r>
-      <w:proofErr w:type="spellStart"/>
-      <w:r>
-        <w:t>between</w:t>
-      </w:r>
-      <w:proofErr w:type="spellEnd"/>
-      <w:r>
-        <w:t xml:space="preserve"> VMS and </w:t>
-      </w:r>
-      <w:proofErr w:type="spellStart"/>
-      <w:r>
-        <w:t>the</w:t>
-      </w:r>
-      <w:proofErr w:type="spellEnd"/>
-      <w:r>
-        <w:t xml:space="preserve"> </w:t>
-      </w:r>
-      <w:proofErr w:type="spellStart"/>
-      <w:r>
-        <w:t>client</w:t>
-      </w:r>
-      <w:proofErr w:type="spellEnd"/>
-      <w:r>
-        <w:t xml:space="preserve"> (center/</w:t>
-      </w:r>
-      <w:proofErr w:type="spellStart"/>
-      <w:r>
-        <w:t>local</w:t>
-      </w:r>
-      <w:proofErr w:type="spellEnd"/>
-      <w:r>
-        <w:t xml:space="preserve"> </w:t>
-      </w:r>
-      <w:proofErr w:type="spellStart"/>
-      <w:r>
-        <w:t>computer</w:t>
-      </w:r>
-      <w:proofErr w:type="spellEnd"/>
-      <w:r>
-        <w:t xml:space="preserve">) </w:t>
-      </w:r>
-      <w:proofErr w:type="spellStart"/>
-      <w:r>
-        <w:t>for</w:t>
-      </w:r>
-      <w:proofErr w:type="spellEnd"/>
-      <w:r>
-        <w:t xml:space="preserve"> </w:t>
-      </w:r>
-      <w:proofErr w:type="spellStart"/>
-      <w:r>
-        <w:t>processes</w:t>
-      </w:r>
-      <w:proofErr w:type="spellEnd"/>
-      <w:r>
-        <w:t>:</w:t>
-      </w:r>
-      <w:r>
-        <w:t xml:space="preserve"> </w:t>
-      </w:r>
-      <w:proofErr w:type="spellStart"/>
-      <w:r>
-        <w:t>Reading</w:t>
-      </w:r>
-      <w:proofErr w:type="spellEnd"/>
-      <w:r>
-        <w:t xml:space="preserve"> data </w:t>
-      </w:r>
-      <w:proofErr w:type="spellStart"/>
-      <w:r>
-        <w:t>from</w:t>
-      </w:r>
-      <w:proofErr w:type="spellEnd"/>
-      <w:r>
-        <w:t xml:space="preserve"> VMS</w:t>
+      <w:r>
+        <w:t>Reading data from VMS</w:t>
       </w:r>
       <w:r>
         <w:t xml:space="preserve"> and </w:t>
       </w:r>
-      <w:proofErr w:type="spellStart"/>
-      <w:r>
-        <w:t>Writing</w:t>
-      </w:r>
-      <w:proofErr w:type="spellEnd"/>
-      <w:r>
-        <w:t xml:space="preserve"> data to VMS</w:t>
+      <w:r>
+        <w:t>Writing data to VMS</w:t>
       </w:r>
       <w:r>
         <w:t xml:space="preserve">. </w:t>
       </w:r>
       <w:r>
-        <w:t xml:space="preserve">In </w:t>
-      </w:r>
-      <w:proofErr w:type="spellStart"/>
-      <w:r>
-        <w:t>both</w:t>
-      </w:r>
-      <w:proofErr w:type="spellEnd"/>
-      <w:r>
-        <w:t xml:space="preserve"> </w:t>
-      </w:r>
-      <w:proofErr w:type="spellStart"/>
-      <w:r>
-        <w:t>processes</w:t>
-      </w:r>
-      <w:proofErr w:type="spellEnd"/>
-      <w:r>
-        <w:t xml:space="preserve">, </w:t>
-      </w:r>
-      <w:proofErr w:type="spellStart"/>
-      <w:r>
-        <w:t>the</w:t>
-      </w:r>
-      <w:proofErr w:type="spellEnd"/>
-      <w:r>
-        <w:t xml:space="preserve"> </w:t>
-      </w:r>
-      <w:proofErr w:type="spellStart"/>
-      <w:r>
-        <w:t>chapter</w:t>
-      </w:r>
-      <w:proofErr w:type="spellEnd"/>
-      <w:r>
-        <w:t xml:space="preserve"> refers to the already mentioned standard 22741-1.</w:t>
+        <w:t>In both processes, the chapter refers to the already mentioned standard 22741-1.</w:t>
       </w:r>
     </w:p>
     <w:p>
